--- a/documentation/unescoproject.docx
+++ b/documentation/unescoproject.docx
@@ -1135,7 +1135,32 @@
           <w:color w:val="333333"/>
           <w:sz w:val="22"/>
         </w:rPr>
-        <w:t>3.2   Success Metrics</w:t>
+        <w:t>3.2   Secondary Objectives</w:t>
+      </w:r>
+      <w:r>
+        <w:rPr>
+          <w:rFonts w:ascii="Calibri" w:hAnsi="Calibri"/>
+          <w:b w:val="0"/>
+          <w:i w:val="0"/>
+          <w:color w:val="555555"/>
+          <w:sz w:val="22"/>
+        </w:rPr>
+        <w:t>................................  7</w:t>
+      </w:r>
+    </w:p>
+    <w:p>
+      <w:pPr>
+        <w:spacing w:after="40"/>
+      </w:pPr>
+      <w:r>
+        <w:rPr>
+          <w:rFonts w:ascii="Calibri" w:hAnsi="Calibri"/>
+          <w:b w:val="0"/>
+          <w:i w:val="0"/>
+          <w:color w:val="333333"/>
+          <w:sz w:val="22"/>
+        </w:rPr>
+        <w:t>3.3   Success Metrics</w:t>
       </w:r>
       <w:r>
         <w:rPr>
@@ -1160,7 +1185,7 @@
           <w:color w:val="1A376C"/>
           <w:sz w:val="22"/>
         </w:rPr>
-        <w:t>4   Proposed Solution</w:t>
+        <w:t>4   Target Audience</w:t>
       </w:r>
       <w:r>
         <w:rPr>
@@ -1170,7 +1195,7 @@
           <w:color w:val="555555"/>
           <w:sz w:val="22"/>
         </w:rPr>
-        <w:t>.....................................  7</w:t>
+        <w:t>.......................................  8</w:t>
       </w:r>
     </w:p>
     <w:p>
@@ -1185,7 +1210,7 @@
           <w:color w:val="333333"/>
           <w:sz w:val="22"/>
         </w:rPr>
-        <w:t>4.1   The FeedWise Approach</w:t>
+        <w:t>4.1   Primary Users: Students &amp; Youth</w:t>
       </w:r>
       <w:r>
         <w:rPr>
@@ -1195,7 +1220,7 @@
           <w:color w:val="555555"/>
           <w:sz w:val="22"/>
         </w:rPr>
-        <w:t>...............................  7</w:t>
+        <w:t>.....................  8</w:t>
       </w:r>
     </w:p>
     <w:p>
@@ -1210,7 +1235,7 @@
           <w:color w:val="333333"/>
           <w:sz w:val="22"/>
         </w:rPr>
-        <w:t>4.2   Core Learning Loop</w:t>
+        <w:t>4.2   Secondary Users: Teachers &amp; Educators</w:t>
       </w:r>
       <w:r>
         <w:rPr>
@@ -1220,7 +1245,7 @@
           <w:color w:val="555555"/>
           <w:sz w:val="22"/>
         </w:rPr>
-        <w:t>..................................  7</w:t>
+        <w:t>...............  8</w:t>
       </w:r>
     </w:p>
     <w:p>
@@ -1235,7 +1260,7 @@
           <w:color w:val="333333"/>
           <w:sz w:val="22"/>
         </w:rPr>
-        <w:t>4.3   Key Differentiators</w:t>
+        <w:t>4.3   Tertiary Users: Administrators &amp; MIL Professionals</w:t>
       </w:r>
       <w:r>
         <w:rPr>
@@ -1245,7 +1270,7 @@
           <w:color w:val="555555"/>
           <w:sz w:val="22"/>
         </w:rPr>
-        <w:t>.................................  8</w:t>
+        <w:t>..  9</w:t>
       </w:r>
     </w:p>
     <w:p>
@@ -1255,12 +1280,12 @@
       <w:r>
         <w:rPr>
           <w:rFonts w:ascii="Calibri" w:hAnsi="Calibri"/>
-          <w:b/>
+          <w:b w:val="0"/>
           <w:i w:val="0"/>
-          <w:color w:val="1A376C"/>
+          <w:color w:val="333333"/>
           <w:sz w:val="22"/>
         </w:rPr>
-        <w:t>5   System Architecture</w:t>
+        <w:t>4.4   Audience Sizing &amp; Inclusion Strategy</w:t>
       </w:r>
       <w:r>
         <w:rPr>
@@ -1270,7 +1295,7 @@
           <w:color w:val="555555"/>
           <w:sz w:val="22"/>
         </w:rPr>
-        <w:t>...................................  8</w:t>
+        <w:t>................  9</w:t>
       </w:r>
     </w:p>
     <w:p>
@@ -1280,12 +1305,12 @@
       <w:r>
         <w:rPr>
           <w:rFonts w:ascii="Calibri" w:hAnsi="Calibri"/>
-          <w:b w:val="0"/>
+          <w:b/>
           <w:i w:val="0"/>
-          <w:color w:val="333333"/>
+          <w:color w:val="1A376C"/>
           <w:sz w:val="22"/>
         </w:rPr>
-        <w:t>5.1   High-Level Architecture</w:t>
+        <w:t>5   Proposed Solution</w:t>
       </w:r>
       <w:r>
         <w:rPr>
@@ -1295,7 +1320,7 @@
           <w:color w:val="555555"/>
           <w:sz w:val="22"/>
         </w:rPr>
-        <w:t>.............................  8</w:t>
+        <w:t>.....................................  10</w:t>
       </w:r>
     </w:p>
     <w:p>
@@ -1310,107 +1335,7 @@
           <w:color w:val="333333"/>
           <w:sz w:val="22"/>
         </w:rPr>
-        <w:t>5.2   Frontend Architecture</w:t>
-      </w:r>
-      <w:r>
-        <w:rPr>
-          <w:rFonts w:ascii="Calibri" w:hAnsi="Calibri"/>
-          <w:b w:val="0"/>
-          <w:i w:val="0"/>
-          <w:color w:val="555555"/>
-          <w:sz w:val="22"/>
-        </w:rPr>
-        <w:t>...............................  9</w:t>
-      </w:r>
-    </w:p>
-    <w:p>
-      <w:pPr>
-        <w:spacing w:after="40"/>
-      </w:pPr>
-      <w:r>
-        <w:rPr>
-          <w:rFonts w:ascii="Calibri" w:hAnsi="Calibri"/>
-          <w:b w:val="0"/>
-          <w:i w:val="0"/>
-          <w:color w:val="333333"/>
-          <w:sz w:val="22"/>
-        </w:rPr>
-        <w:t>5.3   Backend Architecture</w:t>
-      </w:r>
-      <w:r>
-        <w:rPr>
-          <w:rFonts w:ascii="Calibri" w:hAnsi="Calibri"/>
-          <w:b w:val="0"/>
-          <w:i w:val="0"/>
-          <w:color w:val="555555"/>
-          <w:sz w:val="22"/>
-        </w:rPr>
-        <w:t>................................  9</w:t>
-      </w:r>
-    </w:p>
-    <w:p>
-      <w:pPr>
-        <w:spacing w:after="40"/>
-      </w:pPr>
-      <w:r>
-        <w:rPr>
-          <w:rFonts w:ascii="Calibri" w:hAnsi="Calibri"/>
-          <w:b w:val="0"/>
-          <w:i w:val="0"/>
-          <w:color w:val="333333"/>
-          <w:sz w:val="22"/>
-        </w:rPr>
-        <w:t>5.4   AI Engine Architecture</w:t>
-      </w:r>
-      <w:r>
-        <w:rPr>
-          <w:rFonts w:ascii="Calibri" w:hAnsi="Calibri"/>
-          <w:b w:val="0"/>
-          <w:i w:val="0"/>
-          <w:color w:val="555555"/>
-          <w:sz w:val="22"/>
-        </w:rPr>
-        <w:t>..............................  10</w:t>
-      </w:r>
-    </w:p>
-    <w:p>
-      <w:pPr>
-        <w:spacing w:after="40"/>
-      </w:pPr>
-      <w:r>
-        <w:rPr>
-          <w:rFonts w:ascii="Calibri" w:hAnsi="Calibri"/>
-          <w:b/>
-          <w:i w:val="0"/>
-          <w:color w:val="1A376C"/>
-          <w:sz w:val="22"/>
-        </w:rPr>
-        <w:t>6   Major Components</w:t>
-      </w:r>
-      <w:r>
-        <w:rPr>
-          <w:rFonts w:ascii="Calibri" w:hAnsi="Calibri"/>
-          <w:b w:val="0"/>
-          <w:i w:val="0"/>
-          <w:color w:val="555555"/>
-          <w:sz w:val="22"/>
-        </w:rPr>
-        <w:t>......................................  10</w:t>
-      </w:r>
-    </w:p>
-    <w:p>
-      <w:pPr>
-        <w:spacing w:after="40"/>
-      </w:pPr>
-      <w:r>
-        <w:rPr>
-          <w:rFonts w:ascii="Calibri" w:hAnsi="Calibri"/>
-          <w:b w:val="0"/>
-          <w:i w:val="0"/>
-          <w:color w:val="333333"/>
-          <w:sz w:val="22"/>
-        </w:rPr>
-        <w:t>6.1   Simulated Social Feed</w:t>
+        <w:t>5.1   The FeedWise Approach</w:t>
       </w:r>
       <w:r>
         <w:rPr>
@@ -1435,7 +1360,7 @@
           <w:color w:val="333333"/>
           <w:sz w:val="22"/>
         </w:rPr>
-        <w:t>6.2   TrustLens Investigation Panel</w:t>
+        <w:t>5.2   Core Learning Loop</w:t>
       </w:r>
       <w:r>
         <w:rPr>
@@ -1445,7 +1370,7 @@
           <w:color w:val="555555"/>
           <w:sz w:val="22"/>
         </w:rPr>
-        <w:t>.......................  11</w:t>
+        <w:t>..................................  10</w:t>
       </w:r>
     </w:p>
     <w:p>
@@ -1460,7 +1385,7 @@
           <w:color w:val="333333"/>
           <w:sz w:val="22"/>
         </w:rPr>
-        <w:t>6.3   Decision &amp; Consequence Engine</w:t>
+        <w:t>5.3   Key Differentiators</w:t>
       </w:r>
       <w:r>
         <w:rPr>
@@ -1470,7 +1395,7 @@
           <w:color w:val="555555"/>
           <w:sz w:val="22"/>
         </w:rPr>
-        <w:t>.......................  11</w:t>
+        <w:t>.................................  11</w:t>
       </w:r>
     </w:p>
     <w:p>
@@ -1480,12 +1405,12 @@
       <w:r>
         <w:rPr>
           <w:rFonts w:ascii="Calibri" w:hAnsi="Calibri"/>
-          <w:b w:val="0"/>
+          <w:b/>
           <w:i w:val="0"/>
-          <w:color w:val="333333"/>
+          <w:color w:val="1A376C"/>
           <w:sz w:val="22"/>
         </w:rPr>
-        <w:t>6.4   MIL Academy</w:t>
+        <w:t>6   System Architecture</w:t>
       </w:r>
       <w:r>
         <w:rPr>
@@ -1495,7 +1420,7 @@
           <w:color w:val="555555"/>
           <w:sz w:val="22"/>
         </w:rPr>
-        <w:t>.........................................  11</w:t>
+        <w:t>...................................  11</w:t>
       </w:r>
     </w:p>
     <w:p>
@@ -1510,7 +1435,7 @@
           <w:color w:val="333333"/>
           <w:sz w:val="22"/>
         </w:rPr>
-        <w:t>6.5   Newsroom Mode</w:t>
+        <w:t>6.1   High-Level Architecture</w:t>
       </w:r>
       <w:r>
         <w:rPr>
@@ -1520,7 +1445,7 @@
           <w:color w:val="555555"/>
           <w:sz w:val="22"/>
         </w:rPr>
-        <w:t>.......................................  12</w:t>
+        <w:t>.............................  11</w:t>
       </w:r>
     </w:p>
     <w:p>
@@ -1535,7 +1460,7 @@
           <w:color w:val="333333"/>
           <w:sz w:val="22"/>
         </w:rPr>
-        <w:t>6.6   Skill Radar &amp; Progress System</w:t>
+        <w:t>6.2   Frontend Architecture</w:t>
       </w:r>
       <w:r>
         <w:rPr>
@@ -1545,7 +1470,7 @@
           <w:color w:val="555555"/>
           <w:sz w:val="22"/>
         </w:rPr>
-        <w:t>.......................  12</w:t>
+        <w:t>...............................  12</w:t>
       </w:r>
     </w:p>
     <w:p>
@@ -1560,7 +1485,7 @@
           <w:color w:val="333333"/>
           <w:sz w:val="22"/>
         </w:rPr>
-        <w:t>6.7   Badge &amp; Achievement System</w:t>
+        <w:t>6.3   Backend Architecture</w:t>
       </w:r>
       <w:r>
         <w:rPr>
@@ -1570,7 +1495,7 @@
           <w:color w:val="555555"/>
           <w:sz w:val="22"/>
         </w:rPr>
-        <w:t>..........................  12</w:t>
+        <w:t>................................  12</w:t>
       </w:r>
     </w:p>
     <w:p>
@@ -1585,57 +1510,7 @@
           <w:color w:val="333333"/>
           <w:sz w:val="22"/>
         </w:rPr>
-        <w:t>6.8   Community Submission Module</w:t>
-      </w:r>
-      <w:r>
-        <w:rPr>
-          <w:rFonts w:ascii="Calibri" w:hAnsi="Calibri"/>
-          <w:b w:val="0"/>
-          <w:i w:val="0"/>
-          <w:color w:val="555555"/>
-          <w:sz w:val="22"/>
-        </w:rPr>
-        <w:t>.........................  13</w:t>
-      </w:r>
-    </w:p>
-    <w:p>
-      <w:pPr>
-        <w:spacing w:after="40"/>
-      </w:pPr>
-      <w:r>
-        <w:rPr>
-          <w:rFonts w:ascii="Calibri" w:hAnsi="Calibri"/>
-          <w:b/>
-          <w:i w:val="0"/>
-          <w:color w:val="1A376C"/>
-          <w:sz w:val="22"/>
-        </w:rPr>
-        <w:t>7   User Roles</w:t>
-      </w:r>
-      <w:r>
-        <w:rPr>
-          <w:rFonts w:ascii="Calibri" w:hAnsi="Calibri"/>
-          <w:b w:val="0"/>
-          <w:i w:val="0"/>
-          <w:color w:val="555555"/>
-          <w:sz w:val="22"/>
-        </w:rPr>
-        <w:t>............................................  13</w:t>
-      </w:r>
-    </w:p>
-    <w:p>
-      <w:pPr>
-        <w:spacing w:after="40"/>
-      </w:pPr>
-      <w:r>
-        <w:rPr>
-          <w:rFonts w:ascii="Calibri" w:hAnsi="Calibri"/>
-          <w:b w:val="0"/>
-          <w:i w:val="0"/>
-          <w:color w:val="333333"/>
-          <w:sz w:val="22"/>
-        </w:rPr>
-        <w:t>7.1   General User (Student)</w:t>
+        <w:t>6.4   AI Engine Architecture</w:t>
       </w:r>
       <w:r>
         <w:rPr>
@@ -1655,12 +1530,12 @@
       <w:r>
         <w:rPr>
           <w:rFonts w:ascii="Calibri" w:hAnsi="Calibri"/>
-          <w:b w:val="0"/>
+          <w:b/>
           <w:i w:val="0"/>
-          <w:color w:val="333333"/>
+          <w:color w:val="1A376C"/>
           <w:sz w:val="22"/>
         </w:rPr>
-        <w:t>7.2   Teacher / Educator</w:t>
+        <w:t>7   Major Components</w:t>
       </w:r>
       <w:r>
         <w:rPr>
@@ -1670,7 +1545,7 @@
           <w:color w:val="555555"/>
           <w:sz w:val="22"/>
         </w:rPr>
-        <w:t>..................................  14</w:t>
+        <w:t>......................................  13</w:t>
       </w:r>
     </w:p>
     <w:p>
@@ -1685,7 +1560,7 @@
           <w:color w:val="333333"/>
           <w:sz w:val="22"/>
         </w:rPr>
-        <w:t>7.3   Administrator</w:t>
+        <w:t>7.1   Simulated Social Feed</w:t>
       </w:r>
       <w:r>
         <w:rPr>
@@ -1695,7 +1570,7 @@
           <w:color w:val="555555"/>
           <w:sz w:val="22"/>
         </w:rPr>
-        <w:t>.......................................  14</w:t>
+        <w:t>...............................  13</w:t>
       </w:r>
     </w:p>
     <w:p>
@@ -1710,7 +1585,7 @@
           <w:color w:val="333333"/>
           <w:sz w:val="22"/>
         </w:rPr>
-        <w:t>7.4   Reviewer / MIL Professional</w:t>
+        <w:t>7.2   TrustLens Investigation Panel</w:t>
       </w:r>
       <w:r>
         <w:rPr>
@@ -1720,7 +1595,7 @@
           <w:color w:val="555555"/>
           <w:sz w:val="22"/>
         </w:rPr>
-        <w:t>.........................  15</w:t>
+        <w:t>.......................  14</w:t>
       </w:r>
     </w:p>
     <w:p>
@@ -1735,7 +1610,7 @@
           <w:color w:val="333333"/>
           <w:sz w:val="22"/>
         </w:rPr>
-        <w:t>7.5   Role-Based Access Control</w:t>
+        <w:t>7.3   Decision &amp; Consequence Engine</w:t>
       </w:r>
       <w:r>
         <w:rPr>
@@ -1745,7 +1620,7 @@
           <w:color w:val="555555"/>
           <w:sz w:val="22"/>
         </w:rPr>
-        <w:t>...........................  15</w:t>
+        <w:t>.......................  14</w:t>
       </w:r>
     </w:p>
     <w:p>
@@ -1755,12 +1630,12 @@
       <w:r>
         <w:rPr>
           <w:rFonts w:ascii="Calibri" w:hAnsi="Calibri"/>
-          <w:b/>
+          <w:b w:val="0"/>
           <w:i w:val="0"/>
-          <w:color w:val="1A376C"/>
+          <w:color w:val="333333"/>
           <w:sz w:val="22"/>
         </w:rPr>
-        <w:t>8   Relational Database Schema</w:t>
+        <w:t>7.4   MIL Academy</w:t>
       </w:r>
       <w:r>
         <w:rPr>
@@ -1770,7 +1645,7 @@
           <w:color w:val="555555"/>
           <w:sz w:val="22"/>
         </w:rPr>
-        <w:t>............................  15</w:t>
+        <w:t>.........................................  14</w:t>
       </w:r>
     </w:p>
     <w:p>
@@ -1785,7 +1660,7 @@
           <w:color w:val="333333"/>
           <w:sz w:val="22"/>
         </w:rPr>
-        <w:t>8.1   Entity Relationship Overview</w:t>
+        <w:t>7.5   Newsroom Mode</w:t>
       </w:r>
       <w:r>
         <w:rPr>
@@ -1795,7 +1670,7 @@
           <w:color w:val="555555"/>
           <w:sz w:val="22"/>
         </w:rPr>
-        <w:t>........................  16</w:t>
+        <w:t>.......................................  15</w:t>
       </w:r>
     </w:p>
     <w:p>
@@ -1810,7 +1685,7 @@
           <w:color w:val="333333"/>
           <w:sz w:val="22"/>
         </w:rPr>
-        <w:t>8.2   Core Tables</w:t>
+        <w:t>7.6   Skill Radar &amp; Progress System</w:t>
       </w:r>
       <w:r>
         <w:rPr>
@@ -1820,7 +1695,7 @@
           <w:color w:val="555555"/>
           <w:sz w:val="22"/>
         </w:rPr>
-        <w:t>.........................................  16</w:t>
+        <w:t>.......................  15</w:t>
       </w:r>
     </w:p>
     <w:p>
@@ -1835,7 +1710,7 @@
           <w:color w:val="333333"/>
           <w:sz w:val="22"/>
         </w:rPr>
-        <w:t>8.3   Learning &amp; Progress Tables</w:t>
+        <w:t>7.7   Badge &amp; Achievement System</w:t>
       </w:r>
       <w:r>
         <w:rPr>
@@ -1845,7 +1720,7 @@
           <w:color w:val="555555"/>
           <w:sz w:val="22"/>
         </w:rPr>
-        <w:t>..........................  17</w:t>
+        <w:t>..........................  15</w:t>
       </w:r>
     </w:p>
     <w:p>
@@ -1860,7 +1735,7 @@
           <w:color w:val="333333"/>
           <w:sz w:val="22"/>
         </w:rPr>
-        <w:t>8.4   Classroom Tables</w:t>
+        <w:t>7.8   Community Submission Module</w:t>
       </w:r>
       <w:r>
         <w:rPr>
@@ -1870,7 +1745,7 @@
           <w:color w:val="555555"/>
           <w:sz w:val="22"/>
         </w:rPr>
-        <w:t>....................................  17</w:t>
+        <w:t>.........................  16</w:t>
       </w:r>
     </w:p>
     <w:p>
@@ -1885,7 +1760,7 @@
           <w:color w:val="1A376C"/>
           <w:sz w:val="22"/>
         </w:rPr>
-        <w:t>9   Technology Stack</w:t>
+        <w:t>8   User Roles</w:t>
       </w:r>
       <w:r>
         <w:rPr>
@@ -1895,7 +1770,7 @@
           <w:color w:val="555555"/>
           <w:sz w:val="22"/>
         </w:rPr>
-        <w:t>......................................  18</w:t>
+        <w:t>............................................  16</w:t>
       </w:r>
     </w:p>
     <w:p>
@@ -1905,12 +1780,12 @@
       <w:r>
         <w:rPr>
           <w:rFonts w:ascii="Calibri" w:hAnsi="Calibri"/>
-          <w:b/>
+          <w:b w:val="0"/>
           <w:i w:val="0"/>
-          <w:color w:val="1A376C"/>
+          <w:color w:val="333333"/>
           <w:sz w:val="22"/>
         </w:rPr>
-        <w:t>10   Security Architecture</w:t>
+        <w:t>8.1   General User (Student)</w:t>
       </w:r>
       <w:r>
         <w:rPr>
@@ -1920,7 +1795,7 @@
           <w:color w:val="555555"/>
           <w:sz w:val="22"/>
         </w:rPr>
-        <w:t>................................  18</w:t>
+        <w:t>..............................  16</w:t>
       </w:r>
     </w:p>
     <w:p>
@@ -1930,12 +1805,12 @@
       <w:r>
         <w:rPr>
           <w:rFonts w:ascii="Calibri" w:hAnsi="Calibri"/>
-          <w:b/>
+          <w:b w:val="0"/>
           <w:i w:val="0"/>
-          <w:color w:val="1A376C"/>
+          <w:color w:val="333333"/>
           <w:sz w:val="22"/>
         </w:rPr>
-        <w:t>11   Business Perspective</w:t>
+        <w:t>8.2   Teacher / Educator</w:t>
       </w:r>
       <w:r>
         <w:rPr>
@@ -1945,7 +1820,7 @@
           <w:color w:val="555555"/>
           <w:sz w:val="22"/>
         </w:rPr>
-        <w:t>.................................  19</w:t>
+        <w:t>..................................  17</w:t>
       </w:r>
     </w:p>
     <w:p>
@@ -1960,7 +1835,7 @@
           <w:color w:val="333333"/>
           <w:sz w:val="22"/>
         </w:rPr>
-        <w:t>11.1   Revenue Model</w:t>
+        <w:t>8.3   Administrator</w:t>
       </w:r>
       <w:r>
         <w:rPr>
@@ -1970,7 +1845,7 @@
           <w:color w:val="555555"/>
           <w:sz w:val="22"/>
         </w:rPr>
-        <w:t>......................................  19</w:t>
+        <w:t>.......................................  17</w:t>
       </w:r>
     </w:p>
     <w:p>
@@ -1985,7 +1860,7 @@
           <w:color w:val="333333"/>
           <w:sz w:val="22"/>
         </w:rPr>
-        <w:t>11.2   Market Opportunity</w:t>
+        <w:t>8.4   Reviewer / MIL Professional</w:t>
       </w:r>
       <w:r>
         <w:rPr>
@@ -1995,7 +1870,7 @@
           <w:color w:val="555555"/>
           <w:sz w:val="22"/>
         </w:rPr>
-        <w:t>.................................  20</w:t>
+        <w:t>.........................  18</w:t>
       </w:r>
     </w:p>
     <w:p>
@@ -2010,7 +1885,7 @@
           <w:color w:val="333333"/>
           <w:sz w:val="22"/>
         </w:rPr>
-        <w:t>11.3   Sustainability Plan</w:t>
+        <w:t>8.5   Role-Based Access Control</w:t>
       </w:r>
       <w:r>
         <w:rPr>
@@ -2020,7 +1895,7 @@
           <w:color w:val="555555"/>
           <w:sz w:val="22"/>
         </w:rPr>
-        <w:t>................................  20</w:t>
+        <w:t>...........................  18</w:t>
       </w:r>
     </w:p>
     <w:p>
@@ -2035,7 +1910,7 @@
           <w:color w:val="1A376C"/>
           <w:sz w:val="22"/>
         </w:rPr>
-        <w:t>12   Future Development</w:t>
+        <w:t>9   Relational Database Schema</w:t>
       </w:r>
       <w:r>
         <w:rPr>
@@ -2045,7 +1920,7 @@
           <w:color w:val="555555"/>
           <w:sz w:val="22"/>
         </w:rPr>
-        <w:t>...................................  21</w:t>
+        <w:t>............................  18</w:t>
       </w:r>
     </w:p>
     <w:p>
@@ -2055,12 +1930,12 @@
       <w:r>
         <w:rPr>
           <w:rFonts w:ascii="Calibri" w:hAnsi="Calibri"/>
-          <w:b/>
+          <w:b w:val="0"/>
           <w:i w:val="0"/>
-          <w:color w:val="1A376C"/>
+          <w:color w:val="333333"/>
           <w:sz w:val="22"/>
         </w:rPr>
-        <w:t>13   Conclusion</w:t>
+        <w:t>9.1   Entity Relationship Overview</w:t>
       </w:r>
       <w:r>
         <w:rPr>
@@ -2070,7 +1945,7 @@
           <w:color w:val="555555"/>
           <w:sz w:val="22"/>
         </w:rPr>
-        <w:t>...........................................  22</w:t>
+        <w:t>........................  19</w:t>
       </w:r>
     </w:p>
     <w:p>
@@ -2080,12 +1955,12 @@
       <w:r>
         <w:rPr>
           <w:rFonts w:ascii="Calibri" w:hAnsi="Calibri"/>
-          <w:b/>
+          <w:b w:val="0"/>
           <w:i w:val="0"/>
-          <w:color w:val="1A376C"/>
+          <w:color w:val="333333"/>
           <w:sz w:val="22"/>
         </w:rPr>
-        <w:t>14   References</w:t>
+        <w:t>9.2   Core Tables</w:t>
       </w:r>
       <w:r>
         <w:rPr>
@@ -2095,7 +1970,682 @@
           <w:color w:val="555555"/>
           <w:sz w:val="22"/>
         </w:rPr>
-        <w:t>...........................................  23</w:t>
+        <w:t>.........................................  19</w:t>
+      </w:r>
+    </w:p>
+    <w:p>
+      <w:pPr>
+        <w:spacing w:after="40"/>
+      </w:pPr>
+      <w:r>
+        <w:rPr>
+          <w:rFonts w:ascii="Calibri" w:hAnsi="Calibri"/>
+          <w:b w:val="0"/>
+          <w:i w:val="0"/>
+          <w:color w:val="333333"/>
+          <w:sz w:val="22"/>
+        </w:rPr>
+        <w:t>9.3   Learning &amp; Progress Tables</w:t>
+      </w:r>
+      <w:r>
+        <w:rPr>
+          <w:rFonts w:ascii="Calibri" w:hAnsi="Calibri"/>
+          <w:b w:val="0"/>
+          <w:i w:val="0"/>
+          <w:color w:val="555555"/>
+          <w:sz w:val="22"/>
+        </w:rPr>
+        <w:t>..........................  20</w:t>
+      </w:r>
+    </w:p>
+    <w:p>
+      <w:pPr>
+        <w:spacing w:after="40"/>
+      </w:pPr>
+      <w:r>
+        <w:rPr>
+          <w:rFonts w:ascii="Calibri" w:hAnsi="Calibri"/>
+          <w:b w:val="0"/>
+          <w:i w:val="0"/>
+          <w:color w:val="333333"/>
+          <w:sz w:val="22"/>
+        </w:rPr>
+        <w:t>9.4   Classroom &amp; Analytics Tables</w:t>
+      </w:r>
+      <w:r>
+        <w:rPr>
+          <w:rFonts w:ascii="Calibri" w:hAnsi="Calibri"/>
+          <w:b w:val="0"/>
+          <w:i w:val="0"/>
+          <w:color w:val="555555"/>
+          <w:sz w:val="22"/>
+        </w:rPr>
+        <w:t>........................  20</w:t>
+      </w:r>
+    </w:p>
+    <w:p>
+      <w:pPr>
+        <w:spacing w:after="40"/>
+      </w:pPr>
+      <w:r>
+        <w:rPr>
+          <w:rFonts w:ascii="Calibri" w:hAnsi="Calibri"/>
+          <w:b/>
+          <w:i w:val="0"/>
+          <w:color w:val="1A376C"/>
+          <w:sz w:val="22"/>
+        </w:rPr>
+        <w:t>10   Technology Stack</w:t>
+      </w:r>
+      <w:r>
+        <w:rPr>
+          <w:rFonts w:ascii="Calibri" w:hAnsi="Calibri"/>
+          <w:b w:val="0"/>
+          <w:i w:val="0"/>
+          <w:color w:val="555555"/>
+          <w:sz w:val="22"/>
+        </w:rPr>
+        <w:t>.....................................  21</w:t>
+      </w:r>
+    </w:p>
+    <w:p>
+      <w:pPr>
+        <w:spacing w:after="40"/>
+      </w:pPr>
+      <w:r>
+        <w:rPr>
+          <w:rFonts w:ascii="Calibri" w:hAnsi="Calibri"/>
+          <w:b/>
+          <w:i w:val="0"/>
+          <w:color w:val="1A376C"/>
+          <w:sz w:val="22"/>
+        </w:rPr>
+        <w:t>11   Security Architecture</w:t>
+      </w:r>
+      <w:r>
+        <w:rPr>
+          <w:rFonts w:ascii="Calibri" w:hAnsi="Calibri"/>
+          <w:b w:val="0"/>
+          <w:i w:val="0"/>
+          <w:color w:val="555555"/>
+          <w:sz w:val="22"/>
+        </w:rPr>
+        <w:t>................................  21</w:t>
+      </w:r>
+    </w:p>
+    <w:p>
+      <w:pPr>
+        <w:spacing w:after="40"/>
+      </w:pPr>
+      <w:r>
+        <w:rPr>
+          <w:rFonts w:ascii="Calibri" w:hAnsi="Calibri"/>
+          <w:b w:val="0"/>
+          <w:i w:val="0"/>
+          <w:color w:val="333333"/>
+          <w:sz w:val="22"/>
+        </w:rPr>
+        <w:t>11.1   Authentication &amp; Authorization</w:t>
+      </w:r>
+      <w:r>
+        <w:rPr>
+          <w:rFonts w:ascii="Calibri" w:hAnsi="Calibri"/>
+          <w:b w:val="0"/>
+          <w:i w:val="0"/>
+          <w:color w:val="555555"/>
+          <w:sz w:val="22"/>
+        </w:rPr>
+        <w:t>.....................  21</w:t>
+      </w:r>
+    </w:p>
+    <w:p>
+      <w:pPr>
+        <w:spacing w:after="40"/>
+      </w:pPr>
+      <w:r>
+        <w:rPr>
+          <w:rFonts w:ascii="Calibri" w:hAnsi="Calibri"/>
+          <w:b w:val="0"/>
+          <w:i w:val="0"/>
+          <w:color w:val="333333"/>
+          <w:sz w:val="22"/>
+        </w:rPr>
+        <w:t>11.2   Row Level Security (RLS)</w:t>
+      </w:r>
+      <w:r>
+        <w:rPr>
+          <w:rFonts w:ascii="Calibri" w:hAnsi="Calibri"/>
+          <w:b w:val="0"/>
+          <w:i w:val="0"/>
+          <w:color w:val="555555"/>
+          <w:sz w:val="22"/>
+        </w:rPr>
+        <w:t>...........................  22</w:t>
+      </w:r>
+    </w:p>
+    <w:p>
+      <w:pPr>
+        <w:spacing w:after="40"/>
+      </w:pPr>
+      <w:r>
+        <w:rPr>
+          <w:rFonts w:ascii="Calibri" w:hAnsi="Calibri"/>
+          <w:b w:val="0"/>
+          <w:i w:val="0"/>
+          <w:color w:val="333333"/>
+          <w:sz w:val="22"/>
+        </w:rPr>
+        <w:t>11.3   OWASP Compliance</w:t>
+      </w:r>
+      <w:r>
+        <w:rPr>
+          <w:rFonts w:ascii="Calibri" w:hAnsi="Calibri"/>
+          <w:b w:val="0"/>
+          <w:i w:val="0"/>
+          <w:color w:val="555555"/>
+          <w:sz w:val="22"/>
+        </w:rPr>
+        <w:t>...................................  22</w:t>
+      </w:r>
+    </w:p>
+    <w:p>
+      <w:pPr>
+        <w:spacing w:after="40"/>
+      </w:pPr>
+      <w:r>
+        <w:rPr>
+          <w:rFonts w:ascii="Calibri" w:hAnsi="Calibri"/>
+          <w:b/>
+          <w:i w:val="0"/>
+          <w:color w:val="1A376C"/>
+          <w:sz w:val="22"/>
+        </w:rPr>
+        <w:t>12   Business Perspective</w:t>
+      </w:r>
+      <w:r>
+        <w:rPr>
+          <w:rFonts w:ascii="Calibri" w:hAnsi="Calibri"/>
+          <w:b w:val="0"/>
+          <w:i w:val="0"/>
+          <w:color w:val="555555"/>
+          <w:sz w:val="22"/>
+        </w:rPr>
+        <w:t>.................................  22</w:t>
+      </w:r>
+    </w:p>
+    <w:p>
+      <w:pPr>
+        <w:spacing w:after="40"/>
+      </w:pPr>
+      <w:r>
+        <w:rPr>
+          <w:rFonts w:ascii="Calibri" w:hAnsi="Calibri"/>
+          <w:b w:val="0"/>
+          <w:i w:val="0"/>
+          <w:color w:val="333333"/>
+          <w:sz w:val="22"/>
+        </w:rPr>
+        <w:t>12.1   Revenue Model</w:t>
+      </w:r>
+      <w:r>
+        <w:rPr>
+          <w:rFonts w:ascii="Calibri" w:hAnsi="Calibri"/>
+          <w:b w:val="0"/>
+          <w:i w:val="0"/>
+          <w:color w:val="555555"/>
+          <w:sz w:val="22"/>
+        </w:rPr>
+        <w:t>......................................  22</w:t>
+      </w:r>
+    </w:p>
+    <w:p>
+      <w:pPr>
+        <w:spacing w:after="40"/>
+      </w:pPr>
+      <w:r>
+        <w:rPr>
+          <w:rFonts w:ascii="Calibri" w:hAnsi="Calibri"/>
+          <w:b w:val="0"/>
+          <w:i w:val="0"/>
+          <w:color w:val="333333"/>
+          <w:sz w:val="22"/>
+        </w:rPr>
+        <w:t>12.2   Market Opportunity</w:t>
+      </w:r>
+      <w:r>
+        <w:rPr>
+          <w:rFonts w:ascii="Calibri" w:hAnsi="Calibri"/>
+          <w:b w:val="0"/>
+          <w:i w:val="0"/>
+          <w:color w:val="555555"/>
+          <w:sz w:val="22"/>
+        </w:rPr>
+        <w:t>.................................  23</w:t>
+      </w:r>
+    </w:p>
+    <w:p>
+      <w:pPr>
+        <w:spacing w:after="40"/>
+      </w:pPr>
+      <w:r>
+        <w:rPr>
+          <w:rFonts w:ascii="Calibri" w:hAnsi="Calibri"/>
+          <w:b w:val="0"/>
+          <w:i w:val="0"/>
+          <w:color w:val="333333"/>
+          <w:sz w:val="22"/>
+        </w:rPr>
+        <w:t>12.3   Sustainability Plan</w:t>
+      </w:r>
+      <w:r>
+        <w:rPr>
+          <w:rFonts w:ascii="Calibri" w:hAnsi="Calibri"/>
+          <w:b w:val="0"/>
+          <w:i w:val="0"/>
+          <w:color w:val="555555"/>
+          <w:sz w:val="22"/>
+        </w:rPr>
+        <w:t>................................  23</w:t>
+      </w:r>
+    </w:p>
+    <w:p>
+      <w:pPr>
+        <w:spacing w:after="40"/>
+      </w:pPr>
+      <w:r>
+        <w:rPr>
+          <w:rFonts w:ascii="Calibri" w:hAnsi="Calibri"/>
+          <w:b w:val="0"/>
+          <w:i w:val="0"/>
+          <w:color w:val="333333"/>
+          <w:sz w:val="22"/>
+        </w:rPr>
+        <w:t>12.4   Partnership Strategy</w:t>
+      </w:r>
+      <w:r>
+        <w:rPr>
+          <w:rFonts w:ascii="Calibri" w:hAnsi="Calibri"/>
+          <w:b w:val="0"/>
+          <w:i w:val="0"/>
+          <w:color w:val="555555"/>
+          <w:sz w:val="22"/>
+        </w:rPr>
+        <w:t>...............................  24</w:t>
+      </w:r>
+    </w:p>
+    <w:p>
+      <w:pPr>
+        <w:spacing w:after="40"/>
+      </w:pPr>
+      <w:r>
+        <w:rPr>
+          <w:rFonts w:ascii="Calibri" w:hAnsi="Calibri"/>
+          <w:b/>
+          <w:i w:val="0"/>
+          <w:color w:val="1A376C"/>
+          <w:sz w:val="22"/>
+        </w:rPr>
+        <w:t>13   Creativity &amp; Innovation</w:t>
+      </w:r>
+      <w:r>
+        <w:rPr>
+          <w:rFonts w:ascii="Calibri" w:hAnsi="Calibri"/>
+          <w:b w:val="0"/>
+          <w:i w:val="0"/>
+          <w:color w:val="555555"/>
+          <w:sz w:val="22"/>
+        </w:rPr>
+        <w:t>..............................  24</w:t>
+      </w:r>
+    </w:p>
+    <w:p>
+      <w:pPr>
+        <w:spacing w:after="40"/>
+      </w:pPr>
+      <w:r>
+        <w:rPr>
+          <w:rFonts w:ascii="Calibri" w:hAnsi="Calibri"/>
+          <w:b w:val="0"/>
+          <w:i w:val="0"/>
+          <w:color w:val="333333"/>
+          <w:sz w:val="22"/>
+        </w:rPr>
+        <w:t>13.1   Creative Design Principles</w:t>
+      </w:r>
+      <w:r>
+        <w:rPr>
+          <w:rFonts w:ascii="Calibri" w:hAnsi="Calibri"/>
+          <w:b w:val="0"/>
+          <w:i w:val="0"/>
+          <w:color w:val="555555"/>
+          <w:sz w:val="22"/>
+        </w:rPr>
+        <w:t>.........................  24</w:t>
+      </w:r>
+    </w:p>
+    <w:p>
+      <w:pPr>
+        <w:spacing w:after="40"/>
+      </w:pPr>
+      <w:r>
+        <w:rPr>
+          <w:rFonts w:ascii="Calibri" w:hAnsi="Calibri"/>
+          <w:b w:val="0"/>
+          <w:i w:val="0"/>
+          <w:color w:val="333333"/>
+          <w:sz w:val="22"/>
+        </w:rPr>
+        <w:t>13.2   Key Innovations</w:t>
+      </w:r>
+      <w:r>
+        <w:rPr>
+          <w:rFonts w:ascii="Calibri" w:hAnsi="Calibri"/>
+          <w:b w:val="0"/>
+          <w:i w:val="0"/>
+          <w:color w:val="555555"/>
+          <w:sz w:val="22"/>
+        </w:rPr>
+        <w:t>....................................  25</w:t>
+      </w:r>
+    </w:p>
+    <w:p>
+      <w:pPr>
+        <w:spacing w:after="40"/>
+      </w:pPr>
+      <w:r>
+        <w:rPr>
+          <w:rFonts w:ascii="Calibri" w:hAnsi="Calibri"/>
+          <w:b w:val="0"/>
+          <w:i w:val="0"/>
+          <w:color w:val="333333"/>
+          <w:sz w:val="22"/>
+        </w:rPr>
+        <w:t>13.3   FeedWise vs. Existing Landscape</w:t>
+      </w:r>
+      <w:r>
+        <w:rPr>
+          <w:rFonts w:ascii="Calibri" w:hAnsi="Calibri"/>
+          <w:b w:val="0"/>
+          <w:i w:val="0"/>
+          <w:color w:val="555555"/>
+          <w:sz w:val="22"/>
+        </w:rPr>
+        <w:t>....................  25</w:t>
+      </w:r>
+    </w:p>
+    <w:p>
+      <w:pPr>
+        <w:spacing w:after="40"/>
+      </w:pPr>
+      <w:r>
+        <w:rPr>
+          <w:rFonts w:ascii="Calibri" w:hAnsi="Calibri"/>
+          <w:b/>
+          <w:i w:val="0"/>
+          <w:color w:val="1A376C"/>
+          <w:sz w:val="22"/>
+        </w:rPr>
+        <w:t>14   Feasibility Assessment</w:t>
+      </w:r>
+      <w:r>
+        <w:rPr>
+          <w:rFonts w:ascii="Calibri" w:hAnsi="Calibri"/>
+          <w:b w:val="0"/>
+          <w:i w:val="0"/>
+          <w:color w:val="555555"/>
+          <w:sz w:val="22"/>
+        </w:rPr>
+        <w:t>...............................  26</w:t>
+      </w:r>
+    </w:p>
+    <w:p>
+      <w:pPr>
+        <w:spacing w:after="40"/>
+      </w:pPr>
+      <w:r>
+        <w:rPr>
+          <w:rFonts w:ascii="Calibri" w:hAnsi="Calibri"/>
+          <w:b w:val="0"/>
+          <w:i w:val="0"/>
+          <w:color w:val="333333"/>
+          <w:sz w:val="22"/>
+        </w:rPr>
+        <w:t>14.1   Technical Feasibility</w:t>
+      </w:r>
+      <w:r>
+        <w:rPr>
+          <w:rFonts w:ascii="Calibri" w:hAnsi="Calibri"/>
+          <w:b w:val="0"/>
+          <w:i w:val="0"/>
+          <w:color w:val="555555"/>
+          <w:sz w:val="22"/>
+        </w:rPr>
+        <w:t>..............................  26</w:t>
+      </w:r>
+    </w:p>
+    <w:p>
+      <w:pPr>
+        <w:spacing w:after="40"/>
+      </w:pPr>
+      <w:r>
+        <w:rPr>
+          <w:rFonts w:ascii="Calibri" w:hAnsi="Calibri"/>
+          <w:b w:val="0"/>
+          <w:i w:val="0"/>
+          <w:color w:val="333333"/>
+          <w:sz w:val="22"/>
+        </w:rPr>
+        <w:t>14.2   Financial &amp; Operational Feasibility</w:t>
+      </w:r>
+      <w:r>
+        <w:rPr>
+          <w:rFonts w:ascii="Calibri" w:hAnsi="Calibri"/>
+          <w:b w:val="0"/>
+          <w:i w:val="0"/>
+          <w:color w:val="555555"/>
+          <w:sz w:val="22"/>
+        </w:rPr>
+        <w:t>................  26</w:t>
+      </w:r>
+    </w:p>
+    <w:p>
+      <w:pPr>
+        <w:spacing w:after="40"/>
+      </w:pPr>
+      <w:r>
+        <w:rPr>
+          <w:rFonts w:ascii="Calibri" w:hAnsi="Calibri"/>
+          <w:b w:val="0"/>
+          <w:i w:val="0"/>
+          <w:color w:val="333333"/>
+          <w:sz w:val="22"/>
+        </w:rPr>
+        <w:t>14.3   Market Feasibility</w:t>
+      </w:r>
+      <w:r>
+        <w:rPr>
+          <w:rFonts w:ascii="Calibri" w:hAnsi="Calibri"/>
+          <w:b w:val="0"/>
+          <w:i w:val="0"/>
+          <w:color w:val="555555"/>
+          <w:sz w:val="22"/>
+        </w:rPr>
+        <w:t>.................................  27</w:t>
+      </w:r>
+    </w:p>
+    <w:p>
+      <w:pPr>
+        <w:spacing w:after="40"/>
+      </w:pPr>
+      <w:r>
+        <w:rPr>
+          <w:rFonts w:ascii="Calibri" w:hAnsi="Calibri"/>
+          <w:b w:val="0"/>
+          <w:i w:val="0"/>
+          <w:color w:val="333333"/>
+          <w:sz w:val="22"/>
+        </w:rPr>
+        <w:t>14.4   Risk Assessment &amp; Mitigation</w:t>
+      </w:r>
+      <w:r>
+        <w:rPr>
+          <w:rFonts w:ascii="Calibri" w:hAnsi="Calibri"/>
+          <w:b w:val="0"/>
+          <w:i w:val="0"/>
+          <w:color w:val="555555"/>
+          <w:sz w:val="22"/>
+        </w:rPr>
+        <w:t>.......................  27</w:t>
+      </w:r>
+    </w:p>
+    <w:p>
+      <w:pPr>
+        <w:spacing w:after="40"/>
+      </w:pPr>
+      <w:r>
+        <w:rPr>
+          <w:rFonts w:ascii="Calibri" w:hAnsi="Calibri"/>
+          <w:b/>
+          <w:i w:val="0"/>
+          <w:color w:val="1A376C"/>
+          <w:sz w:val="22"/>
+        </w:rPr>
+        <w:t>15   Future Development</w:t>
+      </w:r>
+      <w:r>
+        <w:rPr>
+          <w:rFonts w:ascii="Calibri" w:hAnsi="Calibri"/>
+          <w:b w:val="0"/>
+          <w:i w:val="0"/>
+          <w:color w:val="555555"/>
+          <w:sz w:val="22"/>
+        </w:rPr>
+        <w:t>...................................  27</w:t>
+      </w:r>
+    </w:p>
+    <w:p>
+      <w:pPr>
+        <w:spacing w:after="40"/>
+      </w:pPr>
+      <w:r>
+        <w:rPr>
+          <w:rFonts w:ascii="Calibri" w:hAnsi="Calibri"/>
+          <w:b w:val="0"/>
+          <w:i w:val="0"/>
+          <w:color w:val="333333"/>
+          <w:sz w:val="22"/>
+        </w:rPr>
+        <w:t>15.1   Phase Roadmap</w:t>
+      </w:r>
+      <w:r>
+        <w:rPr>
+          <w:rFonts w:ascii="Calibri" w:hAnsi="Calibri"/>
+          <w:b w:val="0"/>
+          <w:i w:val="0"/>
+          <w:color w:val="555555"/>
+          <w:sz w:val="22"/>
+        </w:rPr>
+        <w:t>......................................  27</w:t>
+      </w:r>
+    </w:p>
+    <w:p>
+      <w:pPr>
+        <w:spacing w:after="40"/>
+      </w:pPr>
+      <w:r>
+        <w:rPr>
+          <w:rFonts w:ascii="Calibri" w:hAnsi="Calibri"/>
+          <w:b w:val="0"/>
+          <w:i w:val="0"/>
+          <w:color w:val="333333"/>
+          <w:sz w:val="22"/>
+        </w:rPr>
+        <w:t>15.2   Planned Features</w:t>
+      </w:r>
+      <w:r>
+        <w:rPr>
+          <w:rFonts w:ascii="Calibri" w:hAnsi="Calibri"/>
+          <w:b w:val="0"/>
+          <w:i w:val="0"/>
+          <w:color w:val="555555"/>
+          <w:sz w:val="22"/>
+        </w:rPr>
+        <w:t>...................................  28</w:t>
+      </w:r>
+    </w:p>
+    <w:p>
+      <w:pPr>
+        <w:spacing w:after="40"/>
+      </w:pPr>
+      <w:r>
+        <w:rPr>
+          <w:rFonts w:ascii="Calibri" w:hAnsi="Calibri"/>
+          <w:b w:val="0"/>
+          <w:i w:val="0"/>
+          <w:color w:val="333333"/>
+          <w:sz w:val="22"/>
+        </w:rPr>
+        <w:t>15.3   Research &amp; Impact Measurement</w:t>
+      </w:r>
+      <w:r>
+        <w:rPr>
+          <w:rFonts w:ascii="Calibri" w:hAnsi="Calibri"/>
+          <w:b w:val="0"/>
+          <w:i w:val="0"/>
+          <w:color w:val="555555"/>
+          <w:sz w:val="22"/>
+        </w:rPr>
+        <w:t>......................  28</w:t>
+      </w:r>
+    </w:p>
+    <w:p>
+      <w:pPr>
+        <w:spacing w:after="40"/>
+      </w:pPr>
+      <w:r>
+        <w:rPr>
+          <w:rFonts w:ascii="Calibri" w:hAnsi="Calibri"/>
+          <w:b/>
+          <w:i w:val="0"/>
+          <w:color w:val="1A376C"/>
+          <w:sz w:val="22"/>
+        </w:rPr>
+        <w:t>16   Conclusion</w:t>
+      </w:r>
+      <w:r>
+        <w:rPr>
+          <w:rFonts w:ascii="Calibri" w:hAnsi="Calibri"/>
+          <w:b w:val="0"/>
+          <w:i w:val="0"/>
+          <w:color w:val="555555"/>
+          <w:sz w:val="22"/>
+        </w:rPr>
+        <w:t>...........................................  29</w:t>
+      </w:r>
+    </w:p>
+    <w:p>
+      <w:pPr>
+        <w:spacing w:after="40"/>
+      </w:pPr>
+      <w:r>
+        <w:rPr>
+          <w:rFonts w:ascii="Calibri" w:hAnsi="Calibri"/>
+          <w:b/>
+          <w:i w:val="0"/>
+          <w:color w:val="1A376C"/>
+          <w:sz w:val="22"/>
+        </w:rPr>
+        <w:t>17   References</w:t>
+      </w:r>
+      <w:r>
+        <w:rPr>
+          <w:rFonts w:ascii="Calibri" w:hAnsi="Calibri"/>
+          <w:b w:val="0"/>
+          <w:i w:val="0"/>
+          <w:color w:val="555555"/>
+          <w:sz w:val="22"/>
+        </w:rPr>
+        <w:t>...........................................  30</w:t>
       </w:r>
     </w:p>
     <w:p>
@@ -2120,7 +2670,7 @@
           <w:color w:val="555555"/>
           <w:sz w:val="22"/>
         </w:rPr>
-        <w:t>...............................  24</w:t>
+        <w:t>...............................  31</w:t>
       </w:r>
     </w:p>
     <w:p>
@@ -3273,7 +3823,7 @@
           <w:color w:val="1A376C"/>
           <w:sz w:val="36"/>
         </w:rPr>
-        <w:t>4. Proposed Solution</w:t>
+        <w:t>4. Target Audience</w:t>
       </w:r>
     </w:p>
     <w:p>
@@ -3283,6 +3833,22 @@
         </w:pBdr>
         <w:spacing w:before="80" w:after="80"/>
       </w:pPr>
+    </w:p>
+    <w:p>
+      <w:pPr>
+        <w:spacing w:after="100"/>
+        <w:jc w:val="both"/>
+      </w:pPr>
+      <w:r>
+        <w:rPr>
+          <w:rFonts w:ascii="Calibri" w:hAnsi="Calibri"/>
+          <w:b w:val="0"/>
+          <w:i w:val="0"/>
+          <w:color w:val="333333"/>
+          <w:sz w:val="22"/>
+        </w:rPr>
+        <w:t>FeedWise is designed for a diverse, interconnected set of users who together form a complete Media and Information Literacy learning ecosystem. Understanding the distinct needs, contexts, and goals of each audience group drives every design and feature decision on the platform.</w:t>
+      </w:r>
     </w:p>
     <w:p>
       <w:pPr>
@@ -3297,7 +3863,1591 @@
           <w:color w:val="1A376C"/>
           <w:sz w:val="28"/>
         </w:rPr>
-        <w:t>4.1 The FeedWise Approach</w:t>
+        <w:t>4.1 Primary Users: Students &amp; Youth (Age 14–25)</w:t>
+      </w:r>
+    </w:p>
+    <w:p>
+      <w:pPr>
+        <w:spacing w:after="100"/>
+        <w:jc w:val="both"/>
+      </w:pPr>
+      <w:r>
+        <w:rPr>
+          <w:rFonts w:ascii="Calibri" w:hAnsi="Calibri"/>
+          <w:b w:val="0"/>
+          <w:i w:val="0"/>
+          <w:color w:val="333333"/>
+          <w:sz w:val="22"/>
+        </w:rPr>
+        <w:t>Young people aged 14–25 are the primary and most critical audience for FeedWise. This demographic is the heaviest consumer of social media content globally, the most frequent sharer of unverified information, and simultaneously the most receptive to new ways of learning when presented in an engaging, game-like format.</w:t>
+      </w:r>
+    </w:p>
+    <w:tbl>
+      <w:tblPr>
+        <w:tblStyle w:val="TableGrid"/>
+        <w:tblW w:type="auto" w:w="0"/>
+        <w:jc w:val="center"/>
+        <w:tblLook w:firstColumn="1" w:firstRow="1" w:lastColumn="0" w:lastRow="0" w:noHBand="0" w:noVBand="1" w:val="04A0"/>
+      </w:tblPr>
+      <w:tblGrid>
+        <w:gridCol w:w="4561"/>
+        <w:gridCol w:w="4561"/>
+      </w:tblGrid>
+      <w:tr>
+        <w:tc>
+          <w:tcPr>
+            <w:tcW w:type="dxa" w:w="3456"/>
+            <w:shd w:val="clear" w:color="auto" w:fill="1A376C"/>
+          </w:tcPr>
+          <w:p>
+            <w:pPr>
+              <w:jc w:val="center"/>
+            </w:pPr>
+            <w:r>
+              <w:rPr>
+                <w:rFonts w:ascii="Calibri" w:hAnsi="Calibri"/>
+                <w:b/>
+                <w:i w:val="0"/>
+                <w:color w:val="FFFFFF"/>
+                <w:sz w:val="22"/>
+              </w:rPr>
+              <w:t>Characteristic</w:t>
+            </w:r>
+          </w:p>
+        </w:tc>
+        <w:tc>
+          <w:tcPr>
+            <w:tcW w:type="dxa" w:w="6048"/>
+            <w:shd w:val="clear" w:color="auto" w:fill="1A376C"/>
+          </w:tcPr>
+          <w:p>
+            <w:pPr>
+              <w:jc w:val="center"/>
+            </w:pPr>
+            <w:r>
+              <w:rPr>
+                <w:rFonts w:ascii="Calibri" w:hAnsi="Calibri"/>
+                <w:b/>
+                <w:i w:val="0"/>
+                <w:color w:val="FFFFFF"/>
+                <w:sz w:val="22"/>
+              </w:rPr>
+              <w:t>Detail</w:t>
+            </w:r>
+          </w:p>
+        </w:tc>
+      </w:tr>
+      <w:tr>
+        <w:tc>
+          <w:tcPr>
+            <w:tcW w:type="dxa" w:w="3456"/>
+            <w:shd w:val="clear" w:color="auto" w:fill="EBF5FB"/>
+          </w:tcPr>
+          <w:p>
+            <w:pPr>
+              <w:jc w:val="left"/>
+            </w:pPr>
+            <w:r>
+              <w:rPr>
+                <w:rFonts w:ascii="Calibri" w:hAnsi="Calibri"/>
+                <w:b w:val="0"/>
+                <w:i w:val="0"/>
+                <w:color w:val="333333"/>
+                <w:sz w:val="21"/>
+              </w:rPr>
+              <w:t>Age Range</w:t>
+            </w:r>
+          </w:p>
+        </w:tc>
+        <w:tc>
+          <w:tcPr>
+            <w:tcW w:type="dxa" w:w="6048"/>
+            <w:shd w:val="clear" w:color="auto" w:fill="EBF5FB"/>
+          </w:tcPr>
+          <w:p>
+            <w:pPr>
+              <w:jc w:val="left"/>
+            </w:pPr>
+            <w:r>
+              <w:rPr>
+                <w:rFonts w:ascii="Calibri" w:hAnsi="Calibri"/>
+                <w:b w:val="0"/>
+                <w:i w:val="0"/>
+                <w:color w:val="333333"/>
+                <w:sz w:val="21"/>
+              </w:rPr>
+              <w:t>14–25 years (core); 12–13 with teacher supervision</w:t>
+            </w:r>
+          </w:p>
+        </w:tc>
+      </w:tr>
+      <w:tr>
+        <w:tc>
+          <w:tcPr>
+            <w:tcW w:type="dxa" w:w="3456"/>
+            <w:shd w:val="clear" w:color="auto" w:fill="FDFEFE"/>
+          </w:tcPr>
+          <w:p>
+            <w:pPr>
+              <w:jc w:val="left"/>
+            </w:pPr>
+            <w:r>
+              <w:rPr>
+                <w:rFonts w:ascii="Calibri" w:hAnsi="Calibri"/>
+                <w:b w:val="0"/>
+                <w:i w:val="0"/>
+                <w:color w:val="333333"/>
+                <w:sz w:val="21"/>
+              </w:rPr>
+              <w:t>Device Usage</w:t>
+            </w:r>
+          </w:p>
+        </w:tc>
+        <w:tc>
+          <w:tcPr>
+            <w:tcW w:type="dxa" w:w="6048"/>
+            <w:shd w:val="clear" w:color="auto" w:fill="FDFEFE"/>
+          </w:tcPr>
+          <w:p>
+            <w:pPr>
+              <w:jc w:val="left"/>
+            </w:pPr>
+            <w:r>
+              <w:rPr>
+                <w:rFonts w:ascii="Calibri" w:hAnsi="Calibri"/>
+                <w:b w:val="0"/>
+                <w:i w:val="0"/>
+                <w:color w:val="333333"/>
+                <w:sz w:val="21"/>
+              </w:rPr>
+              <w:t>Primarily mobile (Android-first); web-accessible for all platforms</w:t>
+            </w:r>
+          </w:p>
+        </w:tc>
+      </w:tr>
+      <w:tr>
+        <w:tc>
+          <w:tcPr>
+            <w:tcW w:type="dxa" w:w="3456"/>
+            <w:shd w:val="clear" w:color="auto" w:fill="EBF5FB"/>
+          </w:tcPr>
+          <w:p>
+            <w:pPr>
+              <w:jc w:val="left"/>
+            </w:pPr>
+            <w:r>
+              <w:rPr>
+                <w:rFonts w:ascii="Calibri" w:hAnsi="Calibri"/>
+                <w:b w:val="0"/>
+                <w:i w:val="0"/>
+                <w:color w:val="333333"/>
+                <w:sz w:val="21"/>
+              </w:rPr>
+              <w:t>Learning Context</w:t>
+            </w:r>
+          </w:p>
+        </w:tc>
+        <w:tc>
+          <w:tcPr>
+            <w:tcW w:type="dxa" w:w="6048"/>
+            <w:shd w:val="clear" w:color="auto" w:fill="EBF5FB"/>
+          </w:tcPr>
+          <w:p>
+            <w:pPr>
+              <w:jc w:val="left"/>
+            </w:pPr>
+            <w:r>
+              <w:rPr>
+                <w:rFonts w:ascii="Calibri" w:hAnsi="Calibri"/>
+                <w:b w:val="0"/>
+                <w:i w:val="0"/>
+                <w:color w:val="333333"/>
+                <w:sz w:val="21"/>
+              </w:rPr>
+              <w:t>Individual use, classroom, after-school programs, community groups</w:t>
+            </w:r>
+          </w:p>
+        </w:tc>
+      </w:tr>
+      <w:tr>
+        <w:tc>
+          <w:tcPr>
+            <w:tcW w:type="dxa" w:w="3456"/>
+            <w:shd w:val="clear" w:color="auto" w:fill="FDFEFE"/>
+          </w:tcPr>
+          <w:p>
+            <w:pPr>
+              <w:jc w:val="left"/>
+            </w:pPr>
+            <w:r>
+              <w:rPr>
+                <w:rFonts w:ascii="Calibri" w:hAnsi="Calibri"/>
+                <w:b w:val="0"/>
+                <w:i w:val="0"/>
+                <w:color w:val="333333"/>
+                <w:sz w:val="21"/>
+              </w:rPr>
+              <w:t>Language</w:t>
+            </w:r>
+          </w:p>
+        </w:tc>
+        <w:tc>
+          <w:tcPr>
+            <w:tcW w:type="dxa" w:w="6048"/>
+            <w:shd w:val="clear" w:color="auto" w:fill="FDFEFE"/>
+          </w:tcPr>
+          <w:p>
+            <w:pPr>
+              <w:jc w:val="left"/>
+            </w:pPr>
+            <w:r>
+              <w:rPr>
+                <w:rFonts w:ascii="Calibri" w:hAnsi="Calibri"/>
+                <w:b w:val="0"/>
+                <w:i w:val="0"/>
+                <w:color w:val="333333"/>
+                <w:sz w:val="21"/>
+              </w:rPr>
+              <w:t>English (launch); Nepali, Hindi, Bengali, Arabic (Phase 2 roadmap)</w:t>
+            </w:r>
+          </w:p>
+        </w:tc>
+      </w:tr>
+      <w:tr>
+        <w:tc>
+          <w:tcPr>
+            <w:tcW w:type="dxa" w:w="3456"/>
+            <w:shd w:val="clear" w:color="auto" w:fill="EBF5FB"/>
+          </w:tcPr>
+          <w:p>
+            <w:pPr>
+              <w:jc w:val="left"/>
+            </w:pPr>
+            <w:r>
+              <w:rPr>
+                <w:rFonts w:ascii="Calibri" w:hAnsi="Calibri"/>
+                <w:b w:val="0"/>
+                <w:i w:val="0"/>
+                <w:color w:val="333333"/>
+                <w:sz w:val="21"/>
+              </w:rPr>
+              <w:t>Geography — Primary</w:t>
+            </w:r>
+          </w:p>
+        </w:tc>
+        <w:tc>
+          <w:tcPr>
+            <w:tcW w:type="dxa" w:w="6048"/>
+            <w:shd w:val="clear" w:color="auto" w:fill="EBF5FB"/>
+          </w:tcPr>
+          <w:p>
+            <w:pPr>
+              <w:jc w:val="left"/>
+            </w:pPr>
+            <w:r>
+              <w:rPr>
+                <w:rFonts w:ascii="Calibri" w:hAnsi="Calibri"/>
+                <w:b w:val="0"/>
+                <w:i w:val="0"/>
+                <w:color w:val="333333"/>
+                <w:sz w:val="21"/>
+              </w:rPr>
+              <w:t>Nepal, India, Bangladesh — high digital adoption, low MIL infrastructure</w:t>
+            </w:r>
+          </w:p>
+        </w:tc>
+      </w:tr>
+      <w:tr>
+        <w:tc>
+          <w:tcPr>
+            <w:tcW w:type="dxa" w:w="3456"/>
+            <w:shd w:val="clear" w:color="auto" w:fill="FDFEFE"/>
+          </w:tcPr>
+          <w:p>
+            <w:pPr>
+              <w:jc w:val="left"/>
+            </w:pPr>
+            <w:r>
+              <w:rPr>
+                <w:rFonts w:ascii="Calibri" w:hAnsi="Calibri"/>
+                <w:b w:val="0"/>
+                <w:i w:val="0"/>
+                <w:color w:val="333333"/>
+                <w:sz w:val="21"/>
+              </w:rPr>
+              <w:t>Geography — Secondary</w:t>
+            </w:r>
+          </w:p>
+        </w:tc>
+        <w:tc>
+          <w:tcPr>
+            <w:tcW w:type="dxa" w:w="6048"/>
+            <w:shd w:val="clear" w:color="auto" w:fill="FDFEFE"/>
+          </w:tcPr>
+          <w:p>
+            <w:pPr>
+              <w:jc w:val="left"/>
+            </w:pPr>
+            <w:r>
+              <w:rPr>
+                <w:rFonts w:ascii="Calibri" w:hAnsi="Calibri"/>
+                <w:b w:val="0"/>
+                <w:i w:val="0"/>
+                <w:color w:val="333333"/>
+                <w:sz w:val="21"/>
+              </w:rPr>
+              <w:t>Sub-Saharan Africa, Southeast Asia, Eastern Europe, Latin America</w:t>
+            </w:r>
+          </w:p>
+        </w:tc>
+      </w:tr>
+      <w:tr>
+        <w:tc>
+          <w:tcPr>
+            <w:tcW w:type="dxa" w:w="3456"/>
+            <w:shd w:val="clear" w:color="auto" w:fill="EBF5FB"/>
+          </w:tcPr>
+          <w:p>
+            <w:pPr>
+              <w:jc w:val="left"/>
+            </w:pPr>
+            <w:r>
+              <w:rPr>
+                <w:rFonts w:ascii="Calibri" w:hAnsi="Calibri"/>
+                <w:b w:val="0"/>
+                <w:i w:val="0"/>
+                <w:color w:val="333333"/>
+                <w:sz w:val="21"/>
+              </w:rPr>
+              <w:t>Connectivity</w:t>
+            </w:r>
+          </w:p>
+        </w:tc>
+        <w:tc>
+          <w:tcPr>
+            <w:tcW w:type="dxa" w:w="6048"/>
+            <w:shd w:val="clear" w:color="auto" w:fill="EBF5FB"/>
+          </w:tcPr>
+          <w:p>
+            <w:pPr>
+              <w:jc w:val="left"/>
+            </w:pPr>
+            <w:r>
+              <w:rPr>
+                <w:rFonts w:ascii="Calibri" w:hAnsi="Calibri"/>
+                <w:b w:val="0"/>
+                <w:i w:val="0"/>
+                <w:color w:val="333333"/>
+                <w:sz w:val="21"/>
+              </w:rPr>
+              <w:t>Low-bandwidth-friendly design; offline caching in development roadmap</w:t>
+            </w:r>
+          </w:p>
+        </w:tc>
+      </w:tr>
+      <w:tr>
+        <w:tc>
+          <w:tcPr>
+            <w:tcW w:type="dxa" w:w="3456"/>
+            <w:shd w:val="clear" w:color="auto" w:fill="FDFEFE"/>
+          </w:tcPr>
+          <w:p>
+            <w:pPr>
+              <w:jc w:val="left"/>
+            </w:pPr>
+            <w:r>
+              <w:rPr>
+                <w:rFonts w:ascii="Calibri" w:hAnsi="Calibri"/>
+                <w:b w:val="0"/>
+                <w:i w:val="0"/>
+                <w:color w:val="333333"/>
+                <w:sz w:val="21"/>
+              </w:rPr>
+              <w:t>Education Level</w:t>
+            </w:r>
+          </w:p>
+        </w:tc>
+        <w:tc>
+          <w:tcPr>
+            <w:tcW w:type="dxa" w:w="6048"/>
+            <w:shd w:val="clear" w:color="auto" w:fill="FDFEFE"/>
+          </w:tcPr>
+          <w:p>
+            <w:pPr>
+              <w:jc w:val="left"/>
+            </w:pPr>
+            <w:r>
+              <w:rPr>
+                <w:rFonts w:ascii="Calibri" w:hAnsi="Calibri"/>
+                <w:b w:val="0"/>
+                <w:i w:val="0"/>
+                <w:color w:val="333333"/>
+                <w:sz w:val="21"/>
+              </w:rPr>
+              <w:t>Secondary school (Grade 8+) through undergraduate university</w:t>
+            </w:r>
+          </w:p>
+        </w:tc>
+      </w:tr>
+      <w:tr>
+        <w:tc>
+          <w:tcPr>
+            <w:tcW w:type="dxa" w:w="3456"/>
+            <w:shd w:val="clear" w:color="auto" w:fill="EBF5FB"/>
+          </w:tcPr>
+          <w:p>
+            <w:pPr>
+              <w:jc w:val="left"/>
+            </w:pPr>
+            <w:r>
+              <w:rPr>
+                <w:rFonts w:ascii="Calibri" w:hAnsi="Calibri"/>
+                <w:b w:val="0"/>
+                <w:i w:val="0"/>
+                <w:color w:val="333333"/>
+                <w:sz w:val="21"/>
+              </w:rPr>
+              <w:t>Motivation Driver</w:t>
+            </w:r>
+          </w:p>
+        </w:tc>
+        <w:tc>
+          <w:tcPr>
+            <w:tcW w:type="dxa" w:w="6048"/>
+            <w:shd w:val="clear" w:color="auto" w:fill="EBF5FB"/>
+          </w:tcPr>
+          <w:p>
+            <w:pPr>
+              <w:jc w:val="left"/>
+            </w:pPr>
+            <w:r>
+              <w:rPr>
+                <w:rFonts w:ascii="Calibri" w:hAnsi="Calibri"/>
+                <w:b w:val="0"/>
+                <w:i w:val="0"/>
+                <w:color w:val="333333"/>
+                <w:sz w:val="21"/>
+              </w:rPr>
+              <w:t>Skill growth, badges, leaderboard, classroom credit, career readiness</w:t>
+            </w:r>
+          </w:p>
+        </w:tc>
+      </w:tr>
+    </w:tbl>
+    <w:p/>
+    <w:p>
+      <w:pPr>
+        <w:spacing w:after="100"/>
+        <w:jc w:val="both"/>
+      </w:pPr>
+      <w:r>
+        <w:rPr>
+          <w:rFonts w:ascii="Calibri" w:hAnsi="Calibri"/>
+          <w:b w:val="0"/>
+          <w:i w:val="0"/>
+          <w:color w:val="333333"/>
+          <w:sz w:val="22"/>
+        </w:rPr>
+        <w:t>FeedWise meets youth users where they already are — on social media-style interfaces — using familiar patterns (feeds, likes, shares, badges) to build essential critical thinking skills.</w:t>
+      </w:r>
+    </w:p>
+    <w:p>
+      <w:pPr>
+        <w:spacing w:before="160" w:after="120"/>
+        <w:jc w:val="left"/>
+      </w:pPr>
+      <w:r>
+        <w:rPr>
+          <w:rFonts w:ascii="Calibri" w:hAnsi="Calibri"/>
+          <w:b/>
+          <w:i w:val="0"/>
+          <w:color w:val="1A376C"/>
+          <w:sz w:val="28"/>
+        </w:rPr>
+        <w:t>4.2 Secondary Users: Teachers &amp; Educators</w:t>
+      </w:r>
+    </w:p>
+    <w:p>
+      <w:pPr>
+        <w:spacing w:after="100"/>
+        <w:jc w:val="both"/>
+      </w:pPr>
+      <w:r>
+        <w:rPr>
+          <w:rFonts w:ascii="Calibri" w:hAnsi="Calibri"/>
+          <w:b w:val="0"/>
+          <w:i w:val="0"/>
+          <w:color w:val="333333"/>
+          <w:sz w:val="22"/>
+        </w:rPr>
+        <w:t>Teachers use FeedWise Studio to monitor student progress, identify skill gaps, assign targeted challenges, and integrate MIL learning into formal curricula.</w:t>
+      </w:r>
+    </w:p>
+    <w:tbl>
+      <w:tblPr>
+        <w:tblStyle w:val="TableGrid"/>
+        <w:tblW w:type="auto" w:w="0"/>
+        <w:jc w:val="center"/>
+        <w:tblLook w:firstColumn="1" w:firstRow="1" w:lastColumn="0" w:lastRow="0" w:noHBand="0" w:noVBand="1" w:val="04A0"/>
+      </w:tblPr>
+      <w:tblGrid>
+        <w:gridCol w:w="4561"/>
+        <w:gridCol w:w="4561"/>
+      </w:tblGrid>
+      <w:tr>
+        <w:tc>
+          <w:tcPr>
+            <w:tcW w:type="dxa" w:w="3168"/>
+            <w:shd w:val="clear" w:color="auto" w:fill="1A376C"/>
+          </w:tcPr>
+          <w:p>
+            <w:pPr>
+              <w:jc w:val="center"/>
+            </w:pPr>
+            <w:r>
+              <w:rPr>
+                <w:rFonts w:ascii="Calibri" w:hAnsi="Calibri"/>
+                <w:b/>
+                <w:i w:val="0"/>
+                <w:color w:val="FFFFFF"/>
+                <w:sz w:val="22"/>
+              </w:rPr>
+              <w:t>Characteristic</w:t>
+            </w:r>
+          </w:p>
+        </w:tc>
+        <w:tc>
+          <w:tcPr>
+            <w:tcW w:type="dxa" w:w="6336"/>
+            <w:shd w:val="clear" w:color="auto" w:fill="1A376C"/>
+          </w:tcPr>
+          <w:p>
+            <w:pPr>
+              <w:jc w:val="center"/>
+            </w:pPr>
+            <w:r>
+              <w:rPr>
+                <w:rFonts w:ascii="Calibri" w:hAnsi="Calibri"/>
+                <w:b/>
+                <w:i w:val="0"/>
+                <w:color w:val="FFFFFF"/>
+                <w:sz w:val="22"/>
+              </w:rPr>
+              <w:t>Detail</w:t>
+            </w:r>
+          </w:p>
+        </w:tc>
+      </w:tr>
+      <w:tr>
+        <w:tc>
+          <w:tcPr>
+            <w:tcW w:type="dxa" w:w="3168"/>
+            <w:shd w:val="clear" w:color="auto" w:fill="EBF5FB"/>
+          </w:tcPr>
+          <w:p>
+            <w:pPr>
+              <w:jc w:val="left"/>
+            </w:pPr>
+            <w:r>
+              <w:rPr>
+                <w:rFonts w:ascii="Calibri" w:hAnsi="Calibri"/>
+                <w:b w:val="0"/>
+                <w:i w:val="0"/>
+                <w:color w:val="333333"/>
+                <w:sz w:val="21"/>
+              </w:rPr>
+              <w:t>Profile</w:t>
+            </w:r>
+          </w:p>
+        </w:tc>
+        <w:tc>
+          <w:tcPr>
+            <w:tcW w:type="dxa" w:w="6336"/>
+            <w:shd w:val="clear" w:color="auto" w:fill="EBF5FB"/>
+          </w:tcPr>
+          <w:p>
+            <w:pPr>
+              <w:jc w:val="left"/>
+            </w:pPr>
+            <w:r>
+              <w:rPr>
+                <w:rFonts w:ascii="Calibri" w:hAnsi="Calibri"/>
+                <w:b w:val="0"/>
+                <w:i w:val="0"/>
+                <w:color w:val="333333"/>
+                <w:sz w:val="21"/>
+              </w:rPr>
+              <w:t>Secondary school &amp; university teachers; media studies; social studies; ICT educators; NGO facilitators</w:t>
+            </w:r>
+          </w:p>
+        </w:tc>
+      </w:tr>
+      <w:tr>
+        <w:tc>
+          <w:tcPr>
+            <w:tcW w:type="dxa" w:w="3168"/>
+            <w:shd w:val="clear" w:color="auto" w:fill="FDFEFE"/>
+          </w:tcPr>
+          <w:p>
+            <w:pPr>
+              <w:jc w:val="left"/>
+            </w:pPr>
+            <w:r>
+              <w:rPr>
+                <w:rFonts w:ascii="Calibri" w:hAnsi="Calibri"/>
+                <w:b w:val="0"/>
+                <w:i w:val="0"/>
+                <w:color w:val="333333"/>
+                <w:sz w:val="21"/>
+              </w:rPr>
+              <w:t>Primary Need</w:t>
+            </w:r>
+          </w:p>
+        </w:tc>
+        <w:tc>
+          <w:tcPr>
+            <w:tcW w:type="dxa" w:w="6336"/>
+            <w:shd w:val="clear" w:color="auto" w:fill="FDFEFE"/>
+          </w:tcPr>
+          <w:p>
+            <w:pPr>
+              <w:jc w:val="left"/>
+            </w:pPr>
+            <w:r>
+              <w:rPr>
+                <w:rFonts w:ascii="Calibri" w:hAnsi="Calibri"/>
+                <w:b w:val="0"/>
+                <w:i w:val="0"/>
+                <w:color w:val="333333"/>
+                <w:sz w:val="21"/>
+              </w:rPr>
+              <w:t>Class monitoring, skill gap analysis, assignment tools, exportable progress reports</w:t>
+            </w:r>
+          </w:p>
+        </w:tc>
+      </w:tr>
+      <w:tr>
+        <w:tc>
+          <w:tcPr>
+            <w:tcW w:type="dxa" w:w="3168"/>
+            <w:shd w:val="clear" w:color="auto" w:fill="EBF5FB"/>
+          </w:tcPr>
+          <w:p>
+            <w:pPr>
+              <w:jc w:val="left"/>
+            </w:pPr>
+            <w:r>
+              <w:rPr>
+                <w:rFonts w:ascii="Calibri" w:hAnsi="Calibri"/>
+                <w:b w:val="0"/>
+                <w:i w:val="0"/>
+                <w:color w:val="333333"/>
+                <w:sz w:val="21"/>
+              </w:rPr>
+              <w:t>Technical Comfort</w:t>
+            </w:r>
+          </w:p>
+        </w:tc>
+        <w:tc>
+          <w:tcPr>
+            <w:tcW w:type="dxa" w:w="6336"/>
+            <w:shd w:val="clear" w:color="auto" w:fill="EBF5FB"/>
+          </w:tcPr>
+          <w:p>
+            <w:pPr>
+              <w:jc w:val="left"/>
+            </w:pPr>
+            <w:r>
+              <w:rPr>
+                <w:rFonts w:ascii="Calibri" w:hAnsi="Calibri"/>
+                <w:b w:val="0"/>
+                <w:i w:val="0"/>
+                <w:color w:val="333333"/>
+                <w:sz w:val="21"/>
+              </w:rPr>
+              <w:t>Moderate — comfortable with Google Classroom or LMS; standard web browser</w:t>
+            </w:r>
+          </w:p>
+        </w:tc>
+      </w:tr>
+      <w:tr>
+        <w:tc>
+          <w:tcPr>
+            <w:tcW w:type="dxa" w:w="3168"/>
+            <w:shd w:val="clear" w:color="auto" w:fill="FDFEFE"/>
+          </w:tcPr>
+          <w:p>
+            <w:pPr>
+              <w:jc w:val="left"/>
+            </w:pPr>
+            <w:r>
+              <w:rPr>
+                <w:rFonts w:ascii="Calibri" w:hAnsi="Calibri"/>
+                <w:b w:val="0"/>
+                <w:i w:val="0"/>
+                <w:color w:val="333333"/>
+                <w:sz w:val="21"/>
+              </w:rPr>
+              <w:t>Core Pain Solved</w:t>
+            </w:r>
+          </w:p>
+        </w:tc>
+        <w:tc>
+          <w:tcPr>
+            <w:tcW w:type="dxa" w:w="6336"/>
+            <w:shd w:val="clear" w:color="auto" w:fill="FDFEFE"/>
+          </w:tcPr>
+          <w:p>
+            <w:pPr>
+              <w:jc w:val="left"/>
+            </w:pPr>
+            <w:r>
+              <w:rPr>
+                <w:rFonts w:ascii="Calibri" w:hAnsi="Calibri"/>
+                <w:b w:val="0"/>
+                <w:i w:val="0"/>
+                <w:color w:val="333333"/>
+                <w:sz w:val="21"/>
+              </w:rPr>
+              <w:t>No existing tool gives teachers real-time MIL skill analytics for their students</w:t>
+            </w:r>
+          </w:p>
+        </w:tc>
+      </w:tr>
+      <w:tr>
+        <w:tc>
+          <w:tcPr>
+            <w:tcW w:type="dxa" w:w="3168"/>
+            <w:shd w:val="clear" w:color="auto" w:fill="EBF5FB"/>
+          </w:tcPr>
+          <w:p>
+            <w:pPr>
+              <w:jc w:val="left"/>
+            </w:pPr>
+            <w:r>
+              <w:rPr>
+                <w:rFonts w:ascii="Calibri" w:hAnsi="Calibri"/>
+                <w:b w:val="0"/>
+                <w:i w:val="0"/>
+                <w:color w:val="333333"/>
+                <w:sz w:val="21"/>
+              </w:rPr>
+              <w:t>Geography</w:t>
+            </w:r>
+          </w:p>
+        </w:tc>
+        <w:tc>
+          <w:tcPr>
+            <w:tcW w:type="dxa" w:w="6336"/>
+            <w:shd w:val="clear" w:color="auto" w:fill="EBF5FB"/>
+          </w:tcPr>
+          <w:p>
+            <w:pPr>
+              <w:jc w:val="left"/>
+            </w:pPr>
+            <w:r>
+              <w:rPr>
+                <w:rFonts w:ascii="Calibri" w:hAnsi="Calibri"/>
+                <w:b w:val="0"/>
+                <w:i w:val="0"/>
+                <w:color w:val="333333"/>
+                <w:sz w:val="21"/>
+              </w:rPr>
+              <w:t>Wherever FeedWise is deployed; initial pilot targeting Nepali and Indian schools</w:t>
+            </w:r>
+          </w:p>
+        </w:tc>
+      </w:tr>
+    </w:tbl>
+    <w:p/>
+    <w:p>
+      <w:pPr>
+        <w:spacing w:before="160" w:after="120"/>
+        <w:jc w:val="left"/>
+      </w:pPr>
+      <w:r>
+        <w:rPr>
+          <w:rFonts w:ascii="Calibri" w:hAnsi="Calibri"/>
+          <w:b/>
+          <w:i w:val="0"/>
+          <w:color w:val="1A376C"/>
+          <w:sz w:val="28"/>
+        </w:rPr>
+        <w:t>4.3 Tertiary Users: Administrators &amp; MIL Professionals</w:t>
+      </w:r>
+    </w:p>
+    <w:p>
+      <w:pPr>
+        <w:spacing w:after="100"/>
+        <w:jc w:val="both"/>
+      </w:pPr>
+      <w:r>
+        <w:rPr>
+          <w:rFonts w:ascii="Calibri" w:hAnsi="Calibri"/>
+          <w:b w:val="0"/>
+          <w:i w:val="0"/>
+          <w:color w:val="333333"/>
+          <w:sz w:val="22"/>
+        </w:rPr>
+        <w:t>Administrators and MIL professionals ensure the quality, accuracy, and educational integrity of every scenario. They are typically experienced journalists, UNESCO-trained MIL educators, academic researchers in information science, or content moderation specialists.</w:t>
+      </w:r>
+    </w:p>
+    <w:tbl>
+      <w:tblPr>
+        <w:tblStyle w:val="TableGrid"/>
+        <w:tblW w:type="auto" w:w="0"/>
+        <w:jc w:val="center"/>
+        <w:tblLook w:firstColumn="1" w:firstRow="1" w:lastColumn="0" w:lastRow="0" w:noHBand="0" w:noVBand="1" w:val="04A0"/>
+      </w:tblPr>
+      <w:tblGrid>
+        <w:gridCol w:w="4561"/>
+        <w:gridCol w:w="4561"/>
+      </w:tblGrid>
+      <w:tr>
+        <w:tc>
+          <w:tcPr>
+            <w:tcW w:type="dxa" w:w="3168"/>
+            <w:shd w:val="clear" w:color="auto" w:fill="1A376C"/>
+          </w:tcPr>
+          <w:p>
+            <w:pPr>
+              <w:jc w:val="center"/>
+            </w:pPr>
+            <w:r>
+              <w:rPr>
+                <w:rFonts w:ascii="Calibri" w:hAnsi="Calibri"/>
+                <w:b/>
+                <w:i w:val="0"/>
+                <w:color w:val="FFFFFF"/>
+                <w:sz w:val="22"/>
+              </w:rPr>
+              <w:t>Characteristic</w:t>
+            </w:r>
+          </w:p>
+        </w:tc>
+        <w:tc>
+          <w:tcPr>
+            <w:tcW w:type="dxa" w:w="6336"/>
+            <w:shd w:val="clear" w:color="auto" w:fill="1A376C"/>
+          </w:tcPr>
+          <w:p>
+            <w:pPr>
+              <w:jc w:val="center"/>
+            </w:pPr>
+            <w:r>
+              <w:rPr>
+                <w:rFonts w:ascii="Calibri" w:hAnsi="Calibri"/>
+                <w:b/>
+                <w:i w:val="0"/>
+                <w:color w:val="FFFFFF"/>
+                <w:sz w:val="22"/>
+              </w:rPr>
+              <w:t>Detail</w:t>
+            </w:r>
+          </w:p>
+        </w:tc>
+      </w:tr>
+      <w:tr>
+        <w:tc>
+          <w:tcPr>
+            <w:tcW w:type="dxa" w:w="3168"/>
+            <w:shd w:val="clear" w:color="auto" w:fill="EBF5FB"/>
+          </w:tcPr>
+          <w:p>
+            <w:pPr>
+              <w:jc w:val="left"/>
+            </w:pPr>
+            <w:r>
+              <w:rPr>
+                <w:rFonts w:ascii="Calibri" w:hAnsi="Calibri"/>
+                <w:b w:val="0"/>
+                <w:i w:val="0"/>
+                <w:color w:val="333333"/>
+                <w:sz w:val="21"/>
+              </w:rPr>
+              <w:t>Profile</w:t>
+            </w:r>
+          </w:p>
+        </w:tc>
+        <w:tc>
+          <w:tcPr>
+            <w:tcW w:type="dxa" w:w="6336"/>
+            <w:shd w:val="clear" w:color="auto" w:fill="EBF5FB"/>
+          </w:tcPr>
+          <w:p>
+            <w:pPr>
+              <w:jc w:val="left"/>
+            </w:pPr>
+            <w:r>
+              <w:rPr>
+                <w:rFonts w:ascii="Calibri" w:hAnsi="Calibri"/>
+                <w:b w:val="0"/>
+                <w:i w:val="0"/>
+                <w:color w:val="333333"/>
+                <w:sz w:val="21"/>
+              </w:rPr>
+              <w:t>MIL researchers, journalists, UNESCO educators, digital rights advocates</w:t>
+            </w:r>
+          </w:p>
+        </w:tc>
+      </w:tr>
+      <w:tr>
+        <w:tc>
+          <w:tcPr>
+            <w:tcW w:type="dxa" w:w="3168"/>
+            <w:shd w:val="clear" w:color="auto" w:fill="FDFEFE"/>
+          </w:tcPr>
+          <w:p>
+            <w:pPr>
+              <w:jc w:val="left"/>
+            </w:pPr>
+            <w:r>
+              <w:rPr>
+                <w:rFonts w:ascii="Calibri" w:hAnsi="Calibri"/>
+                <w:b w:val="0"/>
+                <w:i w:val="0"/>
+                <w:color w:val="333333"/>
+                <w:sz w:val="21"/>
+              </w:rPr>
+              <w:t>Primary Need</w:t>
+            </w:r>
+          </w:p>
+        </w:tc>
+        <w:tc>
+          <w:tcPr>
+            <w:tcW w:type="dxa" w:w="6336"/>
+            <w:shd w:val="clear" w:color="auto" w:fill="FDFEFE"/>
+          </w:tcPr>
+          <w:p>
+            <w:pPr>
+              <w:jc w:val="left"/>
+            </w:pPr>
+            <w:r>
+              <w:rPr>
+                <w:rFonts w:ascii="Calibri" w:hAnsi="Calibri"/>
+                <w:b w:val="0"/>
+                <w:i w:val="0"/>
+                <w:color w:val="333333"/>
+                <w:sz w:val="21"/>
+              </w:rPr>
+              <w:t>Scenario CMS, review pipeline, content quality control, AI output oversight</w:t>
+            </w:r>
+          </w:p>
+        </w:tc>
+      </w:tr>
+      <w:tr>
+        <w:tc>
+          <w:tcPr>
+            <w:tcW w:type="dxa" w:w="3168"/>
+            <w:shd w:val="clear" w:color="auto" w:fill="EBF5FB"/>
+          </w:tcPr>
+          <w:p>
+            <w:pPr>
+              <w:jc w:val="left"/>
+            </w:pPr>
+            <w:r>
+              <w:rPr>
+                <w:rFonts w:ascii="Calibri" w:hAnsi="Calibri"/>
+                <w:b w:val="0"/>
+                <w:i w:val="0"/>
+                <w:color w:val="333333"/>
+                <w:sz w:val="21"/>
+              </w:rPr>
+              <w:t>Key Value</w:t>
+            </w:r>
+          </w:p>
+        </w:tc>
+        <w:tc>
+          <w:tcPr>
+            <w:tcW w:type="dxa" w:w="6336"/>
+            <w:shd w:val="clear" w:color="auto" w:fill="EBF5FB"/>
+          </w:tcPr>
+          <w:p>
+            <w:pPr>
+              <w:jc w:val="left"/>
+            </w:pPr>
+            <w:r>
+              <w:rPr>
+                <w:rFonts w:ascii="Calibri" w:hAnsi="Calibri"/>
+                <w:b w:val="0"/>
+                <w:i w:val="0"/>
+                <w:color w:val="333333"/>
+                <w:sz w:val="21"/>
+              </w:rPr>
+              <w:t>Platform credibility depends on their review — the human check on AI</w:t>
+            </w:r>
+          </w:p>
+        </w:tc>
+      </w:tr>
+      <w:tr>
+        <w:tc>
+          <w:tcPr>
+            <w:tcW w:type="dxa" w:w="3168"/>
+            <w:shd w:val="clear" w:color="auto" w:fill="FDFEFE"/>
+          </w:tcPr>
+          <w:p>
+            <w:pPr>
+              <w:jc w:val="left"/>
+            </w:pPr>
+            <w:r>
+              <w:rPr>
+                <w:rFonts w:ascii="Calibri" w:hAnsi="Calibri"/>
+                <w:b w:val="0"/>
+                <w:i w:val="0"/>
+                <w:color w:val="333333"/>
+                <w:sz w:val="21"/>
+              </w:rPr>
+              <w:t>Engagement</w:t>
+            </w:r>
+          </w:p>
+        </w:tc>
+        <w:tc>
+          <w:tcPr>
+            <w:tcW w:type="dxa" w:w="6336"/>
+            <w:shd w:val="clear" w:color="auto" w:fill="FDFEFE"/>
+          </w:tcPr>
+          <w:p>
+            <w:pPr>
+              <w:jc w:val="left"/>
+            </w:pPr>
+            <w:r>
+              <w:rPr>
+                <w:rFonts w:ascii="Calibri" w:hAnsi="Calibri"/>
+                <w:b w:val="0"/>
+                <w:i w:val="0"/>
+                <w:color w:val="333333"/>
+                <w:sz w:val="21"/>
+              </w:rPr>
+              <w:t>Salaried partner institutions or volunteer with professional development recognition</w:t>
+            </w:r>
+          </w:p>
+        </w:tc>
+      </w:tr>
+      <w:tr>
+        <w:tc>
+          <w:tcPr>
+            <w:tcW w:type="dxa" w:w="3168"/>
+            <w:shd w:val="clear" w:color="auto" w:fill="EBF5FB"/>
+          </w:tcPr>
+          <w:p>
+            <w:pPr>
+              <w:jc w:val="left"/>
+            </w:pPr>
+            <w:r>
+              <w:rPr>
+                <w:rFonts w:ascii="Calibri" w:hAnsi="Calibri"/>
+                <w:b w:val="0"/>
+                <w:i w:val="0"/>
+                <w:color w:val="333333"/>
+                <w:sz w:val="21"/>
+              </w:rPr>
+              <w:t>Reach</w:t>
+            </w:r>
+          </w:p>
+        </w:tc>
+        <w:tc>
+          <w:tcPr>
+            <w:tcW w:type="dxa" w:w="6336"/>
+            <w:shd w:val="clear" w:color="auto" w:fill="EBF5FB"/>
+          </w:tcPr>
+          <w:p>
+            <w:pPr>
+              <w:jc w:val="left"/>
+            </w:pPr>
+            <w:r>
+              <w:rPr>
+                <w:rFonts w:ascii="Calibri" w:hAnsi="Calibri"/>
+                <w:b w:val="0"/>
+                <w:i w:val="0"/>
+                <w:color w:val="333333"/>
+                <w:sz w:val="21"/>
+              </w:rPr>
+              <w:t>Global — remote content review possible from any location</w:t>
+            </w:r>
+          </w:p>
+        </w:tc>
+      </w:tr>
+    </w:tbl>
+    <w:p/>
+    <w:p>
+      <w:pPr>
+        <w:spacing w:before="160" w:after="120"/>
+        <w:jc w:val="left"/>
+      </w:pPr>
+      <w:r>
+        <w:rPr>
+          <w:rFonts w:ascii="Calibri" w:hAnsi="Calibri"/>
+          <w:b/>
+          <w:i w:val="0"/>
+          <w:color w:val="1A376C"/>
+          <w:sz w:val="28"/>
+        </w:rPr>
+        <w:t>4.4 Audience Sizing &amp; Inclusion Strategy</w:t>
+      </w:r>
+    </w:p>
+    <w:p>
+      <w:pPr>
+        <w:spacing w:after="100"/>
+        <w:jc w:val="both"/>
+      </w:pPr>
+      <w:r>
+        <w:rPr>
+          <w:rFonts w:ascii="Calibri" w:hAnsi="Calibri"/>
+          <w:b/>
+          <w:i w:val="0"/>
+          <w:color w:val="1A376C"/>
+          <w:sz w:val="22"/>
+        </w:rPr>
+        <w:t>FeedWise's core MIL learning experience is free, free forever, and designed to work on entry-level Android devices with limited connectivity. Inclusion is not an afterthought — it is the product mission.</w:t>
+      </w:r>
+    </w:p>
+    <w:tbl>
+      <w:tblPr>
+        <w:tblStyle w:val="TableGrid"/>
+        <w:tblW w:type="auto" w:w="0"/>
+        <w:jc w:val="center"/>
+        <w:tblLook w:firstColumn="1" w:firstRow="1" w:lastColumn="0" w:lastRow="0" w:noHBand="0" w:noVBand="1" w:val="04A0"/>
+      </w:tblPr>
+      <w:tblGrid>
+        <w:gridCol w:w="3041"/>
+        <w:gridCol w:w="3041"/>
+        <w:gridCol w:w="3041"/>
+      </w:tblGrid>
+      <w:tr>
+        <w:tc>
+          <w:tcPr>
+            <w:tcW w:type="dxa" w:w="3168"/>
+            <w:shd w:val="clear" w:color="auto" w:fill="1A376C"/>
+          </w:tcPr>
+          <w:p>
+            <w:pPr>
+              <w:jc w:val="center"/>
+            </w:pPr>
+            <w:r>
+              <w:rPr>
+                <w:rFonts w:ascii="Calibri" w:hAnsi="Calibri"/>
+                <w:b/>
+                <w:i w:val="0"/>
+                <w:color w:val="FFFFFF"/>
+                <w:sz w:val="22"/>
+              </w:rPr>
+              <w:t>Audience Segment</w:t>
+            </w:r>
+          </w:p>
+        </w:tc>
+        <w:tc>
+          <w:tcPr>
+            <w:tcW w:type="dxa" w:w="2592"/>
+            <w:shd w:val="clear" w:color="auto" w:fill="1A376C"/>
+          </w:tcPr>
+          <w:p>
+            <w:pPr>
+              <w:jc w:val="center"/>
+            </w:pPr>
+            <w:r>
+              <w:rPr>
+                <w:rFonts w:ascii="Calibri" w:hAnsi="Calibri"/>
+                <w:b/>
+                <w:i w:val="0"/>
+                <w:color w:val="FFFFFF"/>
+                <w:sz w:val="22"/>
+              </w:rPr>
+              <w:t>Global Scale</w:t>
+            </w:r>
+          </w:p>
+        </w:tc>
+        <w:tc>
+          <w:tcPr>
+            <w:tcW w:type="dxa" w:w="3744"/>
+            <w:shd w:val="clear" w:color="auto" w:fill="1A376C"/>
+          </w:tcPr>
+          <w:p>
+            <w:pPr>
+              <w:jc w:val="center"/>
+            </w:pPr>
+            <w:r>
+              <w:rPr>
+                <w:rFonts w:ascii="Calibri" w:hAnsi="Calibri"/>
+                <w:b/>
+                <w:i w:val="0"/>
+                <w:color w:val="FFFFFF"/>
+                <w:sz w:val="22"/>
+              </w:rPr>
+              <w:t>Accessibility Strategy</w:t>
+            </w:r>
+          </w:p>
+        </w:tc>
+      </w:tr>
+      <w:tr>
+        <w:tc>
+          <w:tcPr>
+            <w:tcW w:type="dxa" w:w="3168"/>
+            <w:shd w:val="clear" w:color="auto" w:fill="EBF5FB"/>
+          </w:tcPr>
+          <w:p>
+            <w:pPr>
+              <w:jc w:val="left"/>
+            </w:pPr>
+            <w:r>
+              <w:rPr>
+                <w:rFonts w:ascii="Calibri" w:hAnsi="Calibri"/>
+                <w:b w:val="0"/>
+                <w:i w:val="0"/>
+                <w:color w:val="333333"/>
+                <w:sz w:val="21"/>
+              </w:rPr>
+              <w:t>Youth 14–25</w:t>
+            </w:r>
+          </w:p>
+        </w:tc>
+        <w:tc>
+          <w:tcPr>
+            <w:tcW w:type="dxa" w:w="2592"/>
+            <w:shd w:val="clear" w:color="auto" w:fill="EBF5FB"/>
+          </w:tcPr>
+          <w:p>
+            <w:pPr>
+              <w:jc w:val="left"/>
+            </w:pPr>
+            <w:r>
+              <w:rPr>
+                <w:rFonts w:ascii="Calibri" w:hAnsi="Calibri"/>
+                <w:b w:val="0"/>
+                <w:i w:val="0"/>
+                <w:color w:val="333333"/>
+                <w:sz w:val="21"/>
+              </w:rPr>
+              <w:t>1.8 billion globally</w:t>
+            </w:r>
+          </w:p>
+        </w:tc>
+        <w:tc>
+          <w:tcPr>
+            <w:tcW w:type="dxa" w:w="3744"/>
+            <w:shd w:val="clear" w:color="auto" w:fill="EBF5FB"/>
+          </w:tcPr>
+          <w:p>
+            <w:pPr>
+              <w:jc w:val="left"/>
+            </w:pPr>
+            <w:r>
+              <w:rPr>
+                <w:rFonts w:ascii="Calibri" w:hAnsi="Calibri"/>
+                <w:b w:val="0"/>
+                <w:i w:val="0"/>
+                <w:color w:val="333333"/>
+                <w:sz w:val="21"/>
+              </w:rPr>
+              <w:t>Free access forever; mobile-first; low-bandwidth design</w:t>
+            </w:r>
+          </w:p>
+        </w:tc>
+      </w:tr>
+      <w:tr>
+        <w:tc>
+          <w:tcPr>
+            <w:tcW w:type="dxa" w:w="3168"/>
+            <w:shd w:val="clear" w:color="auto" w:fill="FDFEFE"/>
+          </w:tcPr>
+          <w:p>
+            <w:pPr>
+              <w:jc w:val="left"/>
+            </w:pPr>
+            <w:r>
+              <w:rPr>
+                <w:rFonts w:ascii="Calibri" w:hAnsi="Calibri"/>
+                <w:b w:val="0"/>
+                <w:i w:val="0"/>
+                <w:color w:val="333333"/>
+                <w:sz w:val="21"/>
+              </w:rPr>
+              <w:t>Teachers / Educators</w:t>
+            </w:r>
+          </w:p>
+        </w:tc>
+        <w:tc>
+          <w:tcPr>
+            <w:tcW w:type="dxa" w:w="2592"/>
+            <w:shd w:val="clear" w:color="auto" w:fill="FDFEFE"/>
+          </w:tcPr>
+          <w:p>
+            <w:pPr>
+              <w:jc w:val="left"/>
+            </w:pPr>
+            <w:r>
+              <w:rPr>
+                <w:rFonts w:ascii="Calibri" w:hAnsi="Calibri"/>
+                <w:b w:val="0"/>
+                <w:i w:val="0"/>
+                <w:color w:val="333333"/>
+                <w:sz w:val="21"/>
+              </w:rPr>
+              <w:t>90 million globally</w:t>
+            </w:r>
+          </w:p>
+        </w:tc>
+        <w:tc>
+          <w:tcPr>
+            <w:tcW w:type="dxa" w:w="3744"/>
+            <w:shd w:val="clear" w:color="auto" w:fill="FDFEFE"/>
+          </w:tcPr>
+          <w:p>
+            <w:pPr>
+              <w:jc w:val="left"/>
+            </w:pPr>
+            <w:r>
+              <w:rPr>
+                <w:rFonts w:ascii="Calibri" w:hAnsi="Calibri"/>
+                <w:b w:val="0"/>
+                <w:i w:val="0"/>
+                <w:color w:val="333333"/>
+                <w:sz w:val="21"/>
+              </w:rPr>
+              <w:t>Free teacher accounts; institutional onboarding support</w:t>
+            </w:r>
+          </w:p>
+        </w:tc>
+      </w:tr>
+      <w:tr>
+        <w:tc>
+          <w:tcPr>
+            <w:tcW w:type="dxa" w:w="3168"/>
+            <w:shd w:val="clear" w:color="auto" w:fill="EBF5FB"/>
+          </w:tcPr>
+          <w:p>
+            <w:pPr>
+              <w:jc w:val="left"/>
+            </w:pPr>
+            <w:r>
+              <w:rPr>
+                <w:rFonts w:ascii="Calibri" w:hAnsi="Calibri"/>
+                <w:b w:val="0"/>
+                <w:i w:val="0"/>
+                <w:color w:val="333333"/>
+                <w:sz w:val="21"/>
+              </w:rPr>
+              <w:t>MIL Professionals</w:t>
+            </w:r>
+          </w:p>
+        </w:tc>
+        <w:tc>
+          <w:tcPr>
+            <w:tcW w:type="dxa" w:w="2592"/>
+            <w:shd w:val="clear" w:color="auto" w:fill="EBF5FB"/>
+          </w:tcPr>
+          <w:p>
+            <w:pPr>
+              <w:jc w:val="left"/>
+            </w:pPr>
+            <w:r>
+              <w:rPr>
+                <w:rFonts w:ascii="Calibri" w:hAnsi="Calibri"/>
+                <w:b w:val="0"/>
+                <w:i w:val="0"/>
+                <w:color w:val="333333"/>
+                <w:sz w:val="21"/>
+              </w:rPr>
+              <w:t>500K+ (UNESCO estimate)</w:t>
+            </w:r>
+          </w:p>
+        </w:tc>
+        <w:tc>
+          <w:tcPr>
+            <w:tcW w:type="dxa" w:w="3744"/>
+            <w:shd w:val="clear" w:color="auto" w:fill="EBF5FB"/>
+          </w:tcPr>
+          <w:p>
+            <w:pPr>
+              <w:jc w:val="left"/>
+            </w:pPr>
+            <w:r>
+              <w:rPr>
+                <w:rFonts w:ascii="Calibri" w:hAnsi="Calibri"/>
+                <w:b w:val="0"/>
+                <w:i w:val="0"/>
+                <w:color w:val="333333"/>
+                <w:sz w:val="21"/>
+              </w:rPr>
+              <w:t>Volunteer reviewer program; professional development credit</w:t>
+            </w:r>
+          </w:p>
+        </w:tc>
+      </w:tr>
+      <w:tr>
+        <w:tc>
+          <w:tcPr>
+            <w:tcW w:type="dxa" w:w="3168"/>
+            <w:shd w:val="clear" w:color="auto" w:fill="FDFEFE"/>
+          </w:tcPr>
+          <w:p>
+            <w:pPr>
+              <w:jc w:val="left"/>
+            </w:pPr>
+            <w:r>
+              <w:rPr>
+                <w:rFonts w:ascii="Calibri" w:hAnsi="Calibri"/>
+                <w:b w:val="0"/>
+                <w:i w:val="0"/>
+                <w:color w:val="333333"/>
+                <w:sz w:val="21"/>
+              </w:rPr>
+              <w:t>Marginalized Communities</w:t>
+            </w:r>
+          </w:p>
+        </w:tc>
+        <w:tc>
+          <w:tcPr>
+            <w:tcW w:type="dxa" w:w="2592"/>
+            <w:shd w:val="clear" w:color="auto" w:fill="FDFEFE"/>
+          </w:tcPr>
+          <w:p>
+            <w:pPr>
+              <w:jc w:val="left"/>
+            </w:pPr>
+            <w:r>
+              <w:rPr>
+                <w:rFonts w:ascii="Calibri" w:hAnsi="Calibri"/>
+                <w:b w:val="0"/>
+                <w:i w:val="0"/>
+                <w:color w:val="333333"/>
+                <w:sz w:val="21"/>
+              </w:rPr>
+              <w:t>Billions in low-resource settings</w:t>
+            </w:r>
+          </w:p>
+        </w:tc>
+        <w:tc>
+          <w:tcPr>
+            <w:tcW w:type="dxa" w:w="3744"/>
+            <w:shd w:val="clear" w:color="auto" w:fill="FDFEFE"/>
+          </w:tcPr>
+          <w:p>
+            <w:pPr>
+              <w:jc w:val="left"/>
+            </w:pPr>
+            <w:r>
+              <w:rPr>
+                <w:rFonts w:ascii="Calibri" w:hAnsi="Calibri"/>
+                <w:b w:val="0"/>
+                <w:i w:val="0"/>
+                <w:color w:val="333333"/>
+                <w:sz w:val="21"/>
+              </w:rPr>
+              <w:t>Offline mode roadmap; multilingual content</w:t>
+            </w:r>
+          </w:p>
+        </w:tc>
+      </w:tr>
+      <w:tr>
+        <w:tc>
+          <w:tcPr>
+            <w:tcW w:type="dxa" w:w="3168"/>
+            <w:shd w:val="clear" w:color="auto" w:fill="EBF5FB"/>
+          </w:tcPr>
+          <w:p>
+            <w:pPr>
+              <w:jc w:val="left"/>
+            </w:pPr>
+            <w:r>
+              <w:rPr>
+                <w:rFonts w:ascii="Calibri" w:hAnsi="Calibri"/>
+                <w:b w:val="0"/>
+                <w:i w:val="0"/>
+                <w:color w:val="333333"/>
+                <w:sz w:val="21"/>
+              </w:rPr>
+              <w:t>Students with Disabilities</w:t>
+            </w:r>
+          </w:p>
+        </w:tc>
+        <w:tc>
+          <w:tcPr>
+            <w:tcW w:type="dxa" w:w="2592"/>
+            <w:shd w:val="clear" w:color="auto" w:fill="EBF5FB"/>
+          </w:tcPr>
+          <w:p>
+            <w:pPr>
+              <w:jc w:val="left"/>
+            </w:pPr>
+            <w:r>
+              <w:rPr>
+                <w:rFonts w:ascii="Calibri" w:hAnsi="Calibri"/>
+                <w:b w:val="0"/>
+                <w:i w:val="0"/>
+                <w:color w:val="333333"/>
+                <w:sz w:val="21"/>
+              </w:rPr>
+              <w:t>~15% of all learners</w:t>
+            </w:r>
+          </w:p>
+        </w:tc>
+        <w:tc>
+          <w:tcPr>
+            <w:tcW w:type="dxa" w:w="3744"/>
+            <w:shd w:val="clear" w:color="auto" w:fill="EBF5FB"/>
+          </w:tcPr>
+          <w:p>
+            <w:pPr>
+              <w:jc w:val="left"/>
+            </w:pPr>
+            <w:r>
+              <w:rPr>
+                <w:rFonts w:ascii="Calibri" w:hAnsi="Calibri"/>
+                <w:b w:val="0"/>
+                <w:i w:val="0"/>
+                <w:color w:val="333333"/>
+                <w:sz w:val="21"/>
+              </w:rPr>
+              <w:t>Screen reader support; high-contrast mode; text scaling</w:t>
+            </w:r>
+          </w:p>
+        </w:tc>
+      </w:tr>
+    </w:tbl>
+    <w:p/>
+    <w:p>
+      <w:r>
+        <w:br w:type="page"/>
+      </w:r>
+    </w:p>
+    <w:p>
+      <w:pPr>
+        <w:spacing w:before="240" w:after="120"/>
+        <w:jc w:val="left"/>
+      </w:pPr>
+      <w:r>
+        <w:rPr>
+          <w:rFonts w:ascii="Calibri" w:hAnsi="Calibri"/>
+          <w:b/>
+          <w:i w:val="0"/>
+          <w:color w:val="1A376C"/>
+          <w:sz w:val="36"/>
+        </w:rPr>
+        <w:t>5. Proposed Solution</w:t>
+      </w:r>
+    </w:p>
+    <w:p>
+      <w:pPr>
+        <w:pBdr>
+          <w:bottom w:val="single" w:sz="6" w:space="1" w:color="2E86C1"/>
+        </w:pBdr>
+        <w:spacing w:before="80" w:after="80"/>
+      </w:pPr>
+    </w:p>
+    <w:p>
+      <w:pPr>
+        <w:spacing w:before="160" w:after="120"/>
+        <w:jc w:val="left"/>
+      </w:pPr>
+      <w:r>
+        <w:rPr>
+          <w:rFonts w:ascii="Calibri" w:hAnsi="Calibri"/>
+          <w:b/>
+          <w:i w:val="0"/>
+          <w:color w:val="1A376C"/>
+          <w:sz w:val="28"/>
+        </w:rPr>
+        <w:t>5.1 The FeedWise Approach</w:t>
       </w:r>
     </w:p>
     <w:p>
@@ -3393,7 +5543,7 @@
           <w:color w:val="1A376C"/>
           <w:sz w:val="28"/>
         </w:rPr>
-        <w:t>4.2 Core Learning Loop</w:t>
+        <w:t>5.2 Core Learning Loop</w:t>
       </w:r>
     </w:p>
     <w:p>
@@ -4024,7 +6174,7 @@
           <w:color w:val="1A376C"/>
           <w:sz w:val="28"/>
         </w:rPr>
-        <w:t>4.3 Key Differentiators</w:t>
+        <w:t>5.3 Key Differentiators</w:t>
       </w:r>
     </w:p>
     <w:tbl>
@@ -4410,7 +6560,7 @@
           <w:color w:val="1A376C"/>
           <w:sz w:val="36"/>
         </w:rPr>
-        <w:t>5. System Architecture</w:t>
+        <w:t>6. System Architecture</w:t>
       </w:r>
     </w:p>
     <w:p>
@@ -4434,7 +6584,7 @@
           <w:color w:val="1A376C"/>
           <w:sz w:val="28"/>
         </w:rPr>
-        <w:t>5.1 High-Level Architecture</w:t>
+        <w:t>6.1 High-Level Architecture</w:t>
       </w:r>
     </w:p>
     <w:p>
@@ -4532,7 +6682,7 @@
           <w:color w:val="1A376C"/>
           <w:sz w:val="28"/>
         </w:rPr>
-        <w:t>5.2 Frontend Architecture</w:t>
+        <w:t>6.2 Frontend Architecture</w:t>
       </w:r>
     </w:p>
     <w:p>
@@ -5098,7 +7248,7 @@
           <w:color w:val="1A376C"/>
           <w:sz w:val="28"/>
         </w:rPr>
-        <w:t>5.3 Backend Architecture</w:t>
+        <w:t>6.3 Backend Architecture</w:t>
       </w:r>
     </w:p>
     <w:p>
@@ -5407,7 +7557,7 @@
           <w:color w:val="1A376C"/>
           <w:sz w:val="28"/>
         </w:rPr>
-        <w:t>5.4 AI Engine Architecture</w:t>
+        <w:t>6.4 AI Engine Architecture</w:t>
       </w:r>
     </w:p>
     <w:p>
@@ -5540,7 +7690,7 @@
           <w:color w:val="1A376C"/>
           <w:sz w:val="36"/>
         </w:rPr>
-        <w:t>6. Major Components</w:t>
+        <w:t>7. Major Components</w:t>
       </w:r>
     </w:p>
     <w:p>
@@ -5564,7 +7714,7 @@
           <w:color w:val="1A376C"/>
           <w:sz w:val="28"/>
         </w:rPr>
-        <w:t>6.1 Simulated Social Feed</w:t>
+        <w:t>7.1 Simulated Social Feed</w:t>
       </w:r>
     </w:p>
     <w:p>
@@ -5596,7 +7746,7 @@
           <w:color w:val="1A376C"/>
           <w:sz w:val="28"/>
         </w:rPr>
-        <w:t>6.2 TrustLens Investigation Panel</w:t>
+        <w:t>7.2 TrustLens Investigation Panel</w:t>
       </w:r>
     </w:p>
     <w:p>
@@ -5724,7 +7874,7 @@
           <w:color w:val="1A376C"/>
           <w:sz w:val="28"/>
         </w:rPr>
-        <w:t>6.3 Decision &amp; Consequence Engine</w:t>
+        <w:t>7.3 Decision &amp; Consequence Engine</w:t>
       </w:r>
     </w:p>
     <w:p>
@@ -5852,7 +8002,7 @@
           <w:color w:val="1A376C"/>
           <w:sz w:val="28"/>
         </w:rPr>
-        <w:t>6.4 MIL Academy</w:t>
+        <w:t>7.4 MIL Academy</w:t>
       </w:r>
     </w:p>
     <w:p>
@@ -5884,7 +8034,7 @@
           <w:color w:val="1A376C"/>
           <w:sz w:val="28"/>
         </w:rPr>
-        <w:t>6.5 Newsroom Mode</w:t>
+        <w:t>7.5 Newsroom Mode</w:t>
       </w:r>
     </w:p>
     <w:p>
@@ -5916,7 +8066,7 @@
           <w:color w:val="1A376C"/>
           <w:sz w:val="28"/>
         </w:rPr>
-        <w:t>6.6 Skill Radar &amp; Progress System</w:t>
+        <w:t>7.6 Skill Radar &amp; Progress System</w:t>
       </w:r>
     </w:p>
     <w:p>
@@ -5948,7 +8098,7 @@
           <w:color w:val="1A376C"/>
           <w:sz w:val="28"/>
         </w:rPr>
-        <w:t>6.7 Badge &amp; Achievement System</w:t>
+        <w:t>7.7 Badge &amp; Achievement System</w:t>
       </w:r>
     </w:p>
     <w:p>
@@ -6514,7 +8664,7 @@
           <w:color w:val="1A376C"/>
           <w:sz w:val="28"/>
         </w:rPr>
-        <w:t>6.8 Community Submission Module</w:t>
+        <w:t>7.8 Community Submission Module</w:t>
       </w:r>
     </w:p>
     <w:p>
@@ -6551,7 +8701,7 @@
           <w:color w:val="1A376C"/>
           <w:sz w:val="36"/>
         </w:rPr>
-        <w:t>7. User Roles</w:t>
+        <w:t>8. User Roles</w:t>
       </w:r>
     </w:p>
     <w:p>
@@ -6591,7 +8741,7 @@
           <w:color w:val="1A376C"/>
           <w:sz w:val="28"/>
         </w:rPr>
-        <w:t>7.1 General User (Student / Youth)</w:t>
+        <w:t>8.1 General User (Student / Youth)</w:t>
       </w:r>
     </w:p>
     <w:p>
@@ -7076,7 +9226,7 @@
           <w:color w:val="1A376C"/>
           <w:sz w:val="28"/>
         </w:rPr>
-        <w:t>7.2 Teacher / Educator Role</w:t>
+        <w:t>8.2 Teacher / Educator Role</w:t>
       </w:r>
     </w:p>
     <w:p>
@@ -7517,7 +9667,7 @@
           <w:color w:val="1A376C"/>
           <w:sz w:val="28"/>
         </w:rPr>
-        <w:t>7.3 Administrator Role</w:t>
+        <w:t>8.3 Administrator Role</w:t>
       </w:r>
     </w:p>
     <w:p>
@@ -8046,7 +10196,7 @@
           <w:color w:val="1A376C"/>
           <w:sz w:val="28"/>
         </w:rPr>
-        <w:t>7.4 Reviewer / MIL Professional Role</w:t>
+        <w:t>8.4 Reviewer / MIL Professional Role</w:t>
       </w:r>
     </w:p>
     <w:p>
@@ -8078,7 +10228,7 @@
           <w:color w:val="1A376C"/>
           <w:sz w:val="28"/>
         </w:rPr>
-        <w:t>7.5 Role-Based Access Control (RBAC)</w:t>
+        <w:t>8.5 Role-Based Access Control (RBAC)</w:t>
       </w:r>
     </w:p>
     <w:tbl>
@@ -9308,7 +11458,7 @@
           <w:color w:val="1A376C"/>
           <w:sz w:val="36"/>
         </w:rPr>
-        <w:t>8. Relational Database Schema</w:t>
+        <w:t>9. Relational Database Schema</w:t>
       </w:r>
     </w:p>
     <w:p>
@@ -9332,7 +11482,7 @@
           <w:color w:val="1A376C"/>
           <w:sz w:val="28"/>
         </w:rPr>
-        <w:t>8.1 Entity Relationship Overview</w:t>
+        <w:t>9.1 Entity Relationship Overview</w:t>
       </w:r>
     </w:p>
     <w:p>
@@ -9411,7 +11561,7 @@
           <w:color w:val="1A376C"/>
           <w:sz w:val="28"/>
         </w:rPr>
-        <w:t>8.2 Core Tables — Users &amp; Roles</w:t>
+        <w:t>9.2 Core Tables — Users &amp; Roles</w:t>
       </w:r>
     </w:p>
     <w:tbl>
@@ -10056,7 +12206,7 @@
           <w:color w:val="1A376C"/>
           <w:sz w:val="28"/>
         </w:rPr>
-        <w:t>8.3 Learning &amp; Progress Tables</w:t>
+        <w:t>9.3 Learning &amp; Progress Tables</w:t>
       </w:r>
     </w:p>
     <w:tbl>
@@ -10541,7 +12691,7 @@
           <w:color w:val="1A376C"/>
           <w:sz w:val="28"/>
         </w:rPr>
-        <w:t>8.4 Classroom &amp; Analytics Tables</w:t>
+        <w:t>9.4 Classroom &amp; Analytics Tables</w:t>
       </w:r>
     </w:p>
     <w:tbl>
@@ -11096,7 +13246,7 @@
           <w:color w:val="1A376C"/>
           <w:sz w:val="36"/>
         </w:rPr>
-        <w:t>9. Technology Stack</w:t>
+        <w:t>10. Technology Stack</w:t>
       </w:r>
     </w:p>
     <w:p>
@@ -12516,7 +14666,7 @@
           <w:color w:val="1A376C"/>
           <w:sz w:val="36"/>
         </w:rPr>
-        <w:t>10. Security Architecture</w:t>
+        <w:t>11. Security Architecture</w:t>
       </w:r>
     </w:p>
     <w:p>
@@ -12540,7 +14690,7 @@
           <w:color w:val="1A376C"/>
           <w:sz w:val="28"/>
         </w:rPr>
-        <w:t>10.1 Authentication &amp; Authorization</w:t>
+        <w:t>11.1 Authentication &amp; Authorization</w:t>
       </w:r>
     </w:p>
     <w:p>
@@ -12572,7 +14722,7 @@
           <w:color w:val="1A376C"/>
           <w:sz w:val="28"/>
         </w:rPr>
-        <w:t>10.2 Row Level Security (RLS)</w:t>
+        <w:t>11.2 Row Level Security (RLS)</w:t>
       </w:r>
     </w:p>
     <w:p>
@@ -12668,7 +14818,7 @@
           <w:color w:val="1A376C"/>
           <w:sz w:val="28"/>
         </w:rPr>
-        <w:t>10.3 OWASP Compliance</w:t>
+        <w:t>11.3 OWASP Compliance</w:t>
       </w:r>
     </w:p>
     <w:tbl>
@@ -13142,7 +15292,7 @@
           <w:color w:val="1A376C"/>
           <w:sz w:val="36"/>
         </w:rPr>
-        <w:t>11. Business Perspective</w:t>
+        <w:t>12. Business Perspective</w:t>
       </w:r>
     </w:p>
     <w:p>
@@ -13166,7 +15316,7 @@
           <w:color w:val="1A376C"/>
           <w:sz w:val="28"/>
         </w:rPr>
-        <w:t>11.1 Revenue Model</w:t>
+        <w:t>12.1 Revenue Model</w:t>
       </w:r>
     </w:p>
     <w:p>
@@ -13732,7 +15882,7 @@
           <w:color w:val="1A376C"/>
           <w:sz w:val="28"/>
         </w:rPr>
-        <w:t>11.2 Market Opportunity</w:t>
+        <w:t>12.2 Market Opportunity</w:t>
       </w:r>
     </w:p>
     <w:p>
@@ -13780,7 +15930,7 @@
           <w:color w:val="1A376C"/>
           <w:sz w:val="28"/>
         </w:rPr>
-        <w:t>11.3 Sustainability Plan</w:t>
+        <w:t>12.3 Sustainability Plan</w:t>
       </w:r>
     </w:p>
     <w:tbl>
@@ -14343,7 +16493,7 @@
           <w:color w:val="1A376C"/>
           <w:sz w:val="28"/>
         </w:rPr>
-        <w:t>11.4 Partnership Strategy</w:t>
+        <w:t>12.4 Partnership Strategy</w:t>
       </w:r>
     </w:p>
     <w:p>
@@ -14444,7 +16594,7 @@
           <w:color w:val="1A376C"/>
           <w:sz w:val="36"/>
         </w:rPr>
-        <w:t>12. Future Development</w:t>
+        <w:t>13. Creativity &amp; Innovation</w:t>
       </w:r>
     </w:p>
     <w:p>
@@ -14454,6 +16604,22 @@
         </w:pBdr>
         <w:spacing w:before="80" w:after="80"/>
       </w:pPr>
+    </w:p>
+    <w:p>
+      <w:pPr>
+        <w:spacing w:after="100"/>
+        <w:jc w:val="both"/>
+      </w:pPr>
+      <w:r>
+        <w:rPr>
+          <w:rFonts w:ascii="Calibri" w:hAnsi="Calibri"/>
+          <w:b w:val="0"/>
+          <w:i w:val="0"/>
+          <w:color w:val="333333"/>
+          <w:sz w:val="22"/>
+        </w:rPr>
+        <w:t>FeedWise is not an incremental improvement on existing media literacy tools. It represents a fundamentally new paradigm — one that reimagines how MIL education is delivered, experienced, and measured. This section documents the creative design decisions and innovations that set FeedWise apart.</w:t>
+      </w:r>
     </w:p>
     <w:p>
       <w:pPr>
@@ -14468,7 +16634,914 @@
           <w:color w:val="1A376C"/>
           <w:sz w:val="28"/>
         </w:rPr>
-        <w:t>12.1 Phase Roadmap</w:t>
+        <w:t>13.1 Creative Design Principles</w:t>
+      </w:r>
+    </w:p>
+    <w:p>
+      <w:pPr>
+        <w:spacing w:after="100"/>
+        <w:jc w:val="both"/>
+      </w:pPr>
+      <w:r>
+        <w:rPr>
+          <w:rFonts w:ascii="Calibri" w:hAnsi="Calibri"/>
+          <w:b w:val="0"/>
+          <w:i w:val="0"/>
+          <w:color w:val="333333"/>
+          <w:sz w:val="22"/>
+        </w:rPr>
+        <w:t>Every creative decision in FeedWise flows from a single insight: young people learn by doing, not by being told. This led to five foundational creative principles:</w:t>
+      </w:r>
+    </w:p>
+    <w:tbl>
+      <w:tblPr>
+        <w:tblStyle w:val="TableGrid"/>
+        <w:tblW w:type="auto" w:w="0"/>
+        <w:jc w:val="center"/>
+        <w:tblLook w:firstColumn="1" w:firstRow="1" w:lastColumn="0" w:lastRow="0" w:noHBand="0" w:noVBand="1" w:val="04A0"/>
+      </w:tblPr>
+      <w:tblGrid>
+        <w:gridCol w:w="4561"/>
+        <w:gridCol w:w="4561"/>
+      </w:tblGrid>
+      <w:tr>
+        <w:tc>
+          <w:tcPr>
+            <w:tcW w:type="dxa" w:w="3168"/>
+            <w:shd w:val="clear" w:color="auto" w:fill="1A376C"/>
+          </w:tcPr>
+          <w:p>
+            <w:pPr>
+              <w:jc w:val="center"/>
+            </w:pPr>
+            <w:r>
+              <w:rPr>
+                <w:rFonts w:ascii="Calibri" w:hAnsi="Calibri"/>
+                <w:b/>
+                <w:i w:val="0"/>
+                <w:color w:val="FFFFFF"/>
+                <w:sz w:val="22"/>
+              </w:rPr>
+              <w:t>Creative Principle</w:t>
+            </w:r>
+          </w:p>
+        </w:tc>
+        <w:tc>
+          <w:tcPr>
+            <w:tcW w:type="dxa" w:w="6336"/>
+            <w:shd w:val="clear" w:color="auto" w:fill="1A376C"/>
+          </w:tcPr>
+          <w:p>
+            <w:pPr>
+              <w:jc w:val="center"/>
+            </w:pPr>
+            <w:r>
+              <w:rPr>
+                <w:rFonts w:ascii="Calibri" w:hAnsi="Calibri"/>
+                <w:b/>
+                <w:i w:val="0"/>
+                <w:color w:val="FFFFFF"/>
+                <w:sz w:val="22"/>
+              </w:rPr>
+              <w:t>Design Expression in FeedWise</w:t>
+            </w:r>
+          </w:p>
+        </w:tc>
+      </w:tr>
+      <w:tr>
+        <w:tc>
+          <w:tcPr>
+            <w:tcW w:type="dxa" w:w="3168"/>
+            <w:shd w:val="clear" w:color="auto" w:fill="EBF5FB"/>
+          </w:tcPr>
+          <w:p>
+            <w:pPr>
+              <w:jc w:val="left"/>
+            </w:pPr>
+            <w:r>
+              <w:rPr>
+                <w:rFonts w:ascii="Calibri" w:hAnsi="Calibri"/>
+                <w:b w:val="0"/>
+                <w:i w:val="0"/>
+                <w:color w:val="333333"/>
+                <w:sz w:val="21"/>
+              </w:rPr>
+              <w:t>Simulation Over Theory</w:t>
+            </w:r>
+          </w:p>
+        </w:tc>
+        <w:tc>
+          <w:tcPr>
+            <w:tcW w:type="dxa" w:w="6336"/>
+            <w:shd w:val="clear" w:color="auto" w:fill="EBF5FB"/>
+          </w:tcPr>
+          <w:p>
+            <w:pPr>
+              <w:jc w:val="left"/>
+            </w:pPr>
+            <w:r>
+              <w:rPr>
+                <w:rFonts w:ascii="Calibri" w:hAnsi="Calibri"/>
+                <w:b w:val="0"/>
+                <w:i w:val="0"/>
+                <w:color w:val="333333"/>
+                <w:sz w:val="21"/>
+              </w:rPr>
+              <w:t>A realistic, consequence-modelled social media environment replaces textbook lessons — every action teaches rather than every page</w:t>
+            </w:r>
+          </w:p>
+        </w:tc>
+      </w:tr>
+      <w:tr>
+        <w:tc>
+          <w:tcPr>
+            <w:tcW w:type="dxa" w:w="3168"/>
+            <w:shd w:val="clear" w:color="auto" w:fill="FDFEFE"/>
+          </w:tcPr>
+          <w:p>
+            <w:pPr>
+              <w:jc w:val="left"/>
+            </w:pPr>
+            <w:r>
+              <w:rPr>
+                <w:rFonts w:ascii="Calibri" w:hAnsi="Calibri"/>
+                <w:b w:val="0"/>
+                <w:i w:val="0"/>
+                <w:color w:val="333333"/>
+                <w:sz w:val="21"/>
+              </w:rPr>
+              <w:t>Consequences as Curriculum</w:t>
+            </w:r>
+          </w:p>
+        </w:tc>
+        <w:tc>
+          <w:tcPr>
+            <w:tcW w:type="dxa" w:w="6336"/>
+            <w:shd w:val="clear" w:color="auto" w:fill="FDFEFE"/>
+          </w:tcPr>
+          <w:p>
+            <w:pPr>
+              <w:jc w:val="left"/>
+            </w:pPr>
+            <w:r>
+              <w:rPr>
+                <w:rFonts w:ascii="Calibri" w:hAnsi="Calibri"/>
+                <w:b w:val="0"/>
+                <w:i w:val="0"/>
+                <w:color w:val="333333"/>
+                <w:sz w:val="21"/>
+              </w:rPr>
+              <w:t>The Consequence Engine makes the cost of poor information hygiene tangible and immediate, not abstract — learners feel the impact of their decisions</w:t>
+            </w:r>
+          </w:p>
+        </w:tc>
+      </w:tr>
+      <w:tr>
+        <w:tc>
+          <w:tcPr>
+            <w:tcW w:type="dxa" w:w="3168"/>
+            <w:shd w:val="clear" w:color="auto" w:fill="EBF5FB"/>
+          </w:tcPr>
+          <w:p>
+            <w:pPr>
+              <w:jc w:val="left"/>
+            </w:pPr>
+            <w:r>
+              <w:rPr>
+                <w:rFonts w:ascii="Calibri" w:hAnsi="Calibri"/>
+                <w:b w:val="0"/>
+                <w:i w:val="0"/>
+                <w:color w:val="333333"/>
+                <w:sz w:val="21"/>
+              </w:rPr>
+              <w:t>Evidence Over Verdicts</w:t>
+            </w:r>
+          </w:p>
+        </w:tc>
+        <w:tc>
+          <w:tcPr>
+            <w:tcW w:type="dxa" w:w="6336"/>
+            <w:shd w:val="clear" w:color="auto" w:fill="EBF5FB"/>
+          </w:tcPr>
+          <w:p>
+            <w:pPr>
+              <w:jc w:val="left"/>
+            </w:pPr>
+            <w:r>
+              <w:rPr>
+                <w:rFonts w:ascii="Calibri" w:hAnsi="Calibri"/>
+                <w:b w:val="0"/>
+                <w:i w:val="0"/>
+                <w:color w:val="333333"/>
+                <w:sz w:val="21"/>
+              </w:rPr>
+              <w:t>TrustLens never says 'this is fake.' It shows evidence and asks 'what do YOU conclude?' — teaching the process of reasoning, not dependence on verdicts</w:t>
+            </w:r>
+          </w:p>
+        </w:tc>
+      </w:tr>
+      <w:tr>
+        <w:tc>
+          <w:tcPr>
+            <w:tcW w:type="dxa" w:w="3168"/>
+            <w:shd w:val="clear" w:color="auto" w:fill="FDFEFE"/>
+          </w:tcPr>
+          <w:p>
+            <w:pPr>
+              <w:jc w:val="left"/>
+            </w:pPr>
+            <w:r>
+              <w:rPr>
+                <w:rFonts w:ascii="Calibri" w:hAnsi="Calibri"/>
+                <w:b w:val="0"/>
+                <w:i w:val="0"/>
+                <w:color w:val="333333"/>
+                <w:sz w:val="21"/>
+              </w:rPr>
+              <w:t>AI Assists, Humans Decide</w:t>
+            </w:r>
+          </w:p>
+        </w:tc>
+        <w:tc>
+          <w:tcPr>
+            <w:tcW w:type="dxa" w:w="6336"/>
+            <w:shd w:val="clear" w:color="auto" w:fill="FDFEFE"/>
+          </w:tcPr>
+          <w:p>
+            <w:pPr>
+              <w:jc w:val="left"/>
+            </w:pPr>
+            <w:r>
+              <w:rPr>
+                <w:rFonts w:ascii="Calibri" w:hAnsi="Calibri"/>
+                <w:b w:val="0"/>
+                <w:i w:val="0"/>
+                <w:color w:val="333333"/>
+                <w:sz w:val="21"/>
+              </w:rPr>
+              <w:t>AI analysis is one input among many — never the final authority — the creative inverse of most AI fact-checking tools that replace human judgment</w:t>
+            </w:r>
+          </w:p>
+        </w:tc>
+      </w:tr>
+      <w:tr>
+        <w:tc>
+          <w:tcPr>
+            <w:tcW w:type="dxa" w:w="3168"/>
+            <w:shd w:val="clear" w:color="auto" w:fill="EBF5FB"/>
+          </w:tcPr>
+          <w:p>
+            <w:pPr>
+              <w:jc w:val="left"/>
+            </w:pPr>
+            <w:r>
+              <w:rPr>
+                <w:rFonts w:ascii="Calibri" w:hAnsi="Calibri"/>
+                <w:b w:val="0"/>
+                <w:i w:val="0"/>
+                <w:color w:val="333333"/>
+                <w:sz w:val="21"/>
+              </w:rPr>
+              <w:t>Progress You Can See</w:t>
+            </w:r>
+          </w:p>
+        </w:tc>
+        <w:tc>
+          <w:tcPr>
+            <w:tcW w:type="dxa" w:w="6336"/>
+            <w:shd w:val="clear" w:color="auto" w:fill="EBF5FB"/>
+          </w:tcPr>
+          <w:p>
+            <w:pPr>
+              <w:jc w:val="left"/>
+            </w:pPr>
+            <w:r>
+              <w:rPr>
+                <w:rFonts w:ascii="Calibri" w:hAnsi="Calibri"/>
+                <w:b w:val="0"/>
+                <w:i w:val="0"/>
+                <w:color w:val="333333"/>
+                <w:sz w:val="21"/>
+              </w:rPr>
+              <w:t>The 5-dimension radar chart transforms abstract skill growth into a visible, living portrait of a learner's MIL competency across five distinct dimensions</w:t>
+            </w:r>
+          </w:p>
+        </w:tc>
+      </w:tr>
+    </w:tbl>
+    <w:p/>
+    <w:p>
+      <w:pPr>
+        <w:spacing w:before="160" w:after="120"/>
+        <w:jc w:val="left"/>
+      </w:pPr>
+      <w:r>
+        <w:rPr>
+          <w:rFonts w:ascii="Calibri" w:hAnsi="Calibri"/>
+          <w:b/>
+          <w:i w:val="0"/>
+          <w:color w:val="1A376C"/>
+          <w:sz w:val="28"/>
+        </w:rPr>
+        <w:t>13.2 Key Innovations</w:t>
+      </w:r>
+    </w:p>
+    <w:p>
+      <w:pPr>
+        <w:pStyle w:val="ListBullet"/>
+        <w:spacing w:after="60"/>
+      </w:pPr>
+      <w:r>
+        <w:rPr>
+          <w:rFonts w:ascii="Calibri" w:hAnsi="Calibri"/>
+          <w:b w:val="0"/>
+          <w:i w:val="0"/>
+          <w:color w:val="333333"/>
+          <w:sz w:val="22"/>
+        </w:rPr>
+        <w:t>TrustLens Investigation Panel: The first structured, multi-dimension evidence investigation tool designed specifically for youth — combining source credibility, author identity, date verification, evidence quality, and AI language signal analysis into a single guided workflow.</w:t>
+      </w:r>
+    </w:p>
+    <w:p>
+      <w:pPr>
+        <w:pStyle w:val="ListBullet"/>
+        <w:spacing w:after="60"/>
+      </w:pPr>
+      <w:r>
+        <w:rPr>
+          <w:rFonts w:ascii="Calibri" w:hAnsi="Calibri"/>
+          <w:b w:val="0"/>
+          <w:i w:val="0"/>
+          <w:color w:val="333333"/>
+          <w:sz w:val="22"/>
+        </w:rPr>
+        <w:t>Consequence Engine: A real-time impact simulator that translates information decisions into measurable simulated outcomes — reach numbers, credibility scores, community effects. No equivalent exists in any existing MIL platform.</w:t>
+      </w:r>
+    </w:p>
+    <w:p>
+      <w:pPr>
+        <w:pStyle w:val="ListBullet"/>
+        <w:spacing w:after="60"/>
+      </w:pPr>
+      <w:r>
+        <w:rPr>
+          <w:rFonts w:ascii="Calibri" w:hAnsi="Calibri"/>
+          <w:b w:val="0"/>
+          <w:i w:val="0"/>
+          <w:color w:val="333333"/>
+          <w:sz w:val="22"/>
+        </w:rPr>
+        <w:t>AI-Assisted, Human-Reviewed Pipeline: AI drafts explanations and flags linguistic signals, but every scenario is reviewed and approved by a qualified MIL professional before publication — combining the scale of AI with the integrity of expert oversight.</w:t>
+      </w:r>
+    </w:p>
+    <w:p>
+      <w:pPr>
+        <w:pStyle w:val="ListBullet"/>
+        <w:spacing w:after="60"/>
+      </w:pPr>
+      <w:r>
+        <w:rPr>
+          <w:rFonts w:ascii="Calibri" w:hAnsi="Calibri"/>
+          <w:b w:val="0"/>
+          <w:i w:val="0"/>
+          <w:color w:val="333333"/>
+          <w:sz w:val="22"/>
+        </w:rPr>
+        <w:t>5-Dimension Skill Radar: A continuous, multi-axis competency visualization mapping growth across Source Verification, Evidence Evaluation, AI Literacy, Bias Detection, and Digital Safety — providing a holistic, actionable portrait of MIL development.</w:t>
+      </w:r>
+    </w:p>
+    <w:p>
+      <w:pPr>
+        <w:pStyle w:val="ListBullet"/>
+        <w:spacing w:after="60"/>
+      </w:pPr>
+      <w:r>
+        <w:rPr>
+          <w:rFonts w:ascii="Calibri" w:hAnsi="Calibri"/>
+          <w:b w:val="0"/>
+          <w:i w:val="0"/>
+          <w:color w:val="333333"/>
+          <w:sz w:val="22"/>
+        </w:rPr>
+        <w:t>Newsroom Mode (Editorial Perspective Shift): An innovative role-reversal exercise — students become editors, experiencing the pressures and ethical trade-offs of responsible journalism and building empathy alongside critical thinking skills.</w:t>
+      </w:r>
+    </w:p>
+    <w:p>
+      <w:pPr>
+        <w:pStyle w:val="ListBullet"/>
+        <w:spacing w:after="60"/>
+      </w:pPr>
+      <w:r>
+        <w:rPr>
+          <w:rFonts w:ascii="Calibri" w:hAnsi="Calibri"/>
+          <w:b w:val="0"/>
+          <w:i w:val="0"/>
+          <w:color w:val="333333"/>
+          <w:sz w:val="22"/>
+        </w:rPr>
+        <w:t>Community Scenario Ecosystem: A self-sustaining platform where advanced learners contribute real-world claims for peer investigation, transforming passive learners into active MIL community contributors and content creators.</w:t>
+      </w:r>
+    </w:p>
+    <w:p>
+      <w:pPr>
+        <w:spacing w:before="160" w:after="120"/>
+        <w:jc w:val="left"/>
+      </w:pPr>
+      <w:r>
+        <w:rPr>
+          <w:rFonts w:ascii="Calibri" w:hAnsi="Calibri"/>
+          <w:b/>
+          <w:i w:val="0"/>
+          <w:color w:val="1A376C"/>
+          <w:sz w:val="28"/>
+        </w:rPr>
+        <w:t>13.3 FeedWise vs. Existing Landscape</w:t>
+      </w:r>
+    </w:p>
+    <w:tbl>
+      <w:tblPr>
+        <w:tblStyle w:val="TableGrid"/>
+        <w:tblW w:type="auto" w:w="0"/>
+        <w:jc w:val="center"/>
+        <w:tblLook w:firstColumn="1" w:firstRow="1" w:lastColumn="0" w:lastRow="0" w:noHBand="0" w:noVBand="1" w:val="04A0"/>
+      </w:tblPr>
+      <w:tblGrid>
+        <w:gridCol w:w="4561"/>
+        <w:gridCol w:w="4561"/>
+      </w:tblGrid>
+      <w:tr>
+        <w:tc>
+          <w:tcPr>
+            <w:tcW w:type="dxa" w:w="4320"/>
+            <w:shd w:val="clear" w:color="auto" w:fill="1A376C"/>
+          </w:tcPr>
+          <w:p>
+            <w:pPr>
+              <w:jc w:val="center"/>
+            </w:pPr>
+            <w:r>
+              <w:rPr>
+                <w:rFonts w:ascii="Calibri" w:hAnsi="Calibri"/>
+                <w:b/>
+                <w:i w:val="0"/>
+                <w:color w:val="FFFFFF"/>
+                <w:sz w:val="22"/>
+              </w:rPr>
+              <w:t>What Exists Today</w:t>
+            </w:r>
+          </w:p>
+        </w:tc>
+        <w:tc>
+          <w:tcPr>
+            <w:tcW w:type="dxa" w:w="5184"/>
+            <w:shd w:val="clear" w:color="auto" w:fill="1A376C"/>
+          </w:tcPr>
+          <w:p>
+            <w:pPr>
+              <w:jc w:val="center"/>
+            </w:pPr>
+            <w:r>
+              <w:rPr>
+                <w:rFonts w:ascii="Calibri" w:hAnsi="Calibri"/>
+                <w:b/>
+                <w:i w:val="0"/>
+                <w:color w:val="FFFFFF"/>
+                <w:sz w:val="22"/>
+              </w:rPr>
+              <w:t>FeedWise Innovation</w:t>
+            </w:r>
+          </w:p>
+        </w:tc>
+      </w:tr>
+      <w:tr>
+        <w:tc>
+          <w:tcPr>
+            <w:tcW w:type="dxa" w:w="4320"/>
+            <w:shd w:val="clear" w:color="auto" w:fill="EBF5FB"/>
+          </w:tcPr>
+          <w:p>
+            <w:pPr>
+              <w:jc w:val="left"/>
+            </w:pPr>
+            <w:r>
+              <w:rPr>
+                <w:rFonts w:ascii="Calibri" w:hAnsi="Calibri"/>
+                <w:b w:val="0"/>
+                <w:i w:val="0"/>
+                <w:color w:val="333333"/>
+                <w:sz w:val="21"/>
+              </w:rPr>
+              <w:t>Fact-checkers issue binary TRUE / FALSE</w:t>
+            </w:r>
+          </w:p>
+        </w:tc>
+        <w:tc>
+          <w:tcPr>
+            <w:tcW w:type="dxa" w:w="5184"/>
+            <w:shd w:val="clear" w:color="auto" w:fill="EBF5FB"/>
+          </w:tcPr>
+          <w:p>
+            <w:pPr>
+              <w:jc w:val="left"/>
+            </w:pPr>
+            <w:r>
+              <w:rPr>
+                <w:rFonts w:ascii="Calibri" w:hAnsi="Calibri"/>
+                <w:b w:val="0"/>
+                <w:i w:val="0"/>
+                <w:color w:val="333333"/>
+                <w:sz w:val="21"/>
+              </w:rPr>
+              <w:t>FeedWise teaches the evaluation process — never issues a verdict</w:t>
+            </w:r>
+          </w:p>
+        </w:tc>
+      </w:tr>
+      <w:tr>
+        <w:tc>
+          <w:tcPr>
+            <w:tcW w:type="dxa" w:w="4320"/>
+            <w:shd w:val="clear" w:color="auto" w:fill="FDFEFE"/>
+          </w:tcPr>
+          <w:p>
+            <w:pPr>
+              <w:jc w:val="left"/>
+            </w:pPr>
+            <w:r>
+              <w:rPr>
+                <w:rFonts w:ascii="Calibri" w:hAnsi="Calibri"/>
+                <w:b w:val="0"/>
+                <w:i w:val="0"/>
+                <w:color w:val="333333"/>
+                <w:sz w:val="21"/>
+              </w:rPr>
+              <w:t>Educational apps deliver content passively</w:t>
+            </w:r>
+          </w:p>
+        </w:tc>
+        <w:tc>
+          <w:tcPr>
+            <w:tcW w:type="dxa" w:w="5184"/>
+            <w:shd w:val="clear" w:color="auto" w:fill="FDFEFE"/>
+          </w:tcPr>
+          <w:p>
+            <w:pPr>
+              <w:jc w:val="left"/>
+            </w:pPr>
+            <w:r>
+              <w:rPr>
+                <w:rFonts w:ascii="Calibri" w:hAnsi="Calibri"/>
+                <w:b w:val="0"/>
+                <w:i w:val="0"/>
+                <w:color w:val="333333"/>
+                <w:sz w:val="21"/>
+              </w:rPr>
+              <w:t>FeedWise puts learners inside a simulated information environment</w:t>
+            </w:r>
+          </w:p>
+        </w:tc>
+      </w:tr>
+      <w:tr>
+        <w:tc>
+          <w:tcPr>
+            <w:tcW w:type="dxa" w:w="4320"/>
+            <w:shd w:val="clear" w:color="auto" w:fill="EBF5FB"/>
+          </w:tcPr>
+          <w:p>
+            <w:pPr>
+              <w:jc w:val="left"/>
+            </w:pPr>
+            <w:r>
+              <w:rPr>
+                <w:rFonts w:ascii="Calibri" w:hAnsi="Calibri"/>
+                <w:b w:val="0"/>
+                <w:i w:val="0"/>
+                <w:color w:val="333333"/>
+                <w:sz w:val="21"/>
+              </w:rPr>
+              <w:t>Games focus on entertainment value</w:t>
+            </w:r>
+          </w:p>
+        </w:tc>
+        <w:tc>
+          <w:tcPr>
+            <w:tcW w:type="dxa" w:w="5184"/>
+            <w:shd w:val="clear" w:color="auto" w:fill="EBF5FB"/>
+          </w:tcPr>
+          <w:p>
+            <w:pPr>
+              <w:jc w:val="left"/>
+            </w:pPr>
+            <w:r>
+              <w:rPr>
+                <w:rFonts w:ascii="Calibri" w:hAnsi="Calibri"/>
+                <w:b w:val="0"/>
+                <w:i w:val="0"/>
+                <w:color w:val="333333"/>
+                <w:sz w:val="21"/>
+              </w:rPr>
+              <w:t>Every FeedWise mechanic maps to a measurable MIL learning outcome</w:t>
+            </w:r>
+          </w:p>
+        </w:tc>
+      </w:tr>
+      <w:tr>
+        <w:tc>
+          <w:tcPr>
+            <w:tcW w:type="dxa" w:w="4320"/>
+            <w:shd w:val="clear" w:color="auto" w:fill="FDFEFE"/>
+          </w:tcPr>
+          <w:p>
+            <w:pPr>
+              <w:jc w:val="left"/>
+            </w:pPr>
+            <w:r>
+              <w:rPr>
+                <w:rFonts w:ascii="Calibri" w:hAnsi="Calibri"/>
+                <w:b w:val="0"/>
+                <w:i w:val="0"/>
+                <w:color w:val="333333"/>
+                <w:sz w:val="21"/>
+              </w:rPr>
+              <w:t>AI tools replace human judgment</w:t>
+            </w:r>
+          </w:p>
+        </w:tc>
+        <w:tc>
+          <w:tcPr>
+            <w:tcW w:type="dxa" w:w="5184"/>
+            <w:shd w:val="clear" w:color="auto" w:fill="FDFEFE"/>
+          </w:tcPr>
+          <w:p>
+            <w:pPr>
+              <w:jc w:val="left"/>
+            </w:pPr>
+            <w:r>
+              <w:rPr>
+                <w:rFonts w:ascii="Calibri" w:hAnsi="Calibri"/>
+                <w:b w:val="0"/>
+                <w:i w:val="0"/>
+                <w:color w:val="333333"/>
+                <w:sz w:val="21"/>
+              </w:rPr>
+              <w:t>FeedWise AI augments investigation; MIL experts review every result</w:t>
+            </w:r>
+          </w:p>
+        </w:tc>
+      </w:tr>
+      <w:tr>
+        <w:tc>
+          <w:tcPr>
+            <w:tcW w:type="dxa" w:w="4320"/>
+            <w:shd w:val="clear" w:color="auto" w:fill="EBF5FB"/>
+          </w:tcPr>
+          <w:p>
+            <w:pPr>
+              <w:jc w:val="left"/>
+            </w:pPr>
+            <w:r>
+              <w:rPr>
+                <w:rFonts w:ascii="Calibri" w:hAnsi="Calibri"/>
+                <w:b w:val="0"/>
+                <w:i w:val="0"/>
+                <w:color w:val="333333"/>
+                <w:sz w:val="21"/>
+              </w:rPr>
+              <w:t>Individual-focused learning tools</w:t>
+            </w:r>
+          </w:p>
+        </w:tc>
+        <w:tc>
+          <w:tcPr>
+            <w:tcW w:type="dxa" w:w="5184"/>
+            <w:shd w:val="clear" w:color="auto" w:fill="EBF5FB"/>
+          </w:tcPr>
+          <w:p>
+            <w:pPr>
+              <w:jc w:val="left"/>
+            </w:pPr>
+            <w:r>
+              <w:rPr>
+                <w:rFonts w:ascii="Calibri" w:hAnsi="Calibri"/>
+                <w:b w:val="0"/>
+                <w:i w:val="0"/>
+                <w:color w:val="333333"/>
+                <w:sz w:val="21"/>
+              </w:rPr>
+              <w:t>FeedWise integrates classroom, community, and professional layers</w:t>
+            </w:r>
+          </w:p>
+        </w:tc>
+      </w:tr>
+      <w:tr>
+        <w:tc>
+          <w:tcPr>
+            <w:tcW w:type="dxa" w:w="4320"/>
+            <w:shd w:val="clear" w:color="auto" w:fill="FDFEFE"/>
+          </w:tcPr>
+          <w:p>
+            <w:pPr>
+              <w:jc w:val="left"/>
+            </w:pPr>
+            <w:r>
+              <w:rPr>
+                <w:rFonts w:ascii="Calibri" w:hAnsi="Calibri"/>
+                <w:b w:val="0"/>
+                <w:i w:val="0"/>
+                <w:color w:val="333333"/>
+                <w:sz w:val="21"/>
+              </w:rPr>
+              <w:t>Progress as scores or points</w:t>
+            </w:r>
+          </w:p>
+        </w:tc>
+        <w:tc>
+          <w:tcPr>
+            <w:tcW w:type="dxa" w:w="5184"/>
+            <w:shd w:val="clear" w:color="auto" w:fill="FDFEFE"/>
+          </w:tcPr>
+          <w:p>
+            <w:pPr>
+              <w:jc w:val="left"/>
+            </w:pPr>
+            <w:r>
+              <w:rPr>
+                <w:rFonts w:ascii="Calibri" w:hAnsi="Calibri"/>
+                <w:b w:val="0"/>
+                <w:i w:val="0"/>
+                <w:color w:val="333333"/>
+                <w:sz w:val="21"/>
+              </w:rPr>
+              <w:t>FeedWise tracks 5-dimensional skill development, not just correct answers</w:t>
+            </w:r>
+          </w:p>
+        </w:tc>
+      </w:tr>
+      <w:tr>
+        <w:tc>
+          <w:tcPr>
+            <w:tcW w:type="dxa" w:w="4320"/>
+            <w:shd w:val="clear" w:color="auto" w:fill="EBF5FB"/>
+          </w:tcPr>
+          <w:p>
+            <w:pPr>
+              <w:jc w:val="left"/>
+            </w:pPr>
+            <w:r>
+              <w:rPr>
+                <w:rFonts w:ascii="Calibri" w:hAnsi="Calibri"/>
+                <w:b w:val="0"/>
+                <w:i w:val="0"/>
+                <w:color w:val="333333"/>
+                <w:sz w:val="21"/>
+              </w:rPr>
+              <w:t>English-only, Western-context content</w:t>
+            </w:r>
+          </w:p>
+        </w:tc>
+        <w:tc>
+          <w:tcPr>
+            <w:tcW w:type="dxa" w:w="5184"/>
+            <w:shd w:val="clear" w:color="auto" w:fill="EBF5FB"/>
+          </w:tcPr>
+          <w:p>
+            <w:pPr>
+              <w:jc w:val="left"/>
+            </w:pPr>
+            <w:r>
+              <w:rPr>
+                <w:rFonts w:ascii="Calibri" w:hAnsi="Calibri"/>
+                <w:b w:val="0"/>
+                <w:i w:val="0"/>
+                <w:color w:val="333333"/>
+                <w:sz w:val="21"/>
+              </w:rPr>
+              <w:t>FeedWise is multilingual-by-design with culturally adapted libraries</w:t>
+            </w:r>
+          </w:p>
+        </w:tc>
+      </w:tr>
+      <w:tr>
+        <w:tc>
+          <w:tcPr>
+            <w:tcW w:type="dxa" w:w="4320"/>
+            <w:shd w:val="clear" w:color="auto" w:fill="FDFEFE"/>
+          </w:tcPr>
+          <w:p>
+            <w:pPr>
+              <w:jc w:val="left"/>
+            </w:pPr>
+            <w:r>
+              <w:rPr>
+                <w:rFonts w:ascii="Calibri" w:hAnsi="Calibri"/>
+                <w:b w:val="0"/>
+                <w:i w:val="0"/>
+                <w:color w:val="333333"/>
+                <w:sz w:val="21"/>
+              </w:rPr>
+              <w:t>One-time awareness campaigns</w:t>
+            </w:r>
+          </w:p>
+        </w:tc>
+        <w:tc>
+          <w:tcPr>
+            <w:tcW w:type="dxa" w:w="5184"/>
+            <w:shd w:val="clear" w:color="auto" w:fill="FDFEFE"/>
+          </w:tcPr>
+          <w:p>
+            <w:pPr>
+              <w:jc w:val="left"/>
+            </w:pPr>
+            <w:r>
+              <w:rPr>
+                <w:rFonts w:ascii="Calibri" w:hAnsi="Calibri"/>
+                <w:b w:val="0"/>
+                <w:i w:val="0"/>
+                <w:color w:val="333333"/>
+                <w:sz w:val="21"/>
+              </w:rPr>
+              <w:t>FeedWise builds a self-sustaining, community-powered scenario ecosystem</w:t>
+            </w:r>
+          </w:p>
+        </w:tc>
+      </w:tr>
+    </w:tbl>
+    <w:p/>
+    <w:p>
+      <w:r>
+        <w:br w:type="page"/>
+      </w:r>
+    </w:p>
+    <w:p>
+      <w:pPr>
+        <w:spacing w:before="240" w:after="120"/>
+        <w:jc w:val="left"/>
+      </w:pPr>
+      <w:r>
+        <w:rPr>
+          <w:rFonts w:ascii="Calibri" w:hAnsi="Calibri"/>
+          <w:b/>
+          <w:i w:val="0"/>
+          <w:color w:val="1A376C"/>
+          <w:sz w:val="36"/>
+        </w:rPr>
+        <w:t>14. Feasibility Assessment</w:t>
+      </w:r>
+    </w:p>
+    <w:p>
+      <w:pPr>
+        <w:pBdr>
+          <w:bottom w:val="single" w:sz="6" w:space="1" w:color="2E86C1"/>
+        </w:pBdr>
+        <w:spacing w:before="80" w:after="80"/>
+      </w:pPr>
+    </w:p>
+    <w:p>
+      <w:pPr>
+        <w:spacing w:after="100"/>
+        <w:jc w:val="both"/>
+      </w:pPr>
+      <w:r>
+        <w:rPr>
+          <w:rFonts w:ascii="Calibri" w:hAnsi="Calibri"/>
+          <w:b w:val="0"/>
+          <w:i w:val="0"/>
+          <w:color w:val="333333"/>
+          <w:sz w:val="22"/>
+        </w:rPr>
+        <w:t>FeedWise is not a concept paper — it is a working platform with a clear technical foundation, a realistic cost structure, and a validated market need. This section provides an honest assessment of technical, financial, operational, and market feasibility.</w:t>
+      </w:r>
+    </w:p>
+    <w:p>
+      <w:pPr>
+        <w:spacing w:before="160" w:after="120"/>
+        <w:jc w:val="left"/>
+      </w:pPr>
+      <w:r>
+        <w:rPr>
+          <w:rFonts w:ascii="Calibri" w:hAnsi="Calibri"/>
+          <w:b/>
+          <w:i w:val="0"/>
+          <w:color w:val="1A376C"/>
+          <w:sz w:val="28"/>
+        </w:rPr>
+        <w:t>14.1 Technical Feasibility</w:t>
+      </w:r>
+    </w:p>
+    <w:p>
+      <w:pPr>
+        <w:spacing w:after="100"/>
+        <w:jc w:val="both"/>
+      </w:pPr>
+      <w:r>
+        <w:rPr>
+          <w:rFonts w:ascii="Calibri" w:hAnsi="Calibri"/>
+          <w:b w:val="0"/>
+          <w:i w:val="0"/>
+          <w:color w:val="333333"/>
+          <w:sz w:val="22"/>
+        </w:rPr>
+        <w:t>Every technology used in FeedWise is production-proven and widely deployed at scale. No experimental or unproven technology is required for the platform to function.</w:t>
       </w:r>
     </w:p>
     <w:tbl>
@@ -14486,7 +17559,7 @@
       <w:tr>
         <w:tc>
           <w:tcPr>
-            <w:tcW w:type="dxa" w:w="1728"/>
+            <w:tcW w:type="dxa" w:w="2592"/>
             <w:shd w:val="clear" w:color="auto" w:fill="1A376C"/>
           </w:tcPr>
           <w:p>
@@ -14501,13 +17574,13 @@
                 <w:color w:val="FFFFFF"/>
                 <w:sz w:val="22"/>
               </w:rPr>
-              <w:t>Phase</w:t>
-            </w:r>
-          </w:p>
-        </w:tc>
-        <w:tc>
-          <w:tcPr>
-            <w:tcW w:type="dxa" w:w="2592"/>
+              <w:t>Component</w:t>
+            </w:r>
+          </w:p>
+        </w:tc>
+        <w:tc>
+          <w:tcPr>
+            <w:tcW w:type="dxa" w:w="2880"/>
             <w:shd w:val="clear" w:color="auto" w:fill="1A376C"/>
           </w:tcPr>
           <w:p>
@@ -14522,13 +17595,13 @@
                 <w:color w:val="FFFFFF"/>
                 <w:sz w:val="22"/>
               </w:rPr>
-              <w:t>Name</w:t>
-            </w:r>
-          </w:p>
-        </w:tc>
-        <w:tc>
-          <w:tcPr>
-            <w:tcW w:type="dxa" w:w="5184"/>
+              <w:t>Technology</w:t>
+            </w:r>
+          </w:p>
+        </w:tc>
+        <w:tc>
+          <w:tcPr>
+            <w:tcW w:type="dxa" w:w="4032"/>
             <w:shd w:val="clear" w:color="auto" w:fill="1A376C"/>
           </w:tcPr>
           <w:p>
@@ -14543,7 +17616,7 @@
                 <w:color w:val="FFFFFF"/>
                 <w:sz w:val="22"/>
               </w:rPr>
-              <w:t>Key Features</w:t>
+              <w:t>Feasibility Evidence</w:t>
             </w:r>
           </w:p>
         </w:tc>
@@ -14551,27 +17624,6 @@
       <w:tr>
         <w:tc>
           <w:tcPr>
-            <w:tcW w:type="dxa" w:w="1728"/>
-            <w:shd w:val="clear" w:color="auto" w:fill="EBF5FB"/>
-          </w:tcPr>
-          <w:p>
-            <w:pPr>
-              <w:jc w:val="left"/>
-            </w:pPr>
-            <w:r>
-              <w:rPr>
-                <w:rFonts w:ascii="Calibri" w:hAnsi="Calibri"/>
-                <w:b w:val="0"/>
-                <w:i w:val="0"/>
-                <w:color w:val="333333"/>
-                <w:sz w:val="21"/>
-              </w:rPr>
-              <w:t>Phase 1 (MVP)</w:t>
-            </w:r>
-          </w:p>
-        </w:tc>
-        <w:tc>
-          <w:tcPr>
             <w:tcW w:type="dxa" w:w="2592"/>
             <w:shd w:val="clear" w:color="auto" w:fill="EBF5FB"/>
           </w:tcPr>
@@ -14587,13 +17639,13 @@
                 <w:color w:val="333333"/>
                 <w:sz w:val="21"/>
               </w:rPr>
-              <w:t>Foundation</w:t>
-            </w:r>
-          </w:p>
-        </w:tc>
-        <w:tc>
-          <w:tcPr>
-            <w:tcW w:type="dxa" w:w="5184"/>
+              <w:t>Mobile + Web App</w:t>
+            </w:r>
+          </w:p>
+        </w:tc>
+        <w:tc>
+          <w:tcPr>
+            <w:tcW w:type="dxa" w:w="2880"/>
             <w:shd w:val="clear" w:color="auto" w:fill="EBF5FB"/>
           </w:tcPr>
           <w:p>
@@ -14608,7 +17660,28 @@
                 <w:color w:val="333333"/>
                 <w:sz w:val="21"/>
               </w:rPr>
-              <w:t>Core feed, TrustLens, Decision Engine, basic Academy, skill radar</w:t>
+              <w:t>Flutter (Dart) 3.27+</w:t>
+            </w:r>
+          </w:p>
+        </w:tc>
+        <w:tc>
+          <w:tcPr>
+            <w:tcW w:type="dxa" w:w="4032"/>
+            <w:shd w:val="clear" w:color="auto" w:fill="EBF5FB"/>
+          </w:tcPr>
+          <w:p>
+            <w:pPr>
+              <w:jc w:val="left"/>
+            </w:pPr>
+            <w:r>
+              <w:rPr>
+                <w:rFonts w:ascii="Calibri" w:hAnsi="Calibri"/>
+                <w:b w:val="0"/>
+                <w:i w:val="0"/>
+                <w:color w:val="333333"/>
+                <w:sz w:val="21"/>
+              </w:rPr>
+              <w:t>Powers BMW, eBay, Google Pay apps globally</w:t>
             </w:r>
           </w:p>
         </w:tc>
@@ -14616,27 +17689,6 @@
       <w:tr>
         <w:tc>
           <w:tcPr>
-            <w:tcW w:type="dxa" w:w="1728"/>
-            <w:shd w:val="clear" w:color="auto" w:fill="FDFEFE"/>
-          </w:tcPr>
-          <w:p>
-            <w:pPr>
-              <w:jc w:val="left"/>
-            </w:pPr>
-            <w:r>
-              <w:rPr>
-                <w:rFonts w:ascii="Calibri" w:hAnsi="Calibri"/>
-                <w:b w:val="0"/>
-                <w:i w:val="0"/>
-                <w:color w:val="333333"/>
-                <w:sz w:val="21"/>
-              </w:rPr>
-              <w:t>Phase 2</w:t>
-            </w:r>
-          </w:p>
-        </w:tc>
-        <w:tc>
-          <w:tcPr>
             <w:tcW w:type="dxa" w:w="2592"/>
             <w:shd w:val="clear" w:color="auto" w:fill="FDFEFE"/>
           </w:tcPr>
@@ -14652,13 +17704,13 @@
                 <w:color w:val="333333"/>
                 <w:sz w:val="21"/>
               </w:rPr>
-              <w:t>Classroom Integration</w:t>
-            </w:r>
-          </w:p>
-        </w:tc>
-        <w:tc>
-          <w:tcPr>
-            <w:tcW w:type="dxa" w:w="5184"/>
+              <w:t>Admin Portal</w:t>
+            </w:r>
+          </w:p>
+        </w:tc>
+        <w:tc>
+          <w:tcPr>
+            <w:tcW w:type="dxa" w:w="2880"/>
             <w:shd w:val="clear" w:color="auto" w:fill="FDFEFE"/>
           </w:tcPr>
           <w:p>
@@ -14673,7 +17725,28 @@
                 <w:color w:val="333333"/>
                 <w:sz w:val="21"/>
               </w:rPr>
-              <w:t>Teacher dashboard, class management, assignments, analytics</w:t>
+              <w:t>Flutter Web</w:t>
+            </w:r>
+          </w:p>
+        </w:tc>
+        <w:tc>
+          <w:tcPr>
+            <w:tcW w:type="dxa" w:w="4032"/>
+            <w:shd w:val="clear" w:color="auto" w:fill="FDFEFE"/>
+          </w:tcPr>
+          <w:p>
+            <w:pPr>
+              <w:jc w:val="left"/>
+            </w:pPr>
+            <w:r>
+              <w:rPr>
+                <w:rFonts w:ascii="Calibri" w:hAnsi="Calibri"/>
+                <w:b w:val="0"/>
+                <w:i w:val="0"/>
+                <w:color w:val="333333"/>
+                <w:sz w:val="21"/>
+              </w:rPr>
+              <w:t>Same codebase as user app; proven cross-platform</w:t>
             </w:r>
           </w:p>
         </w:tc>
@@ -14681,27 +17754,6 @@
       <w:tr>
         <w:tc>
           <w:tcPr>
-            <w:tcW w:type="dxa" w:w="1728"/>
-            <w:shd w:val="clear" w:color="auto" w:fill="EBF5FB"/>
-          </w:tcPr>
-          <w:p>
-            <w:pPr>
-              <w:jc w:val="left"/>
-            </w:pPr>
-            <w:r>
-              <w:rPr>
-                <w:rFonts w:ascii="Calibri" w:hAnsi="Calibri"/>
-                <w:b w:val="0"/>
-                <w:i w:val="0"/>
-                <w:color w:val="333333"/>
-                <w:sz w:val="21"/>
-              </w:rPr>
-              <w:t>Phase 3</w:t>
-            </w:r>
-          </w:p>
-        </w:tc>
-        <w:tc>
-          <w:tcPr>
             <w:tcW w:type="dxa" w:w="2592"/>
             <w:shd w:val="clear" w:color="auto" w:fill="EBF5FB"/>
           </w:tcPr>
@@ -14717,13 +17769,13 @@
                 <w:color w:val="333333"/>
                 <w:sz w:val="21"/>
               </w:rPr>
-              <w:t>Game Simulation</w:t>
-            </w:r>
-          </w:p>
-        </w:tc>
-        <w:tc>
-          <w:tcPr>
-            <w:tcW w:type="dxa" w:w="5184"/>
+              <w:t>Backend API</w:t>
+            </w:r>
+          </w:p>
+        </w:tc>
+        <w:tc>
+          <w:tcPr>
+            <w:tcW w:type="dxa" w:w="2880"/>
             <w:shd w:val="clear" w:color="auto" w:fill="EBF5FB"/>
           </w:tcPr>
           <w:p>
@@ -14738,7 +17790,28 @@
                 <w:color w:val="333333"/>
                 <w:sz w:val="21"/>
               </w:rPr>
-              <w:t>Newsroom Zero, Creator Mode, scenario leaderboards</w:t>
+              <w:t>FastAPI (Python) 0.115+</w:t>
+            </w:r>
+          </w:p>
+        </w:tc>
+        <w:tc>
+          <w:tcPr>
+            <w:tcW w:type="dxa" w:w="4032"/>
+            <w:shd w:val="clear" w:color="auto" w:fill="EBF5FB"/>
+          </w:tcPr>
+          <w:p>
+            <w:pPr>
+              <w:jc w:val="left"/>
+            </w:pPr>
+            <w:r>
+              <w:rPr>
+                <w:rFonts w:ascii="Calibri" w:hAnsi="Calibri"/>
+                <w:b w:val="0"/>
+                <w:i w:val="0"/>
+                <w:color w:val="333333"/>
+                <w:sz w:val="21"/>
+              </w:rPr>
+              <w:t>Used by Microsoft, Uber, Netflix for high-throughput APIs</w:t>
             </w:r>
           </w:p>
         </w:tc>
@@ -14746,27 +17819,6 @@
       <w:tr>
         <w:tc>
           <w:tcPr>
-            <w:tcW w:type="dxa" w:w="1728"/>
-            <w:shd w:val="clear" w:color="auto" w:fill="FDFEFE"/>
-          </w:tcPr>
-          <w:p>
-            <w:pPr>
-              <w:jc w:val="left"/>
-            </w:pPr>
-            <w:r>
-              <w:rPr>
-                <w:rFonts w:ascii="Calibri" w:hAnsi="Calibri"/>
-                <w:b w:val="0"/>
-                <w:i w:val="0"/>
-                <w:color w:val="333333"/>
-                <w:sz w:val="21"/>
-              </w:rPr>
-              <w:t>Phase 4</w:t>
-            </w:r>
-          </w:p>
-        </w:tc>
-        <w:tc>
-          <w:tcPr>
             <w:tcW w:type="dxa" w:w="2592"/>
             <w:shd w:val="clear" w:color="auto" w:fill="FDFEFE"/>
           </w:tcPr>
@@ -14782,13 +17834,13 @@
                 <w:color w:val="333333"/>
                 <w:sz w:val="21"/>
               </w:rPr>
-              <w:t>Community</w:t>
-            </w:r>
-          </w:p>
-        </w:tc>
-        <w:tc>
-          <w:tcPr>
-            <w:tcW w:type="dxa" w:w="5184"/>
+              <w:t>Database</w:t>
+            </w:r>
+          </w:p>
+        </w:tc>
+        <w:tc>
+          <w:tcPr>
+            <w:tcW w:type="dxa" w:w="2880"/>
             <w:shd w:val="clear" w:color="auto" w:fill="FDFEFE"/>
           </w:tcPr>
           <w:p>
@@ -14803,7 +17855,28 @@
                 <w:color w:val="333333"/>
                 <w:sz w:val="21"/>
               </w:rPr>
-              <w:t>Community submissions, peer review, user-generated challenges</w:t>
+              <w:t>PostgreSQL via Supabase</w:t>
+            </w:r>
+          </w:p>
+        </w:tc>
+        <w:tc>
+          <w:tcPr>
+            <w:tcW w:type="dxa" w:w="4032"/>
+            <w:shd w:val="clear" w:color="auto" w:fill="FDFEFE"/>
+          </w:tcPr>
+          <w:p>
+            <w:pPr>
+              <w:jc w:val="left"/>
+            </w:pPr>
+            <w:r>
+              <w:rPr>
+                <w:rFonts w:ascii="Calibri" w:hAnsi="Calibri"/>
+                <w:b w:val="0"/>
+                <w:i w:val="0"/>
+                <w:color w:val="333333"/>
+                <w:sz w:val="21"/>
+              </w:rPr>
+              <w:t>Managed at scale; enterprise SLA available; open-source</w:t>
             </w:r>
           </w:p>
         </w:tc>
@@ -14811,27 +17884,6 @@
       <w:tr>
         <w:tc>
           <w:tcPr>
-            <w:tcW w:type="dxa" w:w="1728"/>
-            <w:shd w:val="clear" w:color="auto" w:fill="EBF5FB"/>
-          </w:tcPr>
-          <w:p>
-            <w:pPr>
-              <w:jc w:val="left"/>
-            </w:pPr>
-            <w:r>
-              <w:rPr>
-                <w:rFonts w:ascii="Calibri" w:hAnsi="Calibri"/>
-                <w:b w:val="0"/>
-                <w:i w:val="0"/>
-                <w:color w:val="333333"/>
-                <w:sz w:val="21"/>
-              </w:rPr>
-              <w:t>Phase 5</w:t>
-            </w:r>
-          </w:p>
-        </w:tc>
-        <w:tc>
-          <w:tcPr>
             <w:tcW w:type="dxa" w:w="2592"/>
             <w:shd w:val="clear" w:color="auto" w:fill="EBF5FB"/>
           </w:tcPr>
@@ -14847,13 +17899,13 @@
                 <w:color w:val="333333"/>
                 <w:sz w:val="21"/>
               </w:rPr>
-              <w:t>Localization</w:t>
-            </w:r>
-          </w:p>
-        </w:tc>
-        <w:tc>
-          <w:tcPr>
-            <w:tcW w:type="dxa" w:w="5184"/>
+              <w:t>Authentication</w:t>
+            </w:r>
+          </w:p>
+        </w:tc>
+        <w:tc>
+          <w:tcPr>
+            <w:tcW w:type="dxa" w:w="2880"/>
             <w:shd w:val="clear" w:color="auto" w:fill="EBF5FB"/>
           </w:tcPr>
           <w:p>
@@ -14868,7 +17920,28 @@
                 <w:color w:val="333333"/>
                 <w:sz w:val="21"/>
               </w:rPr>
-              <w:t>Nepali, Hindi, Bengali, Arabic — full translated scenario libraries</w:t>
+              <w:t>Supabase Auth (JWT/OAuth2)</w:t>
+            </w:r>
+          </w:p>
+        </w:tc>
+        <w:tc>
+          <w:tcPr>
+            <w:tcW w:type="dxa" w:w="4032"/>
+            <w:shd w:val="clear" w:color="auto" w:fill="EBF5FB"/>
+          </w:tcPr>
+          <w:p>
+            <w:pPr>
+              <w:jc w:val="left"/>
+            </w:pPr>
+            <w:r>
+              <w:rPr>
+                <w:rFonts w:ascii="Calibri" w:hAnsi="Calibri"/>
+                <w:b w:val="0"/>
+                <w:i w:val="0"/>
+                <w:color w:val="333333"/>
+                <w:sz w:val="21"/>
+              </w:rPr>
+              <w:t>Industry standard; battle-tested security model</w:t>
             </w:r>
           </w:p>
         </w:tc>
@@ -14876,27 +17949,6 @@
       <w:tr>
         <w:tc>
           <w:tcPr>
-            <w:tcW w:type="dxa" w:w="1728"/>
-            <w:shd w:val="clear" w:color="auto" w:fill="FDFEFE"/>
-          </w:tcPr>
-          <w:p>
-            <w:pPr>
-              <w:jc w:val="left"/>
-            </w:pPr>
-            <w:r>
-              <w:rPr>
-                <w:rFonts w:ascii="Calibri" w:hAnsi="Calibri"/>
-                <w:b w:val="0"/>
-                <w:i w:val="0"/>
-                <w:color w:val="333333"/>
-                <w:sz w:val="21"/>
-              </w:rPr>
-              <w:t>Phase 6</w:t>
-            </w:r>
-          </w:p>
-        </w:tc>
-        <w:tc>
-          <w:tcPr>
             <w:tcW w:type="dxa" w:w="2592"/>
             <w:shd w:val="clear" w:color="auto" w:fill="FDFEFE"/>
           </w:tcPr>
@@ -14912,13 +17964,13 @@
                 <w:color w:val="333333"/>
                 <w:sz w:val="21"/>
               </w:rPr>
-              <w:t>AI Enhancement</w:t>
-            </w:r>
-          </w:p>
-        </w:tc>
-        <w:tc>
-          <w:tcPr>
-            <w:tcW w:type="dxa" w:w="5184"/>
+              <w:t>AI/NLP</w:t>
+            </w:r>
+          </w:p>
+        </w:tc>
+        <w:tc>
+          <w:tcPr>
+            <w:tcW w:type="dxa" w:w="2880"/>
             <w:shd w:val="clear" w:color="auto" w:fill="FDFEFE"/>
           </w:tcPr>
           <w:p>
@@ -14933,7 +17985,28 @@
                 <w:color w:val="333333"/>
                 <w:sz w:val="21"/>
               </w:rPr>
-              <w:t>Adaptive difficulty, personalized learning paths, AI tutor</w:t>
+              <w:t>OpenAI / Gemini API</w:t>
+            </w:r>
+          </w:p>
+        </w:tc>
+        <w:tc>
+          <w:tcPr>
+            <w:tcW w:type="dxa" w:w="4032"/>
+            <w:shd w:val="clear" w:color="auto" w:fill="FDFEFE"/>
+          </w:tcPr>
+          <w:p>
+            <w:pPr>
+              <w:jc w:val="left"/>
+            </w:pPr>
+            <w:r>
+              <w:rPr>
+                <w:rFonts w:ascii="Calibri" w:hAnsi="Calibri"/>
+                <w:b w:val="0"/>
+                <w:i w:val="0"/>
+                <w:color w:val="333333"/>
+                <w:sz w:val="21"/>
+              </w:rPr>
+              <w:t>Stable, documented; fallback model switching supported</w:t>
             </w:r>
           </w:p>
         </w:tc>
@@ -14941,27 +18014,6 @@
       <w:tr>
         <w:tc>
           <w:tcPr>
-            <w:tcW w:type="dxa" w:w="1728"/>
-            <w:shd w:val="clear" w:color="auto" w:fill="EBF5FB"/>
-          </w:tcPr>
-          <w:p>
-            <w:pPr>
-              <w:jc w:val="left"/>
-            </w:pPr>
-            <w:r>
-              <w:rPr>
-                <w:rFonts w:ascii="Calibri" w:hAnsi="Calibri"/>
-                <w:b w:val="0"/>
-                <w:i w:val="0"/>
-                <w:color w:val="333333"/>
-                <w:sz w:val="21"/>
-              </w:rPr>
-              <w:t>Phase 7</w:t>
-            </w:r>
-          </w:p>
-        </w:tc>
-        <w:tc>
-          <w:tcPr>
             <w:tcW w:type="dxa" w:w="2592"/>
             <w:shd w:val="clear" w:color="auto" w:fill="EBF5FB"/>
           </w:tcPr>
@@ -14977,13 +18029,13 @@
                 <w:color w:val="333333"/>
                 <w:sz w:val="21"/>
               </w:rPr>
-              <w:t>API Ecosystem</w:t>
-            </w:r>
-          </w:p>
-        </w:tc>
-        <w:tc>
-          <w:tcPr>
-            <w:tcW w:type="dxa" w:w="5184"/>
+              <w:t>Hosting</w:t>
+            </w:r>
+          </w:p>
+        </w:tc>
+        <w:tc>
+          <w:tcPr>
+            <w:tcW w:type="dxa" w:w="2880"/>
             <w:shd w:val="clear" w:color="auto" w:fill="EBF5FB"/>
           </w:tcPr>
           <w:p>
@@ -14998,78 +18050,130 @@
                 <w:color w:val="333333"/>
                 <w:sz w:val="21"/>
               </w:rPr>
-              <w:t>Open API for third-party EdTech integrations; LTI support</w:t>
-            </w:r>
-          </w:p>
-        </w:tc>
-      </w:tr>
-      <w:tr>
-        <w:tc>
-          <w:tcPr>
-            <w:tcW w:type="dxa" w:w="1728"/>
-            <w:shd w:val="clear" w:color="auto" w:fill="FDFEFE"/>
-          </w:tcPr>
-          <w:p>
-            <w:pPr>
-              <w:jc w:val="left"/>
-            </w:pPr>
-            <w:r>
-              <w:rPr>
-                <w:rFonts w:ascii="Calibri" w:hAnsi="Calibri"/>
-                <w:b w:val="0"/>
-                <w:i w:val="0"/>
-                <w:color w:val="333333"/>
-                <w:sz w:val="21"/>
-              </w:rPr>
-              <w:t>Phase 8</w:t>
-            </w:r>
-          </w:p>
-        </w:tc>
-        <w:tc>
-          <w:tcPr>
-            <w:tcW w:type="dxa" w:w="2592"/>
-            <w:shd w:val="clear" w:color="auto" w:fill="FDFEFE"/>
-          </w:tcPr>
-          <w:p>
-            <w:pPr>
-              <w:jc w:val="left"/>
-            </w:pPr>
-            <w:r>
-              <w:rPr>
-                <w:rFonts w:ascii="Calibri" w:hAnsi="Calibri"/>
-                <w:b w:val="0"/>
-                <w:i w:val="0"/>
-                <w:color w:val="333333"/>
-                <w:sz w:val="21"/>
-              </w:rPr>
-              <w:t>Research Platform</w:t>
-            </w:r>
-          </w:p>
-        </w:tc>
-        <w:tc>
-          <w:tcPr>
-            <w:tcW w:type="dxa" w:w="5184"/>
-            <w:shd w:val="clear" w:color="auto" w:fill="FDFEFE"/>
-          </w:tcPr>
-          <w:p>
-            <w:pPr>
-              <w:jc w:val="left"/>
-            </w:pPr>
-            <w:r>
-              <w:rPr>
-                <w:rFonts w:ascii="Calibri" w:hAnsi="Calibri"/>
-                <w:b w:val="0"/>
-                <w:i w:val="0"/>
-                <w:color w:val="333333"/>
-                <w:sz w:val="21"/>
-              </w:rPr>
-              <w:t>Academic research portal, anonymized data access, impact measurement</w:t>
+              <w:t>Render.com + Firebase Hosting</w:t>
+            </w:r>
+          </w:p>
+        </w:tc>
+        <w:tc>
+          <w:tcPr>
+            <w:tcW w:type="dxa" w:w="4032"/>
+            <w:shd w:val="clear" w:color="auto" w:fill="EBF5FB"/>
+          </w:tcPr>
+          <w:p>
+            <w:pPr>
+              <w:jc w:val="left"/>
+            </w:pPr>
+            <w:r>
+              <w:rPr>
+                <w:rFonts w:ascii="Calibri" w:hAnsi="Calibri"/>
+                <w:b w:val="0"/>
+                <w:i w:val="0"/>
+                <w:color w:val="333333"/>
+                <w:sz w:val="21"/>
+              </w:rPr>
+              <w:t>Free-tier viable; auto-deploys from GitHub on push</w:t>
             </w:r>
           </w:p>
         </w:tc>
       </w:tr>
     </w:tbl>
     <w:p/>
+    <w:p>
+      <w:pPr>
+        <w:spacing w:after="100"/>
+        <w:jc w:val="both"/>
+      </w:pPr>
+      <w:r>
+        <w:rPr>
+          <w:rFonts w:ascii="Calibri" w:hAnsi="Calibri"/>
+          <w:b/>
+          <w:i w:val="0"/>
+          <w:color w:val="1A376C"/>
+          <w:sz w:val="22"/>
+        </w:rPr>
+        <w:t>Current Development Status (as of August 2026):</w:t>
+      </w:r>
+    </w:p>
+    <w:p>
+      <w:pPr>
+        <w:pStyle w:val="ListBullet"/>
+        <w:spacing w:after="60"/>
+      </w:pPr>
+      <w:r>
+        <w:rPr>
+          <w:rFonts w:ascii="Calibri" w:hAnsi="Calibri"/>
+          <w:b w:val="0"/>
+          <w:i w:val="0"/>
+          <w:color w:val="333333"/>
+          <w:sz w:val="22"/>
+        </w:rPr>
+        <w:t>Backend API: Fully scaffolded with FastAPI; all core routes implemented; 10+ automated tests passing.</w:t>
+      </w:r>
+    </w:p>
+    <w:p>
+      <w:pPr>
+        <w:pStyle w:val="ListBullet"/>
+        <w:spacing w:after="60"/>
+      </w:pPr>
+      <w:r>
+        <w:rPr>
+          <w:rFonts w:ascii="Calibri" w:hAnsi="Calibri"/>
+          <w:b w:val="0"/>
+          <w:i w:val="0"/>
+          <w:color w:val="333333"/>
+          <w:sz w:val="22"/>
+        </w:rPr>
+        <w:t>Database: Complete 25-table PostgreSQL schema with Row Level Security policies and seed data deployed.</w:t>
+      </w:r>
+    </w:p>
+    <w:p>
+      <w:pPr>
+        <w:pStyle w:val="ListBullet"/>
+        <w:spacing w:after="60"/>
+      </w:pPr>
+      <w:r>
+        <w:rPr>
+          <w:rFonts w:ascii="Calibri" w:hAnsi="Calibri"/>
+          <w:b w:val="0"/>
+          <w:i w:val="0"/>
+          <w:color w:val="333333"/>
+          <w:sz w:val="22"/>
+        </w:rPr>
+        <w:t>Flutter User App: Core navigation, feed, TrustLens investigation, decision, and profile screens implemented.</w:t>
+      </w:r>
+    </w:p>
+    <w:p>
+      <w:pPr>
+        <w:pStyle w:val="ListBullet"/>
+        <w:spacing w:after="60"/>
+      </w:pPr>
+      <w:r>
+        <w:rPr>
+          <w:rFonts w:ascii="Calibri" w:hAnsi="Calibri"/>
+          <w:b w:val="0"/>
+          <w:i w:val="0"/>
+          <w:color w:val="333333"/>
+          <w:sz w:val="22"/>
+        </w:rPr>
+        <w:t>Flutter Admin Studio: Scenario CMS and teacher dashboard architecture scaffolded and in development.</w:t>
+      </w:r>
+    </w:p>
+    <w:p>
+      <w:pPr>
+        <w:pStyle w:val="ListBullet"/>
+        <w:spacing w:after="60"/>
+      </w:pPr>
+      <w:r>
+        <w:rPr>
+          <w:rFonts w:ascii="Calibri" w:hAnsi="Calibri"/>
+          <w:b w:val="0"/>
+          <w:i w:val="0"/>
+          <w:color w:val="333333"/>
+          <w:sz w:val="22"/>
+        </w:rPr>
+        <w:t>AI Engine: Text signal analysis and explanation generation module integrated and tested with mock scenarios.</w:t>
+      </w:r>
+    </w:p>
     <w:p>
       <w:pPr>
         <w:spacing w:before="160" w:after="120"/>
@@ -15083,7 +18187,2122 @@
           <w:color w:val="1A376C"/>
           <w:sz w:val="28"/>
         </w:rPr>
-        <w:t>12.2 Planned Features</w:t>
+        <w:t>14.2 Financial &amp; Operational Feasibility</w:t>
+      </w:r>
+    </w:p>
+    <w:tbl>
+      <w:tblPr>
+        <w:tblStyle w:val="TableGrid"/>
+        <w:tblW w:type="auto" w:w="0"/>
+        <w:jc w:val="center"/>
+        <w:tblLook w:firstColumn="1" w:firstRow="1" w:lastColumn="0" w:lastRow="0" w:noHBand="0" w:noVBand="1" w:val="04A0"/>
+      </w:tblPr>
+      <w:tblGrid>
+        <w:gridCol w:w="3041"/>
+        <w:gridCol w:w="3041"/>
+        <w:gridCol w:w="3041"/>
+      </w:tblGrid>
+      <w:tr>
+        <w:tc>
+          <w:tcPr>
+            <w:tcW w:type="dxa" w:w="3456"/>
+            <w:shd w:val="clear" w:color="auto" w:fill="1A376C"/>
+          </w:tcPr>
+          <w:p>
+            <w:pPr>
+              <w:jc w:val="center"/>
+            </w:pPr>
+            <w:r>
+              <w:rPr>
+                <w:rFonts w:ascii="Calibri" w:hAnsi="Calibri"/>
+                <w:b/>
+                <w:i w:val="0"/>
+                <w:color w:val="FFFFFF"/>
+                <w:sz w:val="22"/>
+              </w:rPr>
+              <w:t>Cost Category</w:t>
+            </w:r>
+          </w:p>
+        </w:tc>
+        <w:tc>
+          <w:tcPr>
+            <w:tcW w:type="dxa" w:w="2304"/>
+            <w:shd w:val="clear" w:color="auto" w:fill="1A376C"/>
+          </w:tcPr>
+          <w:p>
+            <w:pPr>
+              <w:jc w:val="center"/>
+            </w:pPr>
+            <w:r>
+              <w:rPr>
+                <w:rFonts w:ascii="Calibri" w:hAnsi="Calibri"/>
+                <w:b/>
+                <w:i w:val="0"/>
+                <w:color w:val="FFFFFF"/>
+                <w:sz w:val="22"/>
+              </w:rPr>
+              <w:t>Year 1 Estimate</w:t>
+            </w:r>
+          </w:p>
+        </w:tc>
+        <w:tc>
+          <w:tcPr>
+            <w:tcW w:type="dxa" w:w="3744"/>
+            <w:shd w:val="clear" w:color="auto" w:fill="1A376C"/>
+          </w:tcPr>
+          <w:p>
+            <w:pPr>
+              <w:jc w:val="center"/>
+            </w:pPr>
+            <w:r>
+              <w:rPr>
+                <w:rFonts w:ascii="Calibri" w:hAnsi="Calibri"/>
+                <w:b/>
+                <w:i w:val="0"/>
+                <w:color w:val="FFFFFF"/>
+                <w:sz w:val="22"/>
+              </w:rPr>
+              <w:t>Mitigation Strategy</w:t>
+            </w:r>
+          </w:p>
+        </w:tc>
+      </w:tr>
+      <w:tr>
+        <w:tc>
+          <w:tcPr>
+            <w:tcW w:type="dxa" w:w="3456"/>
+            <w:shd w:val="clear" w:color="auto" w:fill="EBF5FB"/>
+          </w:tcPr>
+          <w:p>
+            <w:pPr>
+              <w:jc w:val="left"/>
+            </w:pPr>
+            <w:r>
+              <w:rPr>
+                <w:rFonts w:ascii="Calibri" w:hAnsi="Calibri"/>
+                <w:b w:val="0"/>
+                <w:i w:val="0"/>
+                <w:color w:val="333333"/>
+                <w:sz w:val="21"/>
+              </w:rPr>
+              <w:t>Infrastructure (Hosting)</w:t>
+            </w:r>
+          </w:p>
+        </w:tc>
+        <w:tc>
+          <w:tcPr>
+            <w:tcW w:type="dxa" w:w="2304"/>
+            <w:shd w:val="clear" w:color="auto" w:fill="EBF5FB"/>
+          </w:tcPr>
+          <w:p>
+            <w:pPr>
+              <w:jc w:val="left"/>
+            </w:pPr>
+            <w:r>
+              <w:rPr>
+                <w:rFonts w:ascii="Calibri" w:hAnsi="Calibri"/>
+                <w:b w:val="0"/>
+                <w:i w:val="0"/>
+                <w:color w:val="333333"/>
+                <w:sz w:val="21"/>
+              </w:rPr>
+              <w:t>USD 0–200 / month</w:t>
+            </w:r>
+          </w:p>
+        </w:tc>
+        <w:tc>
+          <w:tcPr>
+            <w:tcW w:type="dxa" w:w="3744"/>
+            <w:shd w:val="clear" w:color="auto" w:fill="EBF5FB"/>
+          </w:tcPr>
+          <w:p>
+            <w:pPr>
+              <w:jc w:val="left"/>
+            </w:pPr>
+            <w:r>
+              <w:rPr>
+                <w:rFonts w:ascii="Calibri" w:hAnsi="Calibri"/>
+                <w:b w:val="0"/>
+                <w:i w:val="0"/>
+                <w:color w:val="333333"/>
+                <w:sz w:val="21"/>
+              </w:rPr>
+              <w:t>Render.com + Supabase free tiers; costs scale with users</w:t>
+            </w:r>
+          </w:p>
+        </w:tc>
+      </w:tr>
+      <w:tr>
+        <w:tc>
+          <w:tcPr>
+            <w:tcW w:type="dxa" w:w="3456"/>
+            <w:shd w:val="clear" w:color="auto" w:fill="FDFEFE"/>
+          </w:tcPr>
+          <w:p>
+            <w:pPr>
+              <w:jc w:val="left"/>
+            </w:pPr>
+            <w:r>
+              <w:rPr>
+                <w:rFonts w:ascii="Calibri" w:hAnsi="Calibri"/>
+                <w:b w:val="0"/>
+                <w:i w:val="0"/>
+                <w:color w:val="333333"/>
+                <w:sz w:val="21"/>
+              </w:rPr>
+              <w:t>Domain &amp; SSL Certificate</w:t>
+            </w:r>
+          </w:p>
+        </w:tc>
+        <w:tc>
+          <w:tcPr>
+            <w:tcW w:type="dxa" w:w="2304"/>
+            <w:shd w:val="clear" w:color="auto" w:fill="FDFEFE"/>
+          </w:tcPr>
+          <w:p>
+            <w:pPr>
+              <w:jc w:val="left"/>
+            </w:pPr>
+            <w:r>
+              <w:rPr>
+                <w:rFonts w:ascii="Calibri" w:hAnsi="Calibri"/>
+                <w:b w:val="0"/>
+                <w:i w:val="0"/>
+                <w:color w:val="333333"/>
+                <w:sz w:val="21"/>
+              </w:rPr>
+              <w:t>USD 15 / year</w:t>
+            </w:r>
+          </w:p>
+        </w:tc>
+        <w:tc>
+          <w:tcPr>
+            <w:tcW w:type="dxa" w:w="3744"/>
+            <w:shd w:val="clear" w:color="auto" w:fill="FDFEFE"/>
+          </w:tcPr>
+          <w:p>
+            <w:pPr>
+              <w:jc w:val="left"/>
+            </w:pPr>
+            <w:r>
+              <w:rPr>
+                <w:rFonts w:ascii="Calibri" w:hAnsi="Calibri"/>
+                <w:b w:val="0"/>
+                <w:i w:val="0"/>
+                <w:color w:val="333333"/>
+                <w:sz w:val="21"/>
+              </w:rPr>
+              <w:t>Standard annual cost</w:t>
+            </w:r>
+          </w:p>
+        </w:tc>
+      </w:tr>
+      <w:tr>
+        <w:tc>
+          <w:tcPr>
+            <w:tcW w:type="dxa" w:w="3456"/>
+            <w:shd w:val="clear" w:color="auto" w:fill="EBF5FB"/>
+          </w:tcPr>
+          <w:p>
+            <w:pPr>
+              <w:jc w:val="left"/>
+            </w:pPr>
+            <w:r>
+              <w:rPr>
+                <w:rFonts w:ascii="Calibri" w:hAnsi="Calibri"/>
+                <w:b w:val="0"/>
+                <w:i w:val="0"/>
+                <w:color w:val="333333"/>
+                <w:sz w:val="21"/>
+              </w:rPr>
+              <w:t>AI API Calls</w:t>
+            </w:r>
+          </w:p>
+        </w:tc>
+        <w:tc>
+          <w:tcPr>
+            <w:tcW w:type="dxa" w:w="2304"/>
+            <w:shd w:val="clear" w:color="auto" w:fill="EBF5FB"/>
+          </w:tcPr>
+          <w:p>
+            <w:pPr>
+              <w:jc w:val="left"/>
+            </w:pPr>
+            <w:r>
+              <w:rPr>
+                <w:rFonts w:ascii="Calibri" w:hAnsi="Calibri"/>
+                <w:b w:val="0"/>
+                <w:i w:val="0"/>
+                <w:color w:val="333333"/>
+                <w:sz w:val="21"/>
+              </w:rPr>
+              <w:t>USD 50–500 / month</w:t>
+            </w:r>
+          </w:p>
+        </w:tc>
+        <w:tc>
+          <w:tcPr>
+            <w:tcW w:type="dxa" w:w="3744"/>
+            <w:shd w:val="clear" w:color="auto" w:fill="EBF5FB"/>
+          </w:tcPr>
+          <w:p>
+            <w:pPr>
+              <w:jc w:val="left"/>
+            </w:pPr>
+            <w:r>
+              <w:rPr>
+                <w:rFonts w:ascii="Calibri" w:hAnsi="Calibri"/>
+                <w:b w:val="0"/>
+                <w:i w:val="0"/>
+                <w:color w:val="333333"/>
+                <w:sz w:val="21"/>
+              </w:rPr>
+              <w:t>Caching reduces repeat analysis costs; per-call billing</w:t>
+            </w:r>
+          </w:p>
+        </w:tc>
+      </w:tr>
+      <w:tr>
+        <w:tc>
+          <w:tcPr>
+            <w:tcW w:type="dxa" w:w="3456"/>
+            <w:shd w:val="clear" w:color="auto" w:fill="FDFEFE"/>
+          </w:tcPr>
+          <w:p>
+            <w:pPr>
+              <w:jc w:val="left"/>
+            </w:pPr>
+            <w:r>
+              <w:rPr>
+                <w:rFonts w:ascii="Calibri" w:hAnsi="Calibri"/>
+                <w:b w:val="0"/>
+                <w:i w:val="0"/>
+                <w:color w:val="333333"/>
+                <w:sz w:val="21"/>
+              </w:rPr>
+              <w:t>Development Team</w:t>
+            </w:r>
+          </w:p>
+        </w:tc>
+        <w:tc>
+          <w:tcPr>
+            <w:tcW w:type="dxa" w:w="2304"/>
+            <w:shd w:val="clear" w:color="auto" w:fill="FDFEFE"/>
+          </w:tcPr>
+          <w:p>
+            <w:pPr>
+              <w:jc w:val="left"/>
+            </w:pPr>
+            <w:r>
+              <w:rPr>
+                <w:rFonts w:ascii="Calibri" w:hAnsi="Calibri"/>
+                <w:b w:val="0"/>
+                <w:i w:val="0"/>
+                <w:color w:val="333333"/>
+                <w:sz w:val="21"/>
+              </w:rPr>
+              <w:t>Voluntary (students)</w:t>
+            </w:r>
+          </w:p>
+        </w:tc>
+        <w:tc>
+          <w:tcPr>
+            <w:tcW w:type="dxa" w:w="3744"/>
+            <w:shd w:val="clear" w:color="auto" w:fill="FDFEFE"/>
+          </w:tcPr>
+          <w:p>
+            <w:pPr>
+              <w:jc w:val="left"/>
+            </w:pPr>
+            <w:r>
+              <w:rPr>
+                <w:rFonts w:ascii="Calibri" w:hAnsi="Calibri"/>
+                <w:b w:val="0"/>
+                <w:i w:val="0"/>
+                <w:color w:val="333333"/>
+                <w:sz w:val="21"/>
+              </w:rPr>
+              <w:t>All 5 members contributing on a voluntary basis for submission</w:t>
+            </w:r>
+          </w:p>
+        </w:tc>
+      </w:tr>
+      <w:tr>
+        <w:tc>
+          <w:tcPr>
+            <w:tcW w:type="dxa" w:w="3456"/>
+            <w:shd w:val="clear" w:color="auto" w:fill="EBF5FB"/>
+          </w:tcPr>
+          <w:p>
+            <w:pPr>
+              <w:jc w:val="left"/>
+            </w:pPr>
+            <w:r>
+              <w:rPr>
+                <w:rFonts w:ascii="Calibri" w:hAnsi="Calibri"/>
+                <w:b w:val="0"/>
+                <w:i w:val="0"/>
+                <w:color w:val="333333"/>
+                <w:sz w:val="21"/>
+              </w:rPr>
+              <w:t>MIL Content Review</w:t>
+            </w:r>
+          </w:p>
+        </w:tc>
+        <w:tc>
+          <w:tcPr>
+            <w:tcW w:type="dxa" w:w="2304"/>
+            <w:shd w:val="clear" w:color="auto" w:fill="EBF5FB"/>
+          </w:tcPr>
+          <w:p>
+            <w:pPr>
+              <w:jc w:val="left"/>
+            </w:pPr>
+            <w:r>
+              <w:rPr>
+                <w:rFonts w:ascii="Calibri" w:hAnsi="Calibri"/>
+                <w:b w:val="0"/>
+                <w:i w:val="0"/>
+                <w:color w:val="333333"/>
+                <w:sz w:val="21"/>
+              </w:rPr>
+              <w:t>Volunteer reviewers</w:t>
+            </w:r>
+          </w:p>
+        </w:tc>
+        <w:tc>
+          <w:tcPr>
+            <w:tcW w:type="dxa" w:w="3744"/>
+            <w:shd w:val="clear" w:color="auto" w:fill="EBF5FB"/>
+          </w:tcPr>
+          <w:p>
+            <w:pPr>
+              <w:jc w:val="left"/>
+            </w:pPr>
+            <w:r>
+              <w:rPr>
+                <w:rFonts w:ascii="Calibri" w:hAnsi="Calibri"/>
+                <w:b w:val="0"/>
+                <w:i w:val="0"/>
+                <w:color w:val="333333"/>
+                <w:sz w:val="21"/>
+              </w:rPr>
+              <w:t>UNESCO partnership and educator volunteer program</w:t>
+            </w:r>
+          </w:p>
+        </w:tc>
+      </w:tr>
+      <w:tr>
+        <w:tc>
+          <w:tcPr>
+            <w:tcW w:type="dxa" w:w="3456"/>
+            <w:shd w:val="clear" w:color="auto" w:fill="FDFEFE"/>
+          </w:tcPr>
+          <w:p>
+            <w:pPr>
+              <w:jc w:val="left"/>
+            </w:pPr>
+            <w:r>
+              <w:rPr>
+                <w:rFonts w:ascii="Calibri" w:hAnsi="Calibri"/>
+                <w:b w:val="0"/>
+                <w:i w:val="0"/>
+                <w:color w:val="333333"/>
+                <w:sz w:val="21"/>
+              </w:rPr>
+              <w:t>Total Year 1 Estimate</w:t>
+            </w:r>
+          </w:p>
+        </w:tc>
+        <w:tc>
+          <w:tcPr>
+            <w:tcW w:type="dxa" w:w="2304"/>
+            <w:shd w:val="clear" w:color="auto" w:fill="FDFEFE"/>
+          </w:tcPr>
+          <w:p>
+            <w:pPr>
+              <w:jc w:val="left"/>
+            </w:pPr>
+            <w:r>
+              <w:rPr>
+                <w:rFonts w:ascii="Calibri" w:hAnsi="Calibri"/>
+                <w:b w:val="0"/>
+                <w:i w:val="0"/>
+                <w:color w:val="333333"/>
+                <w:sz w:val="21"/>
+              </w:rPr>
+              <w:t>USD 600–8,400</w:t>
+            </w:r>
+          </w:p>
+        </w:tc>
+        <w:tc>
+          <w:tcPr>
+            <w:tcW w:type="dxa" w:w="3744"/>
+            <w:shd w:val="clear" w:color="auto" w:fill="FDFEFE"/>
+          </w:tcPr>
+          <w:p>
+            <w:pPr>
+              <w:jc w:val="left"/>
+            </w:pPr>
+            <w:r>
+              <w:rPr>
+                <w:rFonts w:ascii="Calibri" w:hAnsi="Calibri"/>
+                <w:b w:val="0"/>
+                <w:i w:val="0"/>
+                <w:color w:val="333333"/>
+                <w:sz w:val="21"/>
+              </w:rPr>
+              <w:t>Coverable by UNESCO prize, seed grant, or university support</w:t>
+            </w:r>
+          </w:p>
+        </w:tc>
+      </w:tr>
+    </w:tbl>
+    <w:p/>
+    <w:p>
+      <w:pPr>
+        <w:spacing w:after="100"/>
+        <w:jc w:val="both"/>
+      </w:pPr>
+      <w:r>
+        <w:rPr>
+          <w:rFonts w:ascii="Calibri" w:hAnsi="Calibri"/>
+          <w:b w:val="0"/>
+          <w:i w:val="0"/>
+          <w:color w:val="333333"/>
+          <w:sz w:val="22"/>
+        </w:rPr>
+        <w:t>The freemium model ensures the platform operates at near-zero cost during user acquisition while building the base needed to justify institutional licensing revenue from Year 2 onwards.</w:t>
+      </w:r>
+    </w:p>
+    <w:p>
+      <w:pPr>
+        <w:spacing w:before="160" w:after="120"/>
+        <w:jc w:val="left"/>
+      </w:pPr>
+      <w:r>
+        <w:rPr>
+          <w:rFonts w:ascii="Calibri" w:hAnsi="Calibri"/>
+          <w:b/>
+          <w:i w:val="0"/>
+          <w:color w:val="1A376C"/>
+          <w:sz w:val="28"/>
+        </w:rPr>
+        <w:t>14.3 Market Feasibility</w:t>
+      </w:r>
+    </w:p>
+    <w:tbl>
+      <w:tblPr>
+        <w:tblStyle w:val="TableGrid"/>
+        <w:tblW w:type="auto" w:w="0"/>
+        <w:jc w:val="center"/>
+        <w:tblLook w:firstColumn="1" w:firstRow="1" w:lastColumn="0" w:lastRow="0" w:noHBand="0" w:noVBand="1" w:val="04A0"/>
+      </w:tblPr>
+      <w:tblGrid>
+        <w:gridCol w:w="4561"/>
+        <w:gridCol w:w="4561"/>
+      </w:tblGrid>
+      <w:tr>
+        <w:tc>
+          <w:tcPr>
+            <w:tcW w:type="dxa" w:w="3456"/>
+            <w:shd w:val="clear" w:color="auto" w:fill="1A376C"/>
+          </w:tcPr>
+          <w:p>
+            <w:pPr>
+              <w:jc w:val="center"/>
+            </w:pPr>
+            <w:r>
+              <w:rPr>
+                <w:rFonts w:ascii="Calibri" w:hAnsi="Calibri"/>
+                <w:b/>
+                <w:i w:val="0"/>
+                <w:color w:val="FFFFFF"/>
+                <w:sz w:val="22"/>
+              </w:rPr>
+              <w:t>Feasibility Dimension</w:t>
+            </w:r>
+          </w:p>
+        </w:tc>
+        <w:tc>
+          <w:tcPr>
+            <w:tcW w:type="dxa" w:w="6048"/>
+            <w:shd w:val="clear" w:color="auto" w:fill="1A376C"/>
+          </w:tcPr>
+          <w:p>
+            <w:pPr>
+              <w:jc w:val="center"/>
+            </w:pPr>
+            <w:r>
+              <w:rPr>
+                <w:rFonts w:ascii="Calibri" w:hAnsi="Calibri"/>
+                <w:b/>
+                <w:i w:val="0"/>
+                <w:color w:val="FFFFFF"/>
+                <w:sz w:val="22"/>
+              </w:rPr>
+              <w:t>Evidence</w:t>
+            </w:r>
+          </w:p>
+        </w:tc>
+      </w:tr>
+      <w:tr>
+        <w:tc>
+          <w:tcPr>
+            <w:tcW w:type="dxa" w:w="3456"/>
+            <w:shd w:val="clear" w:color="auto" w:fill="EBF5FB"/>
+          </w:tcPr>
+          <w:p>
+            <w:pPr>
+              <w:jc w:val="left"/>
+            </w:pPr>
+            <w:r>
+              <w:rPr>
+                <w:rFonts w:ascii="Calibri" w:hAnsi="Calibri"/>
+                <w:b w:val="0"/>
+                <w:i w:val="0"/>
+                <w:color w:val="333333"/>
+                <w:sz w:val="21"/>
+              </w:rPr>
+              <w:t>Market Demand</w:t>
+            </w:r>
+          </w:p>
+        </w:tc>
+        <w:tc>
+          <w:tcPr>
+            <w:tcW w:type="dxa" w:w="6048"/>
+            <w:shd w:val="clear" w:color="auto" w:fill="EBF5FB"/>
+          </w:tcPr>
+          <w:p>
+            <w:pPr>
+              <w:jc w:val="left"/>
+            </w:pPr>
+            <w:r>
+              <w:rPr>
+                <w:rFonts w:ascii="Calibri" w:hAnsi="Calibri"/>
+                <w:b w:val="0"/>
+                <w:i w:val="0"/>
+                <w:color w:val="333333"/>
+                <w:sz w:val="21"/>
+              </w:rPr>
+              <w:t>UNESCO 2026 MIL Challenge validates global institutional interest; 1.8B youth in target demographic</w:t>
+            </w:r>
+          </w:p>
+        </w:tc>
+      </w:tr>
+      <w:tr>
+        <w:tc>
+          <w:tcPr>
+            <w:tcW w:type="dxa" w:w="3456"/>
+            <w:shd w:val="clear" w:color="auto" w:fill="FDFEFE"/>
+          </w:tcPr>
+          <w:p>
+            <w:pPr>
+              <w:jc w:val="left"/>
+            </w:pPr>
+            <w:r>
+              <w:rPr>
+                <w:rFonts w:ascii="Calibri" w:hAnsi="Calibri"/>
+                <w:b w:val="0"/>
+                <w:i w:val="0"/>
+                <w:color w:val="333333"/>
+                <w:sz w:val="21"/>
+              </w:rPr>
+              <w:t>Problem Urgency</w:t>
+            </w:r>
+          </w:p>
+        </w:tc>
+        <w:tc>
+          <w:tcPr>
+            <w:tcW w:type="dxa" w:w="6048"/>
+            <w:shd w:val="clear" w:color="auto" w:fill="FDFEFE"/>
+          </w:tcPr>
+          <w:p>
+            <w:pPr>
+              <w:jc w:val="left"/>
+            </w:pPr>
+            <w:r>
+              <w:rPr>
+                <w:rFonts w:ascii="Calibri" w:hAnsi="Calibri"/>
+                <w:b w:val="0"/>
+                <w:i w:val="0"/>
+                <w:color w:val="333333"/>
+                <w:sz w:val="21"/>
+              </w:rPr>
+              <w:t>AI-generated misinformation growing exponentially; government mandates for digital literacy increasing globally</w:t>
+            </w:r>
+          </w:p>
+        </w:tc>
+      </w:tr>
+      <w:tr>
+        <w:tc>
+          <w:tcPr>
+            <w:tcW w:type="dxa" w:w="3456"/>
+            <w:shd w:val="clear" w:color="auto" w:fill="EBF5FB"/>
+          </w:tcPr>
+          <w:p>
+            <w:pPr>
+              <w:jc w:val="left"/>
+            </w:pPr>
+            <w:r>
+              <w:rPr>
+                <w:rFonts w:ascii="Calibri" w:hAnsi="Calibri"/>
+                <w:b w:val="0"/>
+                <w:i w:val="0"/>
+                <w:color w:val="333333"/>
+                <w:sz w:val="21"/>
+              </w:rPr>
+              <w:t>Competitive Gap</w:t>
+            </w:r>
+          </w:p>
+        </w:tc>
+        <w:tc>
+          <w:tcPr>
+            <w:tcW w:type="dxa" w:w="6048"/>
+            <w:shd w:val="clear" w:color="auto" w:fill="EBF5FB"/>
+          </w:tcPr>
+          <w:p>
+            <w:pPr>
+              <w:jc w:val="left"/>
+            </w:pPr>
+            <w:r>
+              <w:rPr>
+                <w:rFonts w:ascii="Calibri" w:hAnsi="Calibri"/>
+                <w:b w:val="0"/>
+                <w:i w:val="0"/>
+                <w:color w:val="333333"/>
+                <w:sz w:val="21"/>
+              </w:rPr>
+              <w:t>No existing platform combines simulation + consequence engine + teacher integration + AI assistance in one tool</w:t>
+            </w:r>
+          </w:p>
+        </w:tc>
+      </w:tr>
+      <w:tr>
+        <w:tc>
+          <w:tcPr>
+            <w:tcW w:type="dxa" w:w="3456"/>
+            <w:shd w:val="clear" w:color="auto" w:fill="FDFEFE"/>
+          </w:tcPr>
+          <w:p>
+            <w:pPr>
+              <w:jc w:val="left"/>
+            </w:pPr>
+            <w:r>
+              <w:rPr>
+                <w:rFonts w:ascii="Calibri" w:hAnsi="Calibri"/>
+                <w:b w:val="0"/>
+                <w:i w:val="0"/>
+                <w:color w:val="333333"/>
+                <w:sz w:val="21"/>
+              </w:rPr>
+              <w:t>Partnership Readiness</w:t>
+            </w:r>
+          </w:p>
+        </w:tc>
+        <w:tc>
+          <w:tcPr>
+            <w:tcW w:type="dxa" w:w="6048"/>
+            <w:shd w:val="clear" w:color="auto" w:fill="FDFEFE"/>
+          </w:tcPr>
+          <w:p>
+            <w:pPr>
+              <w:jc w:val="left"/>
+            </w:pPr>
+            <w:r>
+              <w:rPr>
+                <w:rFonts w:ascii="Calibri" w:hAnsi="Calibri"/>
+                <w:b w:val="0"/>
+                <w:i w:val="0"/>
+                <w:color w:val="333333"/>
+                <w:sz w:val="21"/>
+              </w:rPr>
+              <w:t>UNESCO, BBC Media Action, Reuters Foundation, and Google.org all have active MIL funding programs</w:t>
+            </w:r>
+          </w:p>
+        </w:tc>
+      </w:tr>
+      <w:tr>
+        <w:tc>
+          <w:tcPr>
+            <w:tcW w:type="dxa" w:w="3456"/>
+            <w:shd w:val="clear" w:color="auto" w:fill="EBF5FB"/>
+          </w:tcPr>
+          <w:p>
+            <w:pPr>
+              <w:jc w:val="left"/>
+            </w:pPr>
+            <w:r>
+              <w:rPr>
+                <w:rFonts w:ascii="Calibri" w:hAnsi="Calibri"/>
+                <w:b w:val="0"/>
+                <w:i w:val="0"/>
+                <w:color w:val="333333"/>
+                <w:sz w:val="21"/>
+              </w:rPr>
+              <w:t>Revenue Validation</w:t>
+            </w:r>
+          </w:p>
+        </w:tc>
+        <w:tc>
+          <w:tcPr>
+            <w:tcW w:type="dxa" w:w="6048"/>
+            <w:shd w:val="clear" w:color="auto" w:fill="EBF5FB"/>
+          </w:tcPr>
+          <w:p>
+            <w:pPr>
+              <w:jc w:val="left"/>
+            </w:pPr>
+            <w:r>
+              <w:rPr>
+                <w:rFonts w:ascii="Calibri" w:hAnsi="Calibri"/>
+                <w:b w:val="0"/>
+                <w:i w:val="0"/>
+                <w:color w:val="333333"/>
+                <w:sz w:val="21"/>
+              </w:rPr>
+              <w:t>School licensing model validated by EdTech tools: Newsela, CommonSense Media, Quill.org</w:t>
+            </w:r>
+          </w:p>
+        </w:tc>
+      </w:tr>
+      <w:tr>
+        <w:tc>
+          <w:tcPr>
+            <w:tcW w:type="dxa" w:w="3456"/>
+            <w:shd w:val="clear" w:color="auto" w:fill="FDFEFE"/>
+          </w:tcPr>
+          <w:p>
+            <w:pPr>
+              <w:jc w:val="left"/>
+            </w:pPr>
+            <w:r>
+              <w:rPr>
+                <w:rFonts w:ascii="Calibri" w:hAnsi="Calibri"/>
+                <w:b w:val="0"/>
+                <w:i w:val="0"/>
+                <w:color w:val="333333"/>
+                <w:sz w:val="21"/>
+              </w:rPr>
+              <w:t>Scale Path</w:t>
+            </w:r>
+          </w:p>
+        </w:tc>
+        <w:tc>
+          <w:tcPr>
+            <w:tcW w:type="dxa" w:w="6048"/>
+            <w:shd w:val="clear" w:color="auto" w:fill="FDFEFE"/>
+          </w:tcPr>
+          <w:p>
+            <w:pPr>
+              <w:jc w:val="left"/>
+            </w:pPr>
+            <w:r>
+              <w:rPr>
+                <w:rFonts w:ascii="Calibri" w:hAnsi="Calibri"/>
+                <w:b w:val="0"/>
+                <w:i w:val="0"/>
+                <w:color w:val="333333"/>
+                <w:sz w:val="21"/>
+              </w:rPr>
+              <w:t>Software scales without proportional cost increase; global deployment identical to local deployment technically</w:t>
+            </w:r>
+          </w:p>
+        </w:tc>
+      </w:tr>
+    </w:tbl>
+    <w:p/>
+    <w:p>
+      <w:pPr>
+        <w:spacing w:before="160" w:after="120"/>
+        <w:jc w:val="left"/>
+      </w:pPr>
+      <w:r>
+        <w:rPr>
+          <w:rFonts w:ascii="Calibri" w:hAnsi="Calibri"/>
+          <w:b/>
+          <w:i w:val="0"/>
+          <w:color w:val="1A376C"/>
+          <w:sz w:val="28"/>
+        </w:rPr>
+        <w:t>14.4 Risk Assessment &amp; Mitigation</w:t>
+      </w:r>
+    </w:p>
+    <w:tbl>
+      <w:tblPr>
+        <w:tblStyle w:val="TableGrid"/>
+        <w:tblW w:type="auto" w:w="0"/>
+        <w:jc w:val="center"/>
+        <w:tblLook w:firstColumn="1" w:firstRow="1" w:lastColumn="0" w:lastRow="0" w:noHBand="0" w:noVBand="1" w:val="04A0"/>
+      </w:tblPr>
+      <w:tblGrid>
+        <w:gridCol w:w="2280"/>
+        <w:gridCol w:w="2280"/>
+        <w:gridCol w:w="2280"/>
+        <w:gridCol w:w="2280"/>
+      </w:tblGrid>
+      <w:tr>
+        <w:tc>
+          <w:tcPr>
+            <w:tcW w:type="dxa" w:w="3744"/>
+            <w:shd w:val="clear" w:color="auto" w:fill="1A376C"/>
+          </w:tcPr>
+          <w:p>
+            <w:pPr>
+              <w:jc w:val="center"/>
+            </w:pPr>
+            <w:r>
+              <w:rPr>
+                <w:rFonts w:ascii="Calibri" w:hAnsi="Calibri"/>
+                <w:b/>
+                <w:i w:val="0"/>
+                <w:color w:val="FFFFFF"/>
+                <w:sz w:val="22"/>
+              </w:rPr>
+              <w:t>Risk</w:t>
+            </w:r>
+          </w:p>
+        </w:tc>
+        <w:tc>
+          <w:tcPr>
+            <w:tcW w:type="dxa" w:w="1296"/>
+            <w:shd w:val="clear" w:color="auto" w:fill="1A376C"/>
+          </w:tcPr>
+          <w:p>
+            <w:pPr>
+              <w:jc w:val="center"/>
+            </w:pPr>
+            <w:r>
+              <w:rPr>
+                <w:rFonts w:ascii="Calibri" w:hAnsi="Calibri"/>
+                <w:b/>
+                <w:i w:val="0"/>
+                <w:color w:val="FFFFFF"/>
+                <w:sz w:val="22"/>
+              </w:rPr>
+              <w:t>Likelihood</w:t>
+            </w:r>
+          </w:p>
+        </w:tc>
+        <w:tc>
+          <w:tcPr>
+            <w:tcW w:type="dxa" w:w="1008"/>
+            <w:shd w:val="clear" w:color="auto" w:fill="1A376C"/>
+          </w:tcPr>
+          <w:p>
+            <w:pPr>
+              <w:jc w:val="center"/>
+            </w:pPr>
+            <w:r>
+              <w:rPr>
+                <w:rFonts w:ascii="Calibri" w:hAnsi="Calibri"/>
+                <w:b/>
+                <w:i w:val="0"/>
+                <w:color w:val="FFFFFF"/>
+                <w:sz w:val="22"/>
+              </w:rPr>
+              <w:t>Impact</w:t>
+            </w:r>
+          </w:p>
+        </w:tc>
+        <w:tc>
+          <w:tcPr>
+            <w:tcW w:type="dxa" w:w="3456"/>
+            <w:shd w:val="clear" w:color="auto" w:fill="1A376C"/>
+          </w:tcPr>
+          <w:p>
+            <w:pPr>
+              <w:jc w:val="center"/>
+            </w:pPr>
+            <w:r>
+              <w:rPr>
+                <w:rFonts w:ascii="Calibri" w:hAnsi="Calibri"/>
+                <w:b/>
+                <w:i w:val="0"/>
+                <w:color w:val="FFFFFF"/>
+                <w:sz w:val="22"/>
+              </w:rPr>
+              <w:t>Mitigation Strategy</w:t>
+            </w:r>
+          </w:p>
+        </w:tc>
+      </w:tr>
+      <w:tr>
+        <w:tc>
+          <w:tcPr>
+            <w:tcW w:type="dxa" w:w="3744"/>
+            <w:shd w:val="clear" w:color="auto" w:fill="EBF5FB"/>
+          </w:tcPr>
+          <w:p>
+            <w:pPr>
+              <w:jc w:val="left"/>
+            </w:pPr>
+            <w:r>
+              <w:rPr>
+                <w:rFonts w:ascii="Calibri" w:hAnsi="Calibri"/>
+                <w:b w:val="0"/>
+                <w:i w:val="0"/>
+                <w:color w:val="333333"/>
+                <w:sz w:val="21"/>
+              </w:rPr>
+              <w:t>AI API costs exceed budget</w:t>
+            </w:r>
+          </w:p>
+        </w:tc>
+        <w:tc>
+          <w:tcPr>
+            <w:tcW w:type="dxa" w:w="1296"/>
+            <w:shd w:val="clear" w:color="auto" w:fill="EBF5FB"/>
+          </w:tcPr>
+          <w:p>
+            <w:pPr>
+              <w:jc w:val="left"/>
+            </w:pPr>
+            <w:r>
+              <w:rPr>
+                <w:rFonts w:ascii="Calibri" w:hAnsi="Calibri"/>
+                <w:b w:val="0"/>
+                <w:i w:val="0"/>
+                <w:color w:val="333333"/>
+                <w:sz w:val="21"/>
+              </w:rPr>
+              <w:t>Medium</w:t>
+            </w:r>
+          </w:p>
+        </w:tc>
+        <w:tc>
+          <w:tcPr>
+            <w:tcW w:type="dxa" w:w="1008"/>
+            <w:shd w:val="clear" w:color="auto" w:fill="EBF5FB"/>
+          </w:tcPr>
+          <w:p>
+            <w:pPr>
+              <w:jc w:val="left"/>
+            </w:pPr>
+            <w:r>
+              <w:rPr>
+                <w:rFonts w:ascii="Calibri" w:hAnsi="Calibri"/>
+                <w:b w:val="0"/>
+                <w:i w:val="0"/>
+                <w:color w:val="333333"/>
+                <w:sz w:val="21"/>
+              </w:rPr>
+              <w:t>Medium</w:t>
+            </w:r>
+          </w:p>
+        </w:tc>
+        <w:tc>
+          <w:tcPr>
+            <w:tcW w:type="dxa" w:w="3456"/>
+            <w:shd w:val="clear" w:color="auto" w:fill="EBF5FB"/>
+          </w:tcPr>
+          <w:p>
+            <w:pPr>
+              <w:jc w:val="left"/>
+            </w:pPr>
+            <w:r>
+              <w:rPr>
+                <w:rFonts w:ascii="Calibri" w:hAnsi="Calibri"/>
+                <w:b w:val="0"/>
+                <w:i w:val="0"/>
+                <w:color w:val="333333"/>
+                <w:sz w:val="21"/>
+              </w:rPr>
+              <w:t>Aggressive caching; local fallback model; usage caps per user/day</w:t>
+            </w:r>
+          </w:p>
+        </w:tc>
+      </w:tr>
+      <w:tr>
+        <w:tc>
+          <w:tcPr>
+            <w:tcW w:type="dxa" w:w="3744"/>
+            <w:shd w:val="clear" w:color="auto" w:fill="FDFEFE"/>
+          </w:tcPr>
+          <w:p>
+            <w:pPr>
+              <w:jc w:val="left"/>
+            </w:pPr>
+            <w:r>
+              <w:rPr>
+                <w:rFonts w:ascii="Calibri" w:hAnsi="Calibri"/>
+                <w:b w:val="0"/>
+                <w:i w:val="0"/>
+                <w:color w:val="333333"/>
+                <w:sz w:val="21"/>
+              </w:rPr>
+              <w:t>Low initial user adoption</w:t>
+            </w:r>
+          </w:p>
+        </w:tc>
+        <w:tc>
+          <w:tcPr>
+            <w:tcW w:type="dxa" w:w="1296"/>
+            <w:shd w:val="clear" w:color="auto" w:fill="FDFEFE"/>
+          </w:tcPr>
+          <w:p>
+            <w:pPr>
+              <w:jc w:val="left"/>
+            </w:pPr>
+            <w:r>
+              <w:rPr>
+                <w:rFonts w:ascii="Calibri" w:hAnsi="Calibri"/>
+                <w:b w:val="0"/>
+                <w:i w:val="0"/>
+                <w:color w:val="333333"/>
+                <w:sz w:val="21"/>
+              </w:rPr>
+              <w:t>Medium</w:t>
+            </w:r>
+          </w:p>
+        </w:tc>
+        <w:tc>
+          <w:tcPr>
+            <w:tcW w:type="dxa" w:w="1008"/>
+            <w:shd w:val="clear" w:color="auto" w:fill="FDFEFE"/>
+          </w:tcPr>
+          <w:p>
+            <w:pPr>
+              <w:jc w:val="left"/>
+            </w:pPr>
+            <w:r>
+              <w:rPr>
+                <w:rFonts w:ascii="Calibri" w:hAnsi="Calibri"/>
+                <w:b w:val="0"/>
+                <w:i w:val="0"/>
+                <w:color w:val="333333"/>
+                <w:sz w:val="21"/>
+              </w:rPr>
+              <w:t>High</w:t>
+            </w:r>
+          </w:p>
+        </w:tc>
+        <w:tc>
+          <w:tcPr>
+            <w:tcW w:type="dxa" w:w="3456"/>
+            <w:shd w:val="clear" w:color="auto" w:fill="FDFEFE"/>
+          </w:tcPr>
+          <w:p>
+            <w:pPr>
+              <w:jc w:val="left"/>
+            </w:pPr>
+            <w:r>
+              <w:rPr>
+                <w:rFonts w:ascii="Calibri" w:hAnsi="Calibri"/>
+                <w:b w:val="0"/>
+                <w:i w:val="0"/>
+                <w:color w:val="333333"/>
+                <w:sz w:val="21"/>
+              </w:rPr>
+              <w:t>School partnerships provide captive initial user base from launch</w:t>
+            </w:r>
+          </w:p>
+        </w:tc>
+      </w:tr>
+      <w:tr>
+        <w:tc>
+          <w:tcPr>
+            <w:tcW w:type="dxa" w:w="3744"/>
+            <w:shd w:val="clear" w:color="auto" w:fill="EBF5FB"/>
+          </w:tcPr>
+          <w:p>
+            <w:pPr>
+              <w:jc w:val="left"/>
+            </w:pPr>
+            <w:r>
+              <w:rPr>
+                <w:rFonts w:ascii="Calibri" w:hAnsi="Calibri"/>
+                <w:b w:val="0"/>
+                <w:i w:val="0"/>
+                <w:color w:val="333333"/>
+                <w:sz w:val="21"/>
+              </w:rPr>
+              <w:t>Content quality issues</w:t>
+            </w:r>
+          </w:p>
+        </w:tc>
+        <w:tc>
+          <w:tcPr>
+            <w:tcW w:type="dxa" w:w="1296"/>
+            <w:shd w:val="clear" w:color="auto" w:fill="EBF5FB"/>
+          </w:tcPr>
+          <w:p>
+            <w:pPr>
+              <w:jc w:val="left"/>
+            </w:pPr>
+            <w:r>
+              <w:rPr>
+                <w:rFonts w:ascii="Calibri" w:hAnsi="Calibri"/>
+                <w:b w:val="0"/>
+                <w:i w:val="0"/>
+                <w:color w:val="333333"/>
+                <w:sz w:val="21"/>
+              </w:rPr>
+              <w:t>Low</w:t>
+            </w:r>
+          </w:p>
+        </w:tc>
+        <w:tc>
+          <w:tcPr>
+            <w:tcW w:type="dxa" w:w="1008"/>
+            <w:shd w:val="clear" w:color="auto" w:fill="EBF5FB"/>
+          </w:tcPr>
+          <w:p>
+            <w:pPr>
+              <w:jc w:val="left"/>
+            </w:pPr>
+            <w:r>
+              <w:rPr>
+                <w:rFonts w:ascii="Calibri" w:hAnsi="Calibri"/>
+                <w:b w:val="0"/>
+                <w:i w:val="0"/>
+                <w:color w:val="333333"/>
+                <w:sz w:val="21"/>
+              </w:rPr>
+              <w:t>High</w:t>
+            </w:r>
+          </w:p>
+        </w:tc>
+        <w:tc>
+          <w:tcPr>
+            <w:tcW w:type="dxa" w:w="3456"/>
+            <w:shd w:val="clear" w:color="auto" w:fill="EBF5FB"/>
+          </w:tcPr>
+          <w:p>
+            <w:pPr>
+              <w:jc w:val="left"/>
+            </w:pPr>
+            <w:r>
+              <w:rPr>
+                <w:rFonts w:ascii="Calibri" w:hAnsi="Calibri"/>
+                <w:b w:val="0"/>
+                <w:i w:val="0"/>
+                <w:color w:val="333333"/>
+                <w:sz w:val="21"/>
+              </w:rPr>
+              <w:t>Human MIL expert mandatory review before any scenario is published</w:t>
+            </w:r>
+          </w:p>
+        </w:tc>
+      </w:tr>
+      <w:tr>
+        <w:tc>
+          <w:tcPr>
+            <w:tcW w:type="dxa" w:w="3744"/>
+            <w:shd w:val="clear" w:color="auto" w:fill="FDFEFE"/>
+          </w:tcPr>
+          <w:p>
+            <w:pPr>
+              <w:jc w:val="left"/>
+            </w:pPr>
+            <w:r>
+              <w:rPr>
+                <w:rFonts w:ascii="Calibri" w:hAnsi="Calibri"/>
+                <w:b w:val="0"/>
+                <w:i w:val="0"/>
+                <w:color w:val="333333"/>
+                <w:sz w:val="21"/>
+              </w:rPr>
+              <w:t>Data privacy breach</w:t>
+            </w:r>
+          </w:p>
+        </w:tc>
+        <w:tc>
+          <w:tcPr>
+            <w:tcW w:type="dxa" w:w="1296"/>
+            <w:shd w:val="clear" w:color="auto" w:fill="FDFEFE"/>
+          </w:tcPr>
+          <w:p>
+            <w:pPr>
+              <w:jc w:val="left"/>
+            </w:pPr>
+            <w:r>
+              <w:rPr>
+                <w:rFonts w:ascii="Calibri" w:hAnsi="Calibri"/>
+                <w:b w:val="0"/>
+                <w:i w:val="0"/>
+                <w:color w:val="333333"/>
+                <w:sz w:val="21"/>
+              </w:rPr>
+              <w:t>Low</w:t>
+            </w:r>
+          </w:p>
+        </w:tc>
+        <w:tc>
+          <w:tcPr>
+            <w:tcW w:type="dxa" w:w="1008"/>
+            <w:shd w:val="clear" w:color="auto" w:fill="FDFEFE"/>
+          </w:tcPr>
+          <w:p>
+            <w:pPr>
+              <w:jc w:val="left"/>
+            </w:pPr>
+            <w:r>
+              <w:rPr>
+                <w:rFonts w:ascii="Calibri" w:hAnsi="Calibri"/>
+                <w:b w:val="0"/>
+                <w:i w:val="0"/>
+                <w:color w:val="333333"/>
+                <w:sz w:val="21"/>
+              </w:rPr>
+              <w:t>High</w:t>
+            </w:r>
+          </w:p>
+        </w:tc>
+        <w:tc>
+          <w:tcPr>
+            <w:tcW w:type="dxa" w:w="3456"/>
+            <w:shd w:val="clear" w:color="auto" w:fill="FDFEFE"/>
+          </w:tcPr>
+          <w:p>
+            <w:pPr>
+              <w:jc w:val="left"/>
+            </w:pPr>
+            <w:r>
+              <w:rPr>
+                <w:rFonts w:ascii="Calibri" w:hAnsi="Calibri"/>
+                <w:b w:val="0"/>
+                <w:i w:val="0"/>
+                <w:color w:val="333333"/>
+                <w:sz w:val="21"/>
+              </w:rPr>
+              <w:t>Supabase RLS + JWT auth + minimal PII collection by design</w:t>
+            </w:r>
+          </w:p>
+        </w:tc>
+      </w:tr>
+      <w:tr>
+        <w:tc>
+          <w:tcPr>
+            <w:tcW w:type="dxa" w:w="3744"/>
+            <w:shd w:val="clear" w:color="auto" w:fill="EBF5FB"/>
+          </w:tcPr>
+          <w:p>
+            <w:pPr>
+              <w:jc w:val="left"/>
+            </w:pPr>
+            <w:r>
+              <w:rPr>
+                <w:rFonts w:ascii="Calibri" w:hAnsi="Calibri"/>
+                <w:b w:val="0"/>
+                <w:i w:val="0"/>
+                <w:color w:val="333333"/>
+                <w:sz w:val="21"/>
+              </w:rPr>
+              <w:t>Platform moderation at scale</w:t>
+            </w:r>
+          </w:p>
+        </w:tc>
+        <w:tc>
+          <w:tcPr>
+            <w:tcW w:type="dxa" w:w="1296"/>
+            <w:shd w:val="clear" w:color="auto" w:fill="EBF5FB"/>
+          </w:tcPr>
+          <w:p>
+            <w:pPr>
+              <w:jc w:val="left"/>
+            </w:pPr>
+            <w:r>
+              <w:rPr>
+                <w:rFonts w:ascii="Calibri" w:hAnsi="Calibri"/>
+                <w:b w:val="0"/>
+                <w:i w:val="0"/>
+                <w:color w:val="333333"/>
+                <w:sz w:val="21"/>
+              </w:rPr>
+              <w:t>Medium</w:t>
+            </w:r>
+          </w:p>
+        </w:tc>
+        <w:tc>
+          <w:tcPr>
+            <w:tcW w:type="dxa" w:w="1008"/>
+            <w:shd w:val="clear" w:color="auto" w:fill="EBF5FB"/>
+          </w:tcPr>
+          <w:p>
+            <w:pPr>
+              <w:jc w:val="left"/>
+            </w:pPr>
+            <w:r>
+              <w:rPr>
+                <w:rFonts w:ascii="Calibri" w:hAnsi="Calibri"/>
+                <w:b w:val="0"/>
+                <w:i w:val="0"/>
+                <w:color w:val="333333"/>
+                <w:sz w:val="21"/>
+              </w:rPr>
+              <w:t>Medium</w:t>
+            </w:r>
+          </w:p>
+        </w:tc>
+        <w:tc>
+          <w:tcPr>
+            <w:tcW w:type="dxa" w:w="3456"/>
+            <w:shd w:val="clear" w:color="auto" w:fill="EBF5FB"/>
+          </w:tcPr>
+          <w:p>
+            <w:pPr>
+              <w:jc w:val="left"/>
+            </w:pPr>
+            <w:r>
+              <w:rPr>
+                <w:rFonts w:ascii="Calibri" w:hAnsi="Calibri"/>
+                <w:b w:val="0"/>
+                <w:i w:val="0"/>
+                <w:color w:val="333333"/>
+                <w:sz w:val="21"/>
+              </w:rPr>
+              <w:t>Tiered moderation: AI flagging first, human review pipeline second</w:t>
+            </w:r>
+          </w:p>
+        </w:tc>
+      </w:tr>
+      <w:tr>
+        <w:tc>
+          <w:tcPr>
+            <w:tcW w:type="dxa" w:w="3744"/>
+            <w:shd w:val="clear" w:color="auto" w:fill="FDFEFE"/>
+          </w:tcPr>
+          <w:p>
+            <w:pPr>
+              <w:jc w:val="left"/>
+            </w:pPr>
+            <w:r>
+              <w:rPr>
+                <w:rFonts w:ascii="Calibri" w:hAnsi="Calibri"/>
+                <w:b w:val="0"/>
+                <w:i w:val="0"/>
+                <w:color w:val="333333"/>
+                <w:sz w:val="21"/>
+              </w:rPr>
+              <w:t>Team bandwidth (student developers)</w:t>
+            </w:r>
+          </w:p>
+        </w:tc>
+        <w:tc>
+          <w:tcPr>
+            <w:tcW w:type="dxa" w:w="1296"/>
+            <w:shd w:val="clear" w:color="auto" w:fill="FDFEFE"/>
+          </w:tcPr>
+          <w:p>
+            <w:pPr>
+              <w:jc w:val="left"/>
+            </w:pPr>
+            <w:r>
+              <w:rPr>
+                <w:rFonts w:ascii="Calibri" w:hAnsi="Calibri"/>
+                <w:b w:val="0"/>
+                <w:i w:val="0"/>
+                <w:color w:val="333333"/>
+                <w:sz w:val="21"/>
+              </w:rPr>
+              <w:t>High</w:t>
+            </w:r>
+          </w:p>
+        </w:tc>
+        <w:tc>
+          <w:tcPr>
+            <w:tcW w:type="dxa" w:w="1008"/>
+            <w:shd w:val="clear" w:color="auto" w:fill="FDFEFE"/>
+          </w:tcPr>
+          <w:p>
+            <w:pPr>
+              <w:jc w:val="left"/>
+            </w:pPr>
+            <w:r>
+              <w:rPr>
+                <w:rFonts w:ascii="Calibri" w:hAnsi="Calibri"/>
+                <w:b w:val="0"/>
+                <w:i w:val="0"/>
+                <w:color w:val="333333"/>
+                <w:sz w:val="21"/>
+              </w:rPr>
+              <w:t>Medium</w:t>
+            </w:r>
+          </w:p>
+        </w:tc>
+        <w:tc>
+          <w:tcPr>
+            <w:tcW w:type="dxa" w:w="3456"/>
+            <w:shd w:val="clear" w:color="auto" w:fill="FDFEFE"/>
+          </w:tcPr>
+          <w:p>
+            <w:pPr>
+              <w:jc w:val="left"/>
+            </w:pPr>
+            <w:r>
+              <w:rPr>
+                <w:rFonts w:ascii="Calibri" w:hAnsi="Calibri"/>
+                <w:b w:val="0"/>
+                <w:i w:val="0"/>
+                <w:color w:val="333333"/>
+                <w:sz w:val="21"/>
+              </w:rPr>
+              <w:t>Phased roadmap; MVP scope carefully limited to core learning loop</w:t>
+            </w:r>
+          </w:p>
+        </w:tc>
+      </w:tr>
+    </w:tbl>
+    <w:p/>
+    <w:p>
+      <w:r>
+        <w:br w:type="page"/>
+      </w:r>
+    </w:p>
+    <w:p>
+      <w:pPr>
+        <w:spacing w:before="240" w:after="120"/>
+        <w:jc w:val="left"/>
+      </w:pPr>
+      <w:r>
+        <w:rPr>
+          <w:rFonts w:ascii="Calibri" w:hAnsi="Calibri"/>
+          <w:b/>
+          <w:i w:val="0"/>
+          <w:color w:val="1A376C"/>
+          <w:sz w:val="36"/>
+        </w:rPr>
+        <w:t>15. Future Development</w:t>
+      </w:r>
+    </w:p>
+    <w:p>
+      <w:pPr>
+        <w:pBdr>
+          <w:bottom w:val="single" w:sz="6" w:space="1" w:color="2E86C1"/>
+        </w:pBdr>
+        <w:spacing w:before="80" w:after="80"/>
+      </w:pPr>
+    </w:p>
+    <w:p>
+      <w:pPr>
+        <w:spacing w:before="160" w:after="120"/>
+        <w:jc w:val="left"/>
+      </w:pPr>
+      <w:r>
+        <w:rPr>
+          <w:rFonts w:ascii="Calibri" w:hAnsi="Calibri"/>
+          <w:b/>
+          <w:i w:val="0"/>
+          <w:color w:val="1A376C"/>
+          <w:sz w:val="28"/>
+        </w:rPr>
+        <w:t>15.1 Phase Roadmap</w:t>
+      </w:r>
+    </w:p>
+    <w:tbl>
+      <w:tblPr>
+        <w:tblStyle w:val="TableGrid"/>
+        <w:tblW w:type="auto" w:w="0"/>
+        <w:jc w:val="center"/>
+        <w:tblLook w:firstColumn="1" w:firstRow="1" w:lastColumn="0" w:lastRow="0" w:noHBand="0" w:noVBand="1" w:val="04A0"/>
+      </w:tblPr>
+      <w:tblGrid>
+        <w:gridCol w:w="3041"/>
+        <w:gridCol w:w="3041"/>
+        <w:gridCol w:w="3041"/>
+      </w:tblGrid>
+      <w:tr>
+        <w:tc>
+          <w:tcPr>
+            <w:tcW w:type="dxa" w:w="1728"/>
+            <w:shd w:val="clear" w:color="auto" w:fill="1A376C"/>
+          </w:tcPr>
+          <w:p>
+            <w:pPr>
+              <w:jc w:val="center"/>
+            </w:pPr>
+            <w:r>
+              <w:rPr>
+                <w:rFonts w:ascii="Calibri" w:hAnsi="Calibri"/>
+                <w:b/>
+                <w:i w:val="0"/>
+                <w:color w:val="FFFFFF"/>
+                <w:sz w:val="22"/>
+              </w:rPr>
+              <w:t>Phase</w:t>
+            </w:r>
+          </w:p>
+        </w:tc>
+        <w:tc>
+          <w:tcPr>
+            <w:tcW w:type="dxa" w:w="2592"/>
+            <w:shd w:val="clear" w:color="auto" w:fill="1A376C"/>
+          </w:tcPr>
+          <w:p>
+            <w:pPr>
+              <w:jc w:val="center"/>
+            </w:pPr>
+            <w:r>
+              <w:rPr>
+                <w:rFonts w:ascii="Calibri" w:hAnsi="Calibri"/>
+                <w:b/>
+                <w:i w:val="0"/>
+                <w:color w:val="FFFFFF"/>
+                <w:sz w:val="22"/>
+              </w:rPr>
+              <w:t>Name</w:t>
+            </w:r>
+          </w:p>
+        </w:tc>
+        <w:tc>
+          <w:tcPr>
+            <w:tcW w:type="dxa" w:w="5184"/>
+            <w:shd w:val="clear" w:color="auto" w:fill="1A376C"/>
+          </w:tcPr>
+          <w:p>
+            <w:pPr>
+              <w:jc w:val="center"/>
+            </w:pPr>
+            <w:r>
+              <w:rPr>
+                <w:rFonts w:ascii="Calibri" w:hAnsi="Calibri"/>
+                <w:b/>
+                <w:i w:val="0"/>
+                <w:color w:val="FFFFFF"/>
+                <w:sz w:val="22"/>
+              </w:rPr>
+              <w:t>Key Features</w:t>
+            </w:r>
+          </w:p>
+        </w:tc>
+      </w:tr>
+      <w:tr>
+        <w:tc>
+          <w:tcPr>
+            <w:tcW w:type="dxa" w:w="1728"/>
+            <w:shd w:val="clear" w:color="auto" w:fill="EBF5FB"/>
+          </w:tcPr>
+          <w:p>
+            <w:pPr>
+              <w:jc w:val="left"/>
+            </w:pPr>
+            <w:r>
+              <w:rPr>
+                <w:rFonts w:ascii="Calibri" w:hAnsi="Calibri"/>
+                <w:b w:val="0"/>
+                <w:i w:val="0"/>
+                <w:color w:val="333333"/>
+                <w:sz w:val="21"/>
+              </w:rPr>
+              <w:t>Phase 1 (MVP)</w:t>
+            </w:r>
+          </w:p>
+        </w:tc>
+        <w:tc>
+          <w:tcPr>
+            <w:tcW w:type="dxa" w:w="2592"/>
+            <w:shd w:val="clear" w:color="auto" w:fill="EBF5FB"/>
+          </w:tcPr>
+          <w:p>
+            <w:pPr>
+              <w:jc w:val="left"/>
+            </w:pPr>
+            <w:r>
+              <w:rPr>
+                <w:rFonts w:ascii="Calibri" w:hAnsi="Calibri"/>
+                <w:b w:val="0"/>
+                <w:i w:val="0"/>
+                <w:color w:val="333333"/>
+                <w:sz w:val="21"/>
+              </w:rPr>
+              <w:t>Foundation</w:t>
+            </w:r>
+          </w:p>
+        </w:tc>
+        <w:tc>
+          <w:tcPr>
+            <w:tcW w:type="dxa" w:w="5184"/>
+            <w:shd w:val="clear" w:color="auto" w:fill="EBF5FB"/>
+          </w:tcPr>
+          <w:p>
+            <w:pPr>
+              <w:jc w:val="left"/>
+            </w:pPr>
+            <w:r>
+              <w:rPr>
+                <w:rFonts w:ascii="Calibri" w:hAnsi="Calibri"/>
+                <w:b w:val="0"/>
+                <w:i w:val="0"/>
+                <w:color w:val="333333"/>
+                <w:sz w:val="21"/>
+              </w:rPr>
+              <w:t>Core feed, TrustLens, Decision Engine, basic Academy, skill radar</w:t>
+            </w:r>
+          </w:p>
+        </w:tc>
+      </w:tr>
+      <w:tr>
+        <w:tc>
+          <w:tcPr>
+            <w:tcW w:type="dxa" w:w="1728"/>
+            <w:shd w:val="clear" w:color="auto" w:fill="FDFEFE"/>
+          </w:tcPr>
+          <w:p>
+            <w:pPr>
+              <w:jc w:val="left"/>
+            </w:pPr>
+            <w:r>
+              <w:rPr>
+                <w:rFonts w:ascii="Calibri" w:hAnsi="Calibri"/>
+                <w:b w:val="0"/>
+                <w:i w:val="0"/>
+                <w:color w:val="333333"/>
+                <w:sz w:val="21"/>
+              </w:rPr>
+              <w:t>Phase 2</w:t>
+            </w:r>
+          </w:p>
+        </w:tc>
+        <w:tc>
+          <w:tcPr>
+            <w:tcW w:type="dxa" w:w="2592"/>
+            <w:shd w:val="clear" w:color="auto" w:fill="FDFEFE"/>
+          </w:tcPr>
+          <w:p>
+            <w:pPr>
+              <w:jc w:val="left"/>
+            </w:pPr>
+            <w:r>
+              <w:rPr>
+                <w:rFonts w:ascii="Calibri" w:hAnsi="Calibri"/>
+                <w:b w:val="0"/>
+                <w:i w:val="0"/>
+                <w:color w:val="333333"/>
+                <w:sz w:val="21"/>
+              </w:rPr>
+              <w:t>Classroom Integration</w:t>
+            </w:r>
+          </w:p>
+        </w:tc>
+        <w:tc>
+          <w:tcPr>
+            <w:tcW w:type="dxa" w:w="5184"/>
+            <w:shd w:val="clear" w:color="auto" w:fill="FDFEFE"/>
+          </w:tcPr>
+          <w:p>
+            <w:pPr>
+              <w:jc w:val="left"/>
+            </w:pPr>
+            <w:r>
+              <w:rPr>
+                <w:rFonts w:ascii="Calibri" w:hAnsi="Calibri"/>
+                <w:b w:val="0"/>
+                <w:i w:val="0"/>
+                <w:color w:val="333333"/>
+                <w:sz w:val="21"/>
+              </w:rPr>
+              <w:t>Teacher dashboard, class management, assignments, analytics</w:t>
+            </w:r>
+          </w:p>
+        </w:tc>
+      </w:tr>
+      <w:tr>
+        <w:tc>
+          <w:tcPr>
+            <w:tcW w:type="dxa" w:w="1728"/>
+            <w:shd w:val="clear" w:color="auto" w:fill="EBF5FB"/>
+          </w:tcPr>
+          <w:p>
+            <w:pPr>
+              <w:jc w:val="left"/>
+            </w:pPr>
+            <w:r>
+              <w:rPr>
+                <w:rFonts w:ascii="Calibri" w:hAnsi="Calibri"/>
+                <w:b w:val="0"/>
+                <w:i w:val="0"/>
+                <w:color w:val="333333"/>
+                <w:sz w:val="21"/>
+              </w:rPr>
+              <w:t>Phase 3</w:t>
+            </w:r>
+          </w:p>
+        </w:tc>
+        <w:tc>
+          <w:tcPr>
+            <w:tcW w:type="dxa" w:w="2592"/>
+            <w:shd w:val="clear" w:color="auto" w:fill="EBF5FB"/>
+          </w:tcPr>
+          <w:p>
+            <w:pPr>
+              <w:jc w:val="left"/>
+            </w:pPr>
+            <w:r>
+              <w:rPr>
+                <w:rFonts w:ascii="Calibri" w:hAnsi="Calibri"/>
+                <w:b w:val="0"/>
+                <w:i w:val="0"/>
+                <w:color w:val="333333"/>
+                <w:sz w:val="21"/>
+              </w:rPr>
+              <w:t>Game Simulation</w:t>
+            </w:r>
+          </w:p>
+        </w:tc>
+        <w:tc>
+          <w:tcPr>
+            <w:tcW w:type="dxa" w:w="5184"/>
+            <w:shd w:val="clear" w:color="auto" w:fill="EBF5FB"/>
+          </w:tcPr>
+          <w:p>
+            <w:pPr>
+              <w:jc w:val="left"/>
+            </w:pPr>
+            <w:r>
+              <w:rPr>
+                <w:rFonts w:ascii="Calibri" w:hAnsi="Calibri"/>
+                <w:b w:val="0"/>
+                <w:i w:val="0"/>
+                <w:color w:val="333333"/>
+                <w:sz w:val="21"/>
+              </w:rPr>
+              <w:t>Newsroom Zero, Creator Mode, scenario leaderboards</w:t>
+            </w:r>
+          </w:p>
+        </w:tc>
+      </w:tr>
+      <w:tr>
+        <w:tc>
+          <w:tcPr>
+            <w:tcW w:type="dxa" w:w="1728"/>
+            <w:shd w:val="clear" w:color="auto" w:fill="FDFEFE"/>
+          </w:tcPr>
+          <w:p>
+            <w:pPr>
+              <w:jc w:val="left"/>
+            </w:pPr>
+            <w:r>
+              <w:rPr>
+                <w:rFonts w:ascii="Calibri" w:hAnsi="Calibri"/>
+                <w:b w:val="0"/>
+                <w:i w:val="0"/>
+                <w:color w:val="333333"/>
+                <w:sz w:val="21"/>
+              </w:rPr>
+              <w:t>Phase 4</w:t>
+            </w:r>
+          </w:p>
+        </w:tc>
+        <w:tc>
+          <w:tcPr>
+            <w:tcW w:type="dxa" w:w="2592"/>
+            <w:shd w:val="clear" w:color="auto" w:fill="FDFEFE"/>
+          </w:tcPr>
+          <w:p>
+            <w:pPr>
+              <w:jc w:val="left"/>
+            </w:pPr>
+            <w:r>
+              <w:rPr>
+                <w:rFonts w:ascii="Calibri" w:hAnsi="Calibri"/>
+                <w:b w:val="0"/>
+                <w:i w:val="0"/>
+                <w:color w:val="333333"/>
+                <w:sz w:val="21"/>
+              </w:rPr>
+              <w:t>Community</w:t>
+            </w:r>
+          </w:p>
+        </w:tc>
+        <w:tc>
+          <w:tcPr>
+            <w:tcW w:type="dxa" w:w="5184"/>
+            <w:shd w:val="clear" w:color="auto" w:fill="FDFEFE"/>
+          </w:tcPr>
+          <w:p>
+            <w:pPr>
+              <w:jc w:val="left"/>
+            </w:pPr>
+            <w:r>
+              <w:rPr>
+                <w:rFonts w:ascii="Calibri" w:hAnsi="Calibri"/>
+                <w:b w:val="0"/>
+                <w:i w:val="0"/>
+                <w:color w:val="333333"/>
+                <w:sz w:val="21"/>
+              </w:rPr>
+              <w:t>Community submissions, peer review, user-generated challenges</w:t>
+            </w:r>
+          </w:p>
+        </w:tc>
+      </w:tr>
+      <w:tr>
+        <w:tc>
+          <w:tcPr>
+            <w:tcW w:type="dxa" w:w="1728"/>
+            <w:shd w:val="clear" w:color="auto" w:fill="EBF5FB"/>
+          </w:tcPr>
+          <w:p>
+            <w:pPr>
+              <w:jc w:val="left"/>
+            </w:pPr>
+            <w:r>
+              <w:rPr>
+                <w:rFonts w:ascii="Calibri" w:hAnsi="Calibri"/>
+                <w:b w:val="0"/>
+                <w:i w:val="0"/>
+                <w:color w:val="333333"/>
+                <w:sz w:val="21"/>
+              </w:rPr>
+              <w:t>Phase 5</w:t>
+            </w:r>
+          </w:p>
+        </w:tc>
+        <w:tc>
+          <w:tcPr>
+            <w:tcW w:type="dxa" w:w="2592"/>
+            <w:shd w:val="clear" w:color="auto" w:fill="EBF5FB"/>
+          </w:tcPr>
+          <w:p>
+            <w:pPr>
+              <w:jc w:val="left"/>
+            </w:pPr>
+            <w:r>
+              <w:rPr>
+                <w:rFonts w:ascii="Calibri" w:hAnsi="Calibri"/>
+                <w:b w:val="0"/>
+                <w:i w:val="0"/>
+                <w:color w:val="333333"/>
+                <w:sz w:val="21"/>
+              </w:rPr>
+              <w:t>Localization</w:t>
+            </w:r>
+          </w:p>
+        </w:tc>
+        <w:tc>
+          <w:tcPr>
+            <w:tcW w:type="dxa" w:w="5184"/>
+            <w:shd w:val="clear" w:color="auto" w:fill="EBF5FB"/>
+          </w:tcPr>
+          <w:p>
+            <w:pPr>
+              <w:jc w:val="left"/>
+            </w:pPr>
+            <w:r>
+              <w:rPr>
+                <w:rFonts w:ascii="Calibri" w:hAnsi="Calibri"/>
+                <w:b w:val="0"/>
+                <w:i w:val="0"/>
+                <w:color w:val="333333"/>
+                <w:sz w:val="21"/>
+              </w:rPr>
+              <w:t>Nepali, Hindi, Bengali, Arabic — full translated scenario libraries</w:t>
+            </w:r>
+          </w:p>
+        </w:tc>
+      </w:tr>
+      <w:tr>
+        <w:tc>
+          <w:tcPr>
+            <w:tcW w:type="dxa" w:w="1728"/>
+            <w:shd w:val="clear" w:color="auto" w:fill="FDFEFE"/>
+          </w:tcPr>
+          <w:p>
+            <w:pPr>
+              <w:jc w:val="left"/>
+            </w:pPr>
+            <w:r>
+              <w:rPr>
+                <w:rFonts w:ascii="Calibri" w:hAnsi="Calibri"/>
+                <w:b w:val="0"/>
+                <w:i w:val="0"/>
+                <w:color w:val="333333"/>
+                <w:sz w:val="21"/>
+              </w:rPr>
+              <w:t>Phase 6</w:t>
+            </w:r>
+          </w:p>
+        </w:tc>
+        <w:tc>
+          <w:tcPr>
+            <w:tcW w:type="dxa" w:w="2592"/>
+            <w:shd w:val="clear" w:color="auto" w:fill="FDFEFE"/>
+          </w:tcPr>
+          <w:p>
+            <w:pPr>
+              <w:jc w:val="left"/>
+            </w:pPr>
+            <w:r>
+              <w:rPr>
+                <w:rFonts w:ascii="Calibri" w:hAnsi="Calibri"/>
+                <w:b w:val="0"/>
+                <w:i w:val="0"/>
+                <w:color w:val="333333"/>
+                <w:sz w:val="21"/>
+              </w:rPr>
+              <w:t>AI Enhancement</w:t>
+            </w:r>
+          </w:p>
+        </w:tc>
+        <w:tc>
+          <w:tcPr>
+            <w:tcW w:type="dxa" w:w="5184"/>
+            <w:shd w:val="clear" w:color="auto" w:fill="FDFEFE"/>
+          </w:tcPr>
+          <w:p>
+            <w:pPr>
+              <w:jc w:val="left"/>
+            </w:pPr>
+            <w:r>
+              <w:rPr>
+                <w:rFonts w:ascii="Calibri" w:hAnsi="Calibri"/>
+                <w:b w:val="0"/>
+                <w:i w:val="0"/>
+                <w:color w:val="333333"/>
+                <w:sz w:val="21"/>
+              </w:rPr>
+              <w:t>Adaptive difficulty, personalized learning paths, AI tutor</w:t>
+            </w:r>
+          </w:p>
+        </w:tc>
+      </w:tr>
+      <w:tr>
+        <w:tc>
+          <w:tcPr>
+            <w:tcW w:type="dxa" w:w="1728"/>
+            <w:shd w:val="clear" w:color="auto" w:fill="EBF5FB"/>
+          </w:tcPr>
+          <w:p>
+            <w:pPr>
+              <w:jc w:val="left"/>
+            </w:pPr>
+            <w:r>
+              <w:rPr>
+                <w:rFonts w:ascii="Calibri" w:hAnsi="Calibri"/>
+                <w:b w:val="0"/>
+                <w:i w:val="0"/>
+                <w:color w:val="333333"/>
+                <w:sz w:val="21"/>
+              </w:rPr>
+              <w:t>Phase 7</w:t>
+            </w:r>
+          </w:p>
+        </w:tc>
+        <w:tc>
+          <w:tcPr>
+            <w:tcW w:type="dxa" w:w="2592"/>
+            <w:shd w:val="clear" w:color="auto" w:fill="EBF5FB"/>
+          </w:tcPr>
+          <w:p>
+            <w:pPr>
+              <w:jc w:val="left"/>
+            </w:pPr>
+            <w:r>
+              <w:rPr>
+                <w:rFonts w:ascii="Calibri" w:hAnsi="Calibri"/>
+                <w:b w:val="0"/>
+                <w:i w:val="0"/>
+                <w:color w:val="333333"/>
+                <w:sz w:val="21"/>
+              </w:rPr>
+              <w:t>API Ecosystem</w:t>
+            </w:r>
+          </w:p>
+        </w:tc>
+        <w:tc>
+          <w:tcPr>
+            <w:tcW w:type="dxa" w:w="5184"/>
+            <w:shd w:val="clear" w:color="auto" w:fill="EBF5FB"/>
+          </w:tcPr>
+          <w:p>
+            <w:pPr>
+              <w:jc w:val="left"/>
+            </w:pPr>
+            <w:r>
+              <w:rPr>
+                <w:rFonts w:ascii="Calibri" w:hAnsi="Calibri"/>
+                <w:b w:val="0"/>
+                <w:i w:val="0"/>
+                <w:color w:val="333333"/>
+                <w:sz w:val="21"/>
+              </w:rPr>
+              <w:t>Open API for third-party EdTech integrations; LTI support</w:t>
+            </w:r>
+          </w:p>
+        </w:tc>
+      </w:tr>
+      <w:tr>
+        <w:tc>
+          <w:tcPr>
+            <w:tcW w:type="dxa" w:w="1728"/>
+            <w:shd w:val="clear" w:color="auto" w:fill="FDFEFE"/>
+          </w:tcPr>
+          <w:p>
+            <w:pPr>
+              <w:jc w:val="left"/>
+            </w:pPr>
+            <w:r>
+              <w:rPr>
+                <w:rFonts w:ascii="Calibri" w:hAnsi="Calibri"/>
+                <w:b w:val="0"/>
+                <w:i w:val="0"/>
+                <w:color w:val="333333"/>
+                <w:sz w:val="21"/>
+              </w:rPr>
+              <w:t>Phase 8</w:t>
+            </w:r>
+          </w:p>
+        </w:tc>
+        <w:tc>
+          <w:tcPr>
+            <w:tcW w:type="dxa" w:w="2592"/>
+            <w:shd w:val="clear" w:color="auto" w:fill="FDFEFE"/>
+          </w:tcPr>
+          <w:p>
+            <w:pPr>
+              <w:jc w:val="left"/>
+            </w:pPr>
+            <w:r>
+              <w:rPr>
+                <w:rFonts w:ascii="Calibri" w:hAnsi="Calibri"/>
+                <w:b w:val="0"/>
+                <w:i w:val="0"/>
+                <w:color w:val="333333"/>
+                <w:sz w:val="21"/>
+              </w:rPr>
+              <w:t>Research Platform</w:t>
+            </w:r>
+          </w:p>
+        </w:tc>
+        <w:tc>
+          <w:tcPr>
+            <w:tcW w:type="dxa" w:w="5184"/>
+            <w:shd w:val="clear" w:color="auto" w:fill="FDFEFE"/>
+          </w:tcPr>
+          <w:p>
+            <w:pPr>
+              <w:jc w:val="left"/>
+            </w:pPr>
+            <w:r>
+              <w:rPr>
+                <w:rFonts w:ascii="Calibri" w:hAnsi="Calibri"/>
+                <w:b w:val="0"/>
+                <w:i w:val="0"/>
+                <w:color w:val="333333"/>
+                <w:sz w:val="21"/>
+              </w:rPr>
+              <w:t>Academic research portal, anonymized data access, impact measurement</w:t>
+            </w:r>
+          </w:p>
+        </w:tc>
+      </w:tr>
+    </w:tbl>
+    <w:p/>
+    <w:p>
+      <w:pPr>
+        <w:spacing w:before="160" w:after="120"/>
+        <w:jc w:val="left"/>
+      </w:pPr>
+      <w:r>
+        <w:rPr>
+          <w:rFonts w:ascii="Calibri" w:hAnsi="Calibri"/>
+          <w:b/>
+          <w:i w:val="0"/>
+          <w:color w:val="1A376C"/>
+          <w:sz w:val="28"/>
+        </w:rPr>
+        <w:t>15.2 Planned Features</w:t>
       </w:r>
     </w:p>
     <w:p>
@@ -15227,7 +20446,7 @@
           <w:color w:val="1A376C"/>
           <w:sz w:val="28"/>
         </w:rPr>
-        <w:t>12.3 Research &amp; Impact Measurement</w:t>
+        <w:t>15.3 Research &amp; Impact Measurement</w:t>
       </w:r>
     </w:p>
     <w:p>
@@ -15264,7 +20483,7 @@
           <w:color w:val="1A376C"/>
           <w:sz w:val="36"/>
         </w:rPr>
-        <w:t>13. Conclusion</w:t>
+        <w:t>16. Conclusion</w:t>
       </w:r>
     </w:p>
     <w:p>
@@ -15389,7 +20608,7 @@
           <w:color w:val="1A376C"/>
           <w:sz w:val="36"/>
         </w:rPr>
-        <w:t>14. References</w:t>
+        <w:t>17. References</w:t>
       </w:r>
     </w:p>
     <w:p>
